--- a/da库调用命令字典与实例.docx
+++ b/da库调用命令字典与实例.docx
@@ -10,121 +10,59 @@
         <w:rPr>
           <w:rFonts w:ascii="微软雅黑" w:hAnsi="微软雅黑" w:eastAsia="微软雅黑"/>
           <w:b/>
-          <w:sz w:val="40"/>
+          <w:color w:val="1F4E79"/>
+          <w:sz w:val="44"/>
         </w:rPr>
-        <w:t>da 库 · 完整调用命令字典与实例</w:t>
+        <w:t>da 库 · 调用命令字典与实例</w:t>
       </w:r>
     </w:p>
     <w:p>
-      <w:pPr>
-        <w:jc w:val="center"/>
-      </w:pPr>
       <w:r>
         <w:rPr>
           <w:rFonts w:ascii="微软雅黑" w:hAnsi="微软雅黑" w:eastAsia="微软雅黑"/>
-          <w:color w:val="666666"/>
-          <w:sz w:val="22"/>
+          <w:color w:val="555555"/>
+          <w:sz w:val="20"/>
         </w:rPr>
-        <w:t>个人网络接单数据分析库  v0.1.0  ·  数据不出网 · 中文调用</w:t>
+        <w:t>个人网络接单数据分析库（v0.1.0）。本文档罗列全部中文调用命令，并附一份完整可跑实例。</w:t>
       </w:r>
     </w:p>
-    <w:p/>
+    <w:p>
+      <w:r>
+        <w:rPr>
+          <w:rFonts w:ascii="微软雅黑" w:hAnsi="微软雅黑" w:eastAsia="微软雅黑"/>
+          <w:color w:val="555555"/>
+          <w:sz w:val="20"/>
+        </w:rPr>
+        <w:t>换电脑安装：pip install git+ssh://git@gitee.com/qryxp/order-processing-hub.git（或 HTTPS 一行）</w:t>
+      </w:r>
+    </w:p>
     <w:p>
       <w:pPr>
         <w:pStyle w:val="Heading1"/>
       </w:pPr>
       <w:r>
-        <w:t>零、安装与导入</w:t>
+        <w:rPr>
+          <w:rFonts w:ascii="微软雅黑" w:hAnsi="微软雅黑" w:eastAsia="微软雅黑"/>
+          <w:b/>
+          <w:color w:val="1F4E79"/>
+          <w:sz w:val="30"/>
+        </w:rPr>
+        <w:t>一、导入与基础</w:t>
       </w:r>
     </w:p>
     <w:p>
       <w:pPr>
-        <w:spacing w:before="40" w:after="120"/>
-        <w:ind w:left="170"/>
         <w:shd w:val="clear" w:color="auto" w:fill="F2F2F2"/>
+        <w:pBdr>
+          <w:left w:val="single" w:sz="24" w:space="6" w:color="1F4E79"/>
+        </w:pBdr>
+        <w:spacing w:before="80" w:after="80"/>
+        <w:ind w:left="259"/>
       </w:pPr>
       <w:r>
         <w:rPr>
           <w:rFonts w:ascii="Consolas" w:hAnsi="Consolas" w:eastAsia="宋体"/>
-          <w:sz w:val="18"/>
-        </w:rPr>
-        <w:t># 本机（可编辑，改库即时生效）：</w:t>
-      </w:r>
-      <w:r>
-        <w:br/>
-      </w:r>
-      <w:r>
-        <w:rPr>
-          <w:rFonts w:ascii="Consolas" w:hAnsi="Consolas" w:eastAsia="宋体"/>
-          <w:sz w:val="18"/>
-        </w:rPr>
-        <w:t>pip install -e E:\接单库</w:t>
-      </w:r>
-      <w:r>
-        <w:br/>
-      </w:r>
-      <w:r>
-        <w:rPr>
-          <w:rFonts w:ascii="Consolas" w:hAnsi="Consolas" w:eastAsia="宋体"/>
-          <w:sz w:val="18"/>
-        </w:rPr>
-      </w:r>
-      <w:r>
-        <w:br/>
-      </w:r>
-      <w:r>
-        <w:rPr>
-          <w:rFonts w:ascii="Consolas" w:hAnsi="Consolas" w:eastAsia="宋体"/>
-          <w:sz w:val="18"/>
-        </w:rPr>
-        <w:t># 换电脑（Gitee 主推 / GitHub 备选）：</w:t>
-      </w:r>
-      <w:r>
-        <w:br/>
-      </w:r>
-      <w:r>
-        <w:rPr>
-          <w:rFonts w:ascii="Consolas" w:hAnsi="Consolas" w:eastAsia="宋体"/>
-          <w:sz w:val="18"/>
-        </w:rPr>
-        <w:t>pip install git+ssh://git@gitee.com/qryxp/order-processing-hub.git</w:t>
-      </w:r>
-      <w:r>
-        <w:br/>
-      </w:r>
-      <w:r>
-        <w:rPr>
-          <w:rFonts w:ascii="Consolas" w:hAnsi="Consolas" w:eastAsia="宋体"/>
-          <w:sz w:val="18"/>
-        </w:rPr>
-        <w:t>pip install git+ssh://git@github.com/qryxp/-jupyter.git</w:t>
-      </w:r>
-      <w:r>
-        <w:br/>
-      </w:r>
-      <w:r>
-        <w:rPr>
-          <w:rFonts w:ascii="Consolas" w:hAnsi="Consolas" w:eastAsia="宋体"/>
-          <w:sz w:val="18"/>
-        </w:rPr>
-      </w:r>
-      <w:r>
-        <w:br/>
-      </w:r>
-      <w:r>
-        <w:rPr>
-          <w:rFonts w:ascii="Consolas" w:hAnsi="Consolas" w:eastAsia="宋体"/>
-          <w:sz w:val="18"/>
-        </w:rPr>
-        <w:t># 导入（Jupyter 里这么写就能用）</w:t>
-      </w:r>
-      <w:r>
-        <w:br/>
-      </w:r>
-      <w:r>
-        <w:rPr>
-          <w:rFonts w:ascii="Consolas" w:hAnsi="Consolas" w:eastAsia="宋体"/>
-          <w:sz w:val="18"/>
+          <w:sz w:val="19"/>
         </w:rPr>
         <w:t>import da</w:t>
       </w:r>
@@ -134,9 +72,57 @@
       <w:r>
         <w:rPr>
           <w:rFonts w:ascii="Consolas" w:hAnsi="Consolas" w:eastAsia="宋体"/>
-          <w:sz w:val="18"/>
+          <w:sz w:val="19"/>
         </w:rPr>
         <w:t>import pandas as pd</w:t>
+      </w:r>
+      <w:r>
+        <w:br/>
+      </w:r>
+      <w:r>
+        <w:rPr>
+          <w:rFonts w:ascii="Consolas" w:hAnsi="Consolas" w:eastAsia="宋体"/>
+          <w:sz w:val="19"/>
+        </w:rPr>
+      </w:r>
+      <w:r>
+        <w:br/>
+      </w:r>
+      <w:r>
+        <w:rPr>
+          <w:rFonts w:ascii="Consolas" w:hAnsi="Consolas" w:eastAsia="宋体"/>
+          <w:sz w:val="19"/>
+        </w:rPr>
+        <w:t># 读数据（Excel 需 openpyxl）</w:t>
+      </w:r>
+      <w:r>
+        <w:br/>
+      </w:r>
+      <w:r>
+        <w:rPr>
+          <w:rFonts w:ascii="Consolas" w:hAnsi="Consolas" w:eastAsia="宋体"/>
+          <w:sz w:val="19"/>
+        </w:rPr>
+        <w:t>df = pd.read_csv("data/sample_skills.csv")   # 自带脱敏示例</w:t>
+      </w:r>
+      <w:r>
+        <w:br/>
+      </w:r>
+      <w:r>
+        <w:rPr>
+          <w:rFonts w:ascii="Consolas" w:hAnsi="Consolas" w:eastAsia="宋体"/>
+          <w:sz w:val="19"/>
+        </w:rPr>
+        <w:t># xl = pd.read_excel("表.xlsx", sheet_name="Case6_薪酬绩效")</w:t>
+      </w:r>
+    </w:p>
+    <w:p>
+      <w:r>
+        <w:rPr>
+          <w:rFonts w:ascii="微软雅黑" w:hAnsi="微软雅黑" w:eastAsia="微软雅黑"/>
+          <w:sz w:val="21"/>
+        </w:rPr>
+        <w:t>da 是「库」不是「数据库」。导入 = ① 读成 pandas 的 DataFrame ② 交给 da 处理；数据全程不出本机。</w:t>
       </w:r>
     </w:p>
     <w:p>
@@ -144,76 +130,177 @@
         <w:pStyle w:val="Heading1"/>
       </w:pPr>
       <w:r>
-        <w:t>一、总体调用范式（速记）</w:t>
+        <w:rPr>
+          <w:rFonts w:ascii="微软雅黑" w:hAnsi="微软雅黑" w:eastAsia="微软雅黑"/>
+          <w:b/>
+          <w:color w:val="1F4E79"/>
+          <w:sz w:val="30"/>
+        </w:rPr>
+        <w:t>二、指标调用（核心）</w:t>
+      </w:r>
+    </w:p>
+    <w:p>
+      <w:pPr>
+        <w:pStyle w:val="Heading2"/>
+      </w:pPr>
+      <w:r>
+        <w:rPr>
+          <w:rFonts w:ascii="微软雅黑" w:hAnsi="微软雅黑" w:eastAsia="微软雅黑"/>
+          <w:b/>
+          <w:color w:val="2E5C8A"/>
+          <w:sz w:val="25"/>
+        </w:rPr>
+        <w:t>2.1 域级调用（明确归属时用）</w:t>
+      </w:r>
+    </w:p>
+    <w:p>
+      <w:pPr>
+        <w:shd w:val="clear" w:color="auto" w:fill="F2F2F2"/>
+        <w:pBdr>
+          <w:left w:val="single" w:sz="24" w:space="6" w:color="1F4E79"/>
+        </w:pBdr>
+        <w:spacing w:before="80" w:after="80"/>
+        <w:ind w:left="259"/>
+      </w:pPr>
+      <w:r>
+        <w:rPr>
+          <w:rFonts w:ascii="Consolas" w:hAnsi="Consolas" w:eastAsia="宋体"/>
+          <w:sz w:val="19"/>
+        </w:rPr>
+        <w:t>da.技能外包.净到手率(df)</w:t>
+      </w:r>
+      <w:r>
+        <w:br/>
+      </w:r>
+      <w:r>
+        <w:rPr>
+          <w:rFonts w:ascii="Consolas" w:hAnsi="Consolas" w:eastAsia="宋体"/>
+          <w:sz w:val="19"/>
+        </w:rPr>
+        <w:t>da.小微电商.销售额(df)</w:t>
+      </w:r>
+      <w:r>
+        <w:br/>
+      </w:r>
+      <w:r>
+        <w:rPr>
+          <w:rFonts w:ascii="Consolas" w:hAnsi="Consolas" w:eastAsia="宋体"/>
+          <w:sz w:val="19"/>
+        </w:rPr>
+        <w:t>da.自媒体.互动率(df)</w:t>
+      </w:r>
+      <w:r>
+        <w:br/>
+      </w:r>
+      <w:r>
+        <w:rPr>
+          <w:rFonts w:ascii="Consolas" w:hAnsi="Consolas" w:eastAsia="宋体"/>
+          <w:sz w:val="19"/>
+        </w:rPr>
+        <w:t>da.零工平台.中标率(df)</w:t>
+      </w:r>
+      <w:r>
+        <w:br/>
+      </w:r>
+      <w:r>
+        <w:rPr>
+          <w:rFonts w:ascii="Consolas" w:hAnsi="Consolas" w:eastAsia="宋体"/>
+          <w:sz w:val="19"/>
+        </w:rPr>
+        <w:t>da.技能外包.净到手率(df, by="渠道来源")   # 按维度分组</w:t>
+      </w:r>
+    </w:p>
+    <w:p>
+      <w:r>
+        <w:rPr>
+          <w:rFonts w:ascii="微软雅黑" w:hAnsi="微软雅黑" w:eastAsia="微软雅黑"/>
+          <w:sz w:val="21"/>
+        </w:rPr>
+        <w:t>四个域的中文别名与英文模块对照：</w:t>
       </w:r>
     </w:p>
     <w:tbl>
       <w:tblPr>
-        <w:tblStyle w:val="LightGrid-Accent1"/>
+        <w:tblStyle w:val="TableGrid"/>
         <w:tblW w:type="auto" w:w="0"/>
-        <w:jc w:val="center"/>
         <w:tblLook w:firstColumn="1" w:firstRow="1" w:lastColumn="0" w:lastRow="0" w:noHBand="0" w:noVBand="1" w:val="04A0"/>
       </w:tblPr>
       <w:tblGrid>
-        <w:gridCol w:w="2880"/>
-        <w:gridCol w:w="2880"/>
-        <w:gridCol w:w="2880"/>
+        <w:gridCol w:w="2412"/>
+        <w:gridCol w:w="2412"/>
+        <w:gridCol w:w="2412"/>
+        <w:gridCol w:w="2412"/>
       </w:tblGrid>
       <w:tr>
         <w:tc>
           <w:tcPr>
-            <w:tcW w:type="dxa" w:w="2835"/>
+            <w:tcW w:type="dxa" w:w="1440"/>
+            <w:shd w:val="clear" w:color="auto" w:fill="1F4E79"/>
           </w:tcPr>
           <w:p>
-            <w:pPr>
-              <w:jc w:val="center"/>
-            </w:pPr>
             <w:r/>
             <w:r>
               <w:rPr>
                 <w:rFonts w:ascii="微软雅黑" w:hAnsi="微软雅黑" w:eastAsia="微软雅黑"/>
                 <w:b/>
-                <w:sz w:val="19"/>
+                <w:color w:val="FFFFFF"/>
+                <w:sz w:val="20"/>
               </w:rPr>
-              <w:t>调用形式</w:t>
+              <w:t>业务域</w:t>
             </w:r>
           </w:p>
         </w:tc>
         <w:tc>
           <w:tcPr>
-            <w:tcW w:type="dxa" w:w="3969"/>
+            <w:tcW w:type="dxa" w:w="1872"/>
+            <w:shd w:val="clear" w:color="auto" w:fill="1F4E79"/>
           </w:tcPr>
           <w:p>
-            <w:pPr>
-              <w:jc w:val="center"/>
-            </w:pPr>
             <w:r/>
             <w:r>
               <w:rPr>
                 <w:rFonts w:ascii="微软雅黑" w:hAnsi="微软雅黑" w:eastAsia="微软雅黑"/>
                 <w:b/>
-                <w:sz w:val="19"/>
+                <w:color w:val="FFFFFF"/>
+                <w:sz w:val="20"/>
               </w:rPr>
-              <w:t>说明</w:t>
+              <w:t>中文别名</w:t>
             </w:r>
           </w:p>
         </w:tc>
         <w:tc>
           <w:tcPr>
-            <w:tcW w:type="dxa" w:w="3402"/>
+            <w:tcW w:type="dxa" w:w="1872"/>
+            <w:shd w:val="clear" w:color="auto" w:fill="1F4E79"/>
           </w:tcPr>
           <w:p>
-            <w:pPr>
-              <w:jc w:val="center"/>
-            </w:pPr>
             <w:r/>
             <w:r>
               <w:rPr>
                 <w:rFonts w:ascii="微软雅黑" w:hAnsi="微软雅黑" w:eastAsia="微软雅黑"/>
                 <w:b/>
-                <w:sz w:val="19"/>
+                <w:color w:val="FFFFFF"/>
+                <w:sz w:val="20"/>
               </w:rPr>
-              <w:t>示例</w:t>
+              <w:t>英文模块</w:t>
+            </w:r>
+          </w:p>
+        </w:tc>
+        <w:tc>
+          <w:tcPr>
+            <w:tcW w:type="dxa" w:w="4608"/>
+            <w:shd w:val="clear" w:color="auto" w:fill="1F4E79"/>
+          </w:tcPr>
+          <w:p>
+            <w:r/>
+            <w:r>
+              <w:rPr>
+                <w:rFonts w:ascii="微软雅黑" w:hAnsi="微软雅黑" w:eastAsia="微软雅黑"/>
+                <w:b/>
+                <w:color w:val="FFFFFF"/>
+                <w:sz w:val="20"/>
+              </w:rPr>
+              <w:t>示例指标（部分）</w:t>
             </w:r>
           </w:p>
         </w:tc>
@@ -221,45 +308,2397 @@
       <w:tr>
         <w:tc>
           <w:tcPr>
-            <w:tcW w:type="dxa" w:w="2835"/>
-          </w:tcPr>
-          <w:p>
-            <w:r/>
-            <w:r>
-              <w:rPr>
-                <w:rFonts w:ascii="Consolas" w:hAnsi="Consolas" w:eastAsia="宋体"/>
-                <w:b/>
-                <w:sz w:val="18"/>
-              </w:rPr>
-              <w:t>da.业务域.指标(df)</w:t>
-            </w:r>
-          </w:p>
-        </w:tc>
-        <w:tc>
-          <w:tcPr>
-            <w:tcW w:type="dxa" w:w="3969"/>
+            <w:tcW w:type="dxa" w:w="1440"/>
           </w:tcPr>
           <w:p>
             <w:r/>
             <w:r>
               <w:rPr>
                 <w:rFonts w:ascii="微软雅黑" w:hAnsi="微软雅黑" w:eastAsia="微软雅黑"/>
-                <w:sz w:val="18"/>
+                <w:sz w:val="19"/>
               </w:rPr>
-              <w:t>四域指标，df 为 pandas DataFrame</w:t>
+              <w:t>技能外包</w:t>
             </w:r>
           </w:p>
         </w:tc>
         <w:tc>
           <w:tcPr>
-            <w:tcW w:type="dxa" w:w="3402"/>
+            <w:tcW w:type="dxa" w:w="1872"/>
           </w:tcPr>
           <w:p>
             <w:r/>
             <w:r>
               <w:rPr>
                 <w:rFonts w:ascii="微软雅黑" w:hAnsi="微软雅黑" w:eastAsia="微软雅黑"/>
-                <w:sz w:val="18"/>
+                <w:sz w:val="19"/>
+              </w:rPr>
+              <w:t>da.技能外包</w:t>
+            </w:r>
+          </w:p>
+        </w:tc>
+        <w:tc>
+          <w:tcPr>
+            <w:tcW w:type="dxa" w:w="1872"/>
+          </w:tcPr>
+          <w:p>
+            <w:r/>
+            <w:r>
+              <w:rPr>
+                <w:rFonts w:ascii="微软雅黑" w:hAnsi="微软雅黑" w:eastAsia="微软雅黑"/>
+                <w:sz w:val="19"/>
+              </w:rPr>
+              <w:t>da.skills</w:t>
+            </w:r>
+          </w:p>
+        </w:tc>
+        <w:tc>
+          <w:tcPr>
+            <w:tcW w:type="dxa" w:w="4608"/>
+          </w:tcPr>
+          <w:p>
+            <w:r/>
+            <w:r>
+              <w:rPr>
+                <w:rFonts w:ascii="微软雅黑" w:hAnsi="微软雅黑" w:eastAsia="微软雅黑"/>
+                <w:sz w:val="19"/>
+              </w:rPr>
+              <w:t>净到手率 / 客单价 / 报价采纳率 / 交付准时率</w:t>
+            </w:r>
+          </w:p>
+        </w:tc>
+      </w:tr>
+      <w:tr>
+        <w:tc>
+          <w:tcPr>
+            <w:tcW w:type="dxa" w:w="1440"/>
+            <w:shd w:val="clear" w:color="auto" w:fill="EDF2F8"/>
+          </w:tcPr>
+          <w:p>
+            <w:r/>
+            <w:r>
+              <w:rPr>
+                <w:rFonts w:ascii="微软雅黑" w:hAnsi="微软雅黑" w:eastAsia="微软雅黑"/>
+                <w:sz w:val="19"/>
+              </w:rPr>
+              <w:t>小微电商</w:t>
+            </w:r>
+          </w:p>
+        </w:tc>
+        <w:tc>
+          <w:tcPr>
+            <w:tcW w:type="dxa" w:w="1872"/>
+            <w:shd w:val="clear" w:color="auto" w:fill="EDF2F8"/>
+          </w:tcPr>
+          <w:p>
+            <w:r/>
+            <w:r>
+              <w:rPr>
+                <w:rFonts w:ascii="微软雅黑" w:hAnsi="微软雅黑" w:eastAsia="微软雅黑"/>
+                <w:sz w:val="19"/>
+              </w:rPr>
+              <w:t>da.小微电商</w:t>
+            </w:r>
+          </w:p>
+        </w:tc>
+        <w:tc>
+          <w:tcPr>
+            <w:tcW w:type="dxa" w:w="1872"/>
+            <w:shd w:val="clear" w:color="auto" w:fill="EDF2F8"/>
+          </w:tcPr>
+          <w:p>
+            <w:r/>
+            <w:r>
+              <w:rPr>
+                <w:rFonts w:ascii="微软雅黑" w:hAnsi="微软雅黑" w:eastAsia="微软雅黑"/>
+                <w:sz w:val="19"/>
+              </w:rPr>
+              <w:t>da.ecommerce</w:t>
+            </w:r>
+          </w:p>
+        </w:tc>
+        <w:tc>
+          <w:tcPr>
+            <w:tcW w:type="dxa" w:w="4608"/>
+            <w:shd w:val="clear" w:color="auto" w:fill="EDF2F8"/>
+          </w:tcPr>
+          <w:p>
+            <w:r/>
+            <w:r>
+              <w:rPr>
+                <w:rFonts w:ascii="微软雅黑" w:hAnsi="微软雅黑" w:eastAsia="微软雅黑"/>
+                <w:sz w:val="19"/>
+              </w:rPr>
+              <w:t>销售额 / 客单价ATV / 转化率 / 复购率</w:t>
+            </w:r>
+          </w:p>
+        </w:tc>
+      </w:tr>
+      <w:tr>
+        <w:tc>
+          <w:tcPr>
+            <w:tcW w:type="dxa" w:w="1440"/>
+          </w:tcPr>
+          <w:p>
+            <w:r/>
+            <w:r>
+              <w:rPr>
+                <w:rFonts w:ascii="微软雅黑" w:hAnsi="微软雅黑" w:eastAsia="微软雅黑"/>
+                <w:sz w:val="19"/>
+              </w:rPr>
+              <w:t>自媒体</w:t>
+            </w:r>
+          </w:p>
+        </w:tc>
+        <w:tc>
+          <w:tcPr>
+            <w:tcW w:type="dxa" w:w="1872"/>
+          </w:tcPr>
+          <w:p>
+            <w:r/>
+            <w:r>
+              <w:rPr>
+                <w:rFonts w:ascii="微软雅黑" w:hAnsi="微软雅黑" w:eastAsia="微软雅黑"/>
+                <w:sz w:val="19"/>
+              </w:rPr>
+              <w:t>da.自媒体</w:t>
+            </w:r>
+          </w:p>
+        </w:tc>
+        <w:tc>
+          <w:tcPr>
+            <w:tcW w:type="dxa" w:w="1872"/>
+          </w:tcPr>
+          <w:p>
+            <w:r/>
+            <w:r>
+              <w:rPr>
+                <w:rFonts w:ascii="微软雅黑" w:hAnsi="微软雅黑" w:eastAsia="微软雅黑"/>
+                <w:sz w:val="19"/>
+              </w:rPr>
+              <w:t>da.media</w:t>
+            </w:r>
+          </w:p>
+        </w:tc>
+        <w:tc>
+          <w:tcPr>
+            <w:tcW w:type="dxa" w:w="4608"/>
+          </w:tcPr>
+          <w:p>
+            <w:r/>
+            <w:r>
+              <w:rPr>
+                <w:rFonts w:ascii="微软雅黑" w:hAnsi="微软雅黑" w:eastAsia="微软雅黑"/>
+                <w:sz w:val="19"/>
+              </w:rPr>
+              <w:t>互动率 / 涨粉率 / 播放完成率</w:t>
+            </w:r>
+          </w:p>
+        </w:tc>
+      </w:tr>
+      <w:tr>
+        <w:tc>
+          <w:tcPr>
+            <w:tcW w:type="dxa" w:w="1440"/>
+            <w:shd w:val="clear" w:color="auto" w:fill="EDF2F8"/>
+          </w:tcPr>
+          <w:p>
+            <w:r/>
+            <w:r>
+              <w:rPr>
+                <w:rFonts w:ascii="微软雅黑" w:hAnsi="微软雅黑" w:eastAsia="微软雅黑"/>
+                <w:sz w:val="19"/>
+              </w:rPr>
+              <w:t>零工平台</w:t>
+            </w:r>
+          </w:p>
+        </w:tc>
+        <w:tc>
+          <w:tcPr>
+            <w:tcW w:type="dxa" w:w="1872"/>
+            <w:shd w:val="clear" w:color="auto" w:fill="EDF2F8"/>
+          </w:tcPr>
+          <w:p>
+            <w:r/>
+            <w:r>
+              <w:rPr>
+                <w:rFonts w:ascii="微软雅黑" w:hAnsi="微软雅黑" w:eastAsia="微软雅黑"/>
+                <w:sz w:val="19"/>
+              </w:rPr>
+              <w:t>da.零工平台</w:t>
+            </w:r>
+          </w:p>
+        </w:tc>
+        <w:tc>
+          <w:tcPr>
+            <w:tcW w:type="dxa" w:w="1872"/>
+            <w:shd w:val="clear" w:color="auto" w:fill="EDF2F8"/>
+          </w:tcPr>
+          <w:p>
+            <w:r/>
+            <w:r>
+              <w:rPr>
+                <w:rFonts w:ascii="微软雅黑" w:hAnsi="微软雅黑" w:eastAsia="微软雅黑"/>
+                <w:sz w:val="19"/>
+              </w:rPr>
+              <w:t>da.gig</w:t>
+            </w:r>
+          </w:p>
+        </w:tc>
+        <w:tc>
+          <w:tcPr>
+            <w:tcW w:type="dxa" w:w="4608"/>
+            <w:shd w:val="clear" w:color="auto" w:fill="EDF2F8"/>
+          </w:tcPr>
+          <w:p>
+            <w:r/>
+            <w:r>
+              <w:rPr>
+                <w:rFonts w:ascii="微软雅黑" w:hAnsi="微软雅黑" w:eastAsia="微软雅黑"/>
+                <w:sz w:val="19"/>
+              </w:rPr>
+              <w:t>中标率 / 任务完成率 / 时薪</w:t>
+            </w:r>
+          </w:p>
+        </w:tc>
+      </w:tr>
+    </w:tbl>
+    <w:p>
+      <w:pPr>
+        <w:pStyle w:val="Heading2"/>
+      </w:pPr>
+      <w:r>
+        <w:rPr>
+          <w:rFonts w:ascii="微软雅黑" w:hAnsi="微软雅黑" w:eastAsia="微软雅黑"/>
+          <w:b/>
+          <w:color w:val="2E5C8A"/>
+          <w:sz w:val="25"/>
+        </w:rPr>
+        <w:t>2.2 顶层直呼（★记不住域也能用）</w:t>
+      </w:r>
+    </w:p>
+    <w:p>
+      <w:r>
+        <w:rPr>
+          <w:rFonts w:ascii="微软雅黑" w:hAnsi="微软雅黑" w:eastAsia="微软雅黑"/>
+          <w:sz w:val="21"/>
+        </w:rPr>
+        <w:t>指标多了记不住归哪个域？现在支持顶层直接按中文名调用，与域级写法完全等价：</w:t>
+      </w:r>
+    </w:p>
+    <w:p>
+      <w:pPr>
+        <w:shd w:val="clear" w:color="auto" w:fill="F2F2F2"/>
+        <w:pBdr>
+          <w:left w:val="single" w:sz="24" w:space="6" w:color="1F4E79"/>
+        </w:pBdr>
+        <w:spacing w:before="80" w:after="80"/>
+        <w:ind w:left="259"/>
+      </w:pPr>
+      <w:r>
+        <w:rPr>
+          <w:rFonts w:ascii="Consolas" w:hAnsi="Consolas" w:eastAsia="宋体"/>
+          <w:sz w:val="19"/>
+        </w:rPr>
+        <w:t># 两种写法等价，返回同一个函数</w:t>
+      </w:r>
+      <w:r>
+        <w:br/>
+      </w:r>
+      <w:r>
+        <w:rPr>
+          <w:rFonts w:ascii="Consolas" w:hAnsi="Consolas" w:eastAsia="宋体"/>
+          <w:sz w:val="19"/>
+        </w:rPr>
+        <w:t>da.净到手率(df)                  # 顶层直呼（不用记域）</w:t>
+      </w:r>
+      <w:r>
+        <w:br/>
+      </w:r>
+      <w:r>
+        <w:rPr>
+          <w:rFonts w:ascii="Consolas" w:hAnsi="Consolas" w:eastAsia="宋体"/>
+          <w:sz w:val="19"/>
+        </w:rPr>
+        <w:t>da.技能外包.净到手率(df)         # 域级（等价上方）</w:t>
+      </w:r>
+      <w:r>
+        <w:br/>
+      </w:r>
+      <w:r>
+        <w:rPr>
+          <w:rFonts w:ascii="Consolas" w:hAnsi="Consolas" w:eastAsia="宋体"/>
+          <w:sz w:val="19"/>
+        </w:rPr>
+      </w:r>
+      <w:r>
+        <w:br/>
+      </w:r>
+      <w:r>
+        <w:rPr>
+          <w:rFonts w:ascii="Consolas" w:hAnsi="Consolas" w:eastAsia="宋体"/>
+          <w:sz w:val="19"/>
+        </w:rPr>
+        <w:t>da.净到手率(df, by="渠道来源")   # 分组照常</w:t>
+      </w:r>
+      <w:r>
+        <w:br/>
+      </w:r>
+      <w:r>
+        <w:rPr>
+          <w:rFonts w:ascii="Consolas" w:hAnsi="Consolas" w:eastAsia="宋体"/>
+          <w:sz w:val="19"/>
+        </w:rPr>
+        <w:t>da.销售额(df_e)                  # 小微电商</w:t>
+      </w:r>
+      <w:r>
+        <w:br/>
+      </w:r>
+      <w:r>
+        <w:rPr>
+          <w:rFonts w:ascii="Consolas" w:hAnsi="Consolas" w:eastAsia="宋体"/>
+          <w:sz w:val="19"/>
+        </w:rPr>
+        <w:t>da.互动率(df_m)                  # 自媒体</w:t>
+      </w:r>
+      <w:r>
+        <w:br/>
+      </w:r>
+      <w:r>
+        <w:rPr>
+          <w:rFonts w:ascii="Consolas" w:hAnsi="Consolas" w:eastAsia="宋体"/>
+          <w:sz w:val="19"/>
+        </w:rPr>
+        <w:t>da.中标率(df_g)                  # 零工平台</w:t>
+      </w:r>
+    </w:p>
+    <w:p>
+      <w:pPr>
+        <w:pStyle w:val="ListBullet"/>
+      </w:pPr>
+      <w:r>
+        <w:rPr>
+          <w:rFonts w:ascii="微软雅黑" w:hAnsi="微软雅黑" w:eastAsia="微软雅黑"/>
+          <w:sz w:val="21"/>
+        </w:rPr>
+        <w:t>Jupyter 里输入 da. 会自动补全出所有指标名（已注入 __dir__）。</w:t>
+      </w:r>
+    </w:p>
+    <w:p>
+      <w:pPr>
+        <w:pStyle w:val="ListBullet"/>
+      </w:pPr>
+      <w:r>
+        <w:rPr>
+          <w:rFonts w:ascii="微软雅黑" w:hAnsi="微软雅黑" w:eastAsia="微软雅黑"/>
+          <w:sz w:val="21"/>
+        </w:rPr>
+        <w:t>打错名不会懵：da.这个指标不存在 会友好提示用 da.list_metrics() 或 da.能力探测(df) 找。</w:t>
+      </w:r>
+    </w:p>
+    <w:p>
+      <w:pPr>
+        <w:pStyle w:val="ListBullet"/>
+      </w:pPr>
+      <w:r>
+        <w:rPr>
+          <w:rFonts w:ascii="微软雅黑" w:hAnsi="微软雅黑" w:eastAsia="微软雅黑"/>
+          <w:sz w:val="21"/>
+        </w:rPr>
+        <w:t>前提：指标中文名在全部域中唯一（注册表为 dict，同名后者覆盖前者）。当前库 50+ 指标无重名，放心用。</w:t>
+      </w:r>
+    </w:p>
+    <w:p>
+      <w:pPr>
+        <w:pStyle w:val="Heading2"/>
+      </w:pPr>
+      <w:r>
+        <w:rPr>
+          <w:rFonts w:ascii="微软雅黑" w:hAnsi="微软雅黑" w:eastAsia="微软雅黑"/>
+          <w:b/>
+          <w:color w:val="2E5C8A"/>
+          <w:sz w:val="25"/>
+        </w:rPr>
+        <w:t>2.3 看一个指标的算法配方</w:t>
+      </w:r>
+    </w:p>
+    <w:p>
+      <w:pPr>
+        <w:shd w:val="clear" w:color="auto" w:fill="F2F2F2"/>
+        <w:pBdr>
+          <w:left w:val="single" w:sz="24" w:space="6" w:color="1F4E79"/>
+        </w:pBdr>
+        <w:spacing w:before="80" w:after="80"/>
+        <w:ind w:left="259"/>
+      </w:pPr>
+      <w:r>
+        <w:rPr>
+          <w:rFonts w:ascii="Consolas" w:hAnsi="Consolas" w:eastAsia="宋体"/>
+          <w:sz w:val="19"/>
+        </w:rPr>
+        <w:t>da.show_recipe(da.净到手率)        # 打印该指标源码 + 字段 + 公式</w:t>
+      </w:r>
+      <w:r>
+        <w:br/>
+      </w:r>
+      <w:r>
+        <w:rPr>
+          <w:rFonts w:ascii="Consolas" w:hAnsi="Consolas" w:eastAsia="宋体"/>
+          <w:sz w:val="19"/>
+        </w:rPr>
+        <w:t>da.show_recipe(da.技能外包.净到手率)</w:t>
+      </w:r>
+    </w:p>
+    <w:p>
+      <w:pPr>
+        <w:pStyle w:val="Heading2"/>
+      </w:pPr>
+      <w:r>
+        <w:rPr>
+          <w:rFonts w:ascii="微软雅黑" w:hAnsi="微软雅黑" w:eastAsia="微软雅黑"/>
+          <w:b/>
+          <w:color w:val="2E5C8A"/>
+          <w:sz w:val="25"/>
+        </w:rPr>
+        <w:t>2.4 列全部指标 / 某域指标</w:t>
+      </w:r>
+    </w:p>
+    <w:p>
+      <w:pPr>
+        <w:shd w:val="clear" w:color="auto" w:fill="F2F2F2"/>
+        <w:pBdr>
+          <w:left w:val="single" w:sz="24" w:space="6" w:color="1F4E79"/>
+        </w:pBdr>
+        <w:spacing w:before="80" w:after="80"/>
+        <w:ind w:left="259"/>
+      </w:pPr>
+      <w:r>
+        <w:rPr>
+          <w:rFonts w:ascii="Consolas" w:hAnsi="Consolas" w:eastAsia="宋体"/>
+          <w:sz w:val="19"/>
+        </w:rPr>
+        <w:t>da.list_metrics()               # 全部（多层级清单）</w:t>
+      </w:r>
+      <w:r>
+        <w:br/>
+      </w:r>
+      <w:r>
+        <w:rPr>
+          <w:rFonts w:ascii="Consolas" w:hAnsi="Consolas" w:eastAsia="宋体"/>
+          <w:sz w:val="19"/>
+        </w:rPr>
+        <w:t>da.list_metrics("技能外包")       # 只看某域</w:t>
+      </w:r>
+      <w:r>
+        <w:br/>
+      </w:r>
+      <w:r>
+        <w:rPr>
+          <w:rFonts w:ascii="Consolas" w:hAnsi="Consolas" w:eastAsia="宋体"/>
+          <w:sz w:val="19"/>
+        </w:rPr>
+        <w:t>da.metrics_in("技能外包")        # 等价</w:t>
+      </w:r>
+      <w:r>
+        <w:br/>
+      </w:r>
+      <w:r>
+        <w:rPr>
+          <w:rFonts w:ascii="Consolas" w:hAnsi="Consolas" w:eastAsia="宋体"/>
+          <w:sz w:val="19"/>
+        </w:rPr>
+        <w:t>da.get_registry()               # 原始注册表 dict</w:t>
+      </w:r>
+    </w:p>
+    <w:p>
+      <w:pPr>
+        <w:pStyle w:val="Heading1"/>
+      </w:pPr>
+      <w:r>
+        <w:rPr>
+          <w:rFonts w:ascii="微软雅黑" w:hAnsi="微软雅黑" w:eastAsia="微软雅黑"/>
+          <w:b/>
+          <w:color w:val="1F4E79"/>
+          <w:sz w:val="30"/>
+        </w:rPr>
+        <w:t>三、数据清洗（da.数据清洗 / da.clean）</w:t>
+      </w:r>
+    </w:p>
+    <w:p>
+      <w:r>
+        <w:rPr>
+          <w:rFonts w:ascii="微软雅黑" w:hAnsi="微软雅黑" w:eastAsia="微软雅黑"/>
+          <w:sz w:val="21"/>
+        </w:rPr>
+        <w:t>通用清洗，适配任何表。所有函数默认返回新 DataFrame，不破坏原数据。</w:t>
+      </w:r>
+    </w:p>
+    <w:tbl>
+      <w:tblPr>
+        <w:tblStyle w:val="TableGrid"/>
+        <w:tblW w:type="auto" w:w="0"/>
+        <w:tblLook w:firstColumn="1" w:firstRow="1" w:lastColumn="0" w:lastRow="0" w:noHBand="0" w:noVBand="1" w:val="04A0"/>
+      </w:tblPr>
+      <w:tblGrid>
+        <w:gridCol w:w="3216"/>
+        <w:gridCol w:w="3216"/>
+        <w:gridCol w:w="3216"/>
+      </w:tblGrid>
+      <w:tr>
+        <w:tc>
+          <w:tcPr>
+            <w:tcW w:type="dxa" w:w="2160"/>
+            <w:shd w:val="clear" w:color="auto" w:fill="1F4E79"/>
+          </w:tcPr>
+          <w:p>
+            <w:r/>
+            <w:r>
+              <w:rPr>
+                <w:rFonts w:ascii="微软雅黑" w:hAnsi="微软雅黑" w:eastAsia="微软雅黑"/>
+                <w:b/>
+                <w:color w:val="FFFFFF"/>
+                <w:sz w:val="20"/>
+              </w:rPr>
+              <w:t>函数</w:t>
+            </w:r>
+          </w:p>
+        </w:tc>
+        <w:tc>
+          <w:tcPr>
+            <w:tcW w:type="dxa" w:w="3312"/>
+            <w:shd w:val="clear" w:color="auto" w:fill="1F4E79"/>
+          </w:tcPr>
+          <w:p>
+            <w:r/>
+            <w:r>
+              <w:rPr>
+                <w:rFonts w:ascii="微软雅黑" w:hAnsi="微软雅黑" w:eastAsia="微软雅黑"/>
+                <w:b/>
+                <w:color w:val="FFFFFF"/>
+                <w:sz w:val="20"/>
+              </w:rPr>
+              <w:t>作用</w:t>
+            </w:r>
+          </w:p>
+        </w:tc>
+        <w:tc>
+          <w:tcPr>
+            <w:tcW w:type="dxa" w:w="4320"/>
+            <w:shd w:val="clear" w:color="auto" w:fill="1F4E79"/>
+          </w:tcPr>
+          <w:p>
+            <w:r/>
+            <w:r>
+              <w:rPr>
+                <w:rFonts w:ascii="微软雅黑" w:hAnsi="微软雅黑" w:eastAsia="微软雅黑"/>
+                <w:b/>
+                <w:color w:val="FFFFFF"/>
+                <w:sz w:val="20"/>
+              </w:rPr>
+              <w:t>关键参数</w:t>
+            </w:r>
+          </w:p>
+        </w:tc>
+      </w:tr>
+      <w:tr>
+        <w:tc>
+          <w:tcPr>
+            <w:tcW w:type="dxa" w:w="2160"/>
+          </w:tcPr>
+          <w:p>
+            <w:r/>
+            <w:r>
+              <w:rPr>
+                <w:rFonts w:ascii="微软雅黑" w:hAnsi="微软雅黑" w:eastAsia="微软雅黑"/>
+                <w:sz w:val="19"/>
+              </w:rPr>
+              <w:t>强制日期转换</w:t>
+            </w:r>
+          </w:p>
+        </w:tc>
+        <w:tc>
+          <w:tcPr>
+            <w:tcW w:type="dxa" w:w="3312"/>
+          </w:tcPr>
+          <w:p>
+            <w:r/>
+            <w:r>
+              <w:rPr>
+                <w:rFonts w:ascii="微软雅黑" w:hAnsi="微软雅黑" w:eastAsia="微软雅黑"/>
+                <w:sz w:val="19"/>
+              </w:rPr>
+              <w:t>多格式日期强制转 datetime</w:t>
+            </w:r>
+          </w:p>
+        </w:tc>
+        <w:tc>
+          <w:tcPr>
+            <w:tcW w:type="dxa" w:w="4320"/>
+          </w:tcPr>
+          <w:p>
+            <w:r/>
+            <w:r>
+              <w:rPr>
+                <w:rFonts w:ascii="微软雅黑" w:hAnsi="微软雅黑" w:eastAsia="微软雅黑"/>
+                <w:sz w:val="19"/>
+              </w:rPr>
+              <w:t>列=None, 格式=None（自动识别）</w:t>
+            </w:r>
+          </w:p>
+        </w:tc>
+      </w:tr>
+      <w:tr>
+        <w:tc>
+          <w:tcPr>
+            <w:tcW w:type="dxa" w:w="2160"/>
+            <w:shd w:val="clear" w:color="auto" w:fill="EDF2F8"/>
+          </w:tcPr>
+          <w:p>
+            <w:r/>
+            <w:r>
+              <w:rPr>
+                <w:rFonts w:ascii="微软雅黑" w:hAnsi="微软雅黑" w:eastAsia="微软雅黑"/>
+                <w:sz w:val="19"/>
+              </w:rPr>
+              <w:t>空值映射填充</w:t>
+            </w:r>
+          </w:p>
+        </w:tc>
+        <w:tc>
+          <w:tcPr>
+            <w:tcW w:type="dxa" w:w="3312"/>
+            <w:shd w:val="clear" w:color="auto" w:fill="EDF2F8"/>
+          </w:tcPr>
+          <w:p>
+            <w:r/>
+            <w:r>
+              <w:rPr>
+                <w:rFonts w:ascii="微软雅黑" w:hAnsi="微软雅黑" w:eastAsia="微软雅黑"/>
+                <w:sz w:val="19"/>
+              </w:rPr>
+              <w:t>整列空值统一填充</w:t>
+            </w:r>
+          </w:p>
+        </w:tc>
+        <w:tc>
+          <w:tcPr>
+            <w:tcW w:type="dxa" w:w="4320"/>
+            <w:shd w:val="clear" w:color="auto" w:fill="EDF2F8"/>
+          </w:tcPr>
+          <w:p>
+            <w:r/>
+            <w:r>
+              <w:rPr>
+                <w:rFonts w:ascii="微软雅黑" w:hAnsi="微软雅黑" w:eastAsia="微软雅黑"/>
+                <w:sz w:val="19"/>
+              </w:rPr>
+              <w:t>映射=None, 数值列默认填充=0, 文本列默认填充=""</w:t>
+            </w:r>
+          </w:p>
+        </w:tc>
+      </w:tr>
+      <w:tr>
+        <w:tc>
+          <w:tcPr>
+            <w:tcW w:type="dxa" w:w="2160"/>
+          </w:tcPr>
+          <w:p>
+            <w:r/>
+            <w:r>
+              <w:rPr>
+                <w:rFonts w:ascii="微软雅黑" w:hAnsi="微软雅黑" w:eastAsia="微软雅黑"/>
+                <w:sz w:val="19"/>
+              </w:rPr>
+              <w:t>按参照列填充</w:t>
+            </w:r>
+          </w:p>
+        </w:tc>
+        <w:tc>
+          <w:tcPr>
+            <w:tcW w:type="dxa" w:w="3312"/>
+          </w:tcPr>
+          <w:p>
+            <w:r/>
+            <w:r>
+              <w:rPr>
+                <w:rFonts w:ascii="微软雅黑" w:hAnsi="微软雅黑" w:eastAsia="微软雅黑"/>
+                <w:sz w:val="19"/>
+              </w:rPr>
+              <w:t>★按另一列映射填空值</w:t>
+            </w:r>
+          </w:p>
+        </w:tc>
+        <w:tc>
+          <w:tcPr>
+            <w:tcW w:type="dxa" w:w="4320"/>
+          </w:tcPr>
+          <w:p>
+            <w:r/>
+            <w:r>
+              <w:rPr>
+                <w:rFonts w:ascii="微软雅黑" w:hAnsi="微软雅黑" w:eastAsia="微软雅黑"/>
+                <w:sz w:val="19"/>
+              </w:rPr>
+              <w:t>目标列, 参考列, 方式='组内最常见值', 映射=None</w:t>
+            </w:r>
+          </w:p>
+        </w:tc>
+      </w:tr>
+      <w:tr>
+        <w:tc>
+          <w:tcPr>
+            <w:tcW w:type="dxa" w:w="2160"/>
+            <w:shd w:val="clear" w:color="auto" w:fill="EDF2F8"/>
+          </w:tcPr>
+          <w:p>
+            <w:r/>
+            <w:r>
+              <w:rPr>
+                <w:rFonts w:ascii="微软雅黑" w:hAnsi="微软雅黑" w:eastAsia="微软雅黑"/>
+                <w:sz w:val="19"/>
+              </w:rPr>
+              <w:t>异常值检测</w:t>
+            </w:r>
+          </w:p>
+        </w:tc>
+        <w:tc>
+          <w:tcPr>
+            <w:tcW w:type="dxa" w:w="3312"/>
+            <w:shd w:val="clear" w:color="auto" w:fill="EDF2F8"/>
+          </w:tcPr>
+          <w:p>
+            <w:r/>
+            <w:r>
+              <w:rPr>
+                <w:rFonts w:ascii="微软雅黑" w:hAnsi="微软雅黑" w:eastAsia="微软雅黑"/>
+                <w:sz w:val="19"/>
+              </w:rPr>
+              <w:t>★IQR/3σ 标记离群点（只标不删）</w:t>
+            </w:r>
+          </w:p>
+        </w:tc>
+        <w:tc>
+          <w:tcPr>
+            <w:tcW w:type="dxa" w:w="4320"/>
+            <w:shd w:val="clear" w:color="auto" w:fill="EDF2F8"/>
+          </w:tcPr>
+          <w:p>
+            <w:r/>
+            <w:r>
+              <w:rPr>
+                <w:rFonts w:ascii="微软雅黑" w:hAnsi="微软雅黑" w:eastAsia="微软雅黑"/>
+                <w:sz w:val="19"/>
+              </w:rPr>
+              <w:t>数值列=None, 方法='iqr', 系数=1.5, 返回明细=False</w:t>
+            </w:r>
+          </w:p>
+        </w:tc>
+      </w:tr>
+      <w:tr>
+        <w:tc>
+          <w:tcPr>
+            <w:tcW w:type="dxa" w:w="2160"/>
+          </w:tcPr>
+          <w:p>
+            <w:r/>
+            <w:r>
+              <w:rPr>
+                <w:rFonts w:ascii="微软雅黑" w:hAnsi="微软雅黑" w:eastAsia="微软雅黑"/>
+                <w:sz w:val="19"/>
+              </w:rPr>
+              <w:t>清洗管道</w:t>
+            </w:r>
+          </w:p>
+        </w:tc>
+        <w:tc>
+          <w:tcPr>
+            <w:tcW w:type="dxa" w:w="3312"/>
+          </w:tcPr>
+          <w:p>
+            <w:r/>
+            <w:r>
+              <w:rPr>
+                <w:rFonts w:ascii="微软雅黑" w:hAnsi="微软雅黑" w:eastAsia="微软雅黑"/>
+                <w:sz w:val="19"/>
+              </w:rPr>
+              <w:t>一站式：日期+空值+去重+去空格</w:t>
+            </w:r>
+          </w:p>
+        </w:tc>
+        <w:tc>
+          <w:tcPr>
+            <w:tcW w:type="dxa" w:w="4320"/>
+          </w:tcPr>
+          <w:p>
+            <w:r/>
+            <w:r>
+              <w:rPr>
+                <w:rFonts w:ascii="微软雅黑" w:hAnsi="微软雅黑" w:eastAsia="微软雅黑"/>
+                <w:sz w:val="19"/>
+              </w:rPr>
+              <w:t>去重=True, 去空格=True, 日期列=None</w:t>
+            </w:r>
+          </w:p>
+        </w:tc>
+      </w:tr>
+    </w:tbl>
+    <w:p>
+      <w:pPr>
+        <w:pStyle w:val="Heading2"/>
+      </w:pPr>
+      <w:r>
+        <w:rPr>
+          <w:rFonts w:ascii="微软雅黑" w:hAnsi="微软雅黑" w:eastAsia="微软雅黑"/>
+          <w:b/>
+          <w:color w:val="2E5C8A"/>
+          <w:sz w:val="25"/>
+        </w:rPr>
+        <w:t>3.1 空值与按参照列填充</w:t>
+      </w:r>
+    </w:p>
+    <w:p>
+      <w:pPr>
+        <w:shd w:val="clear" w:color="auto" w:fill="F2F2F2"/>
+        <w:pBdr>
+          <w:left w:val="single" w:sz="24" w:space="6" w:color="1F4E79"/>
+        </w:pBdr>
+        <w:spacing w:before="80" w:after="80"/>
+        <w:ind w:left="259"/>
+      </w:pPr>
+      <w:r>
+        <w:rPr>
+          <w:rFonts w:ascii="Consolas" w:hAnsi="Consolas" w:eastAsia="宋体"/>
+          <w:sz w:val="19"/>
+        </w:rPr>
+        <w:t># 整列填充</w:t>
+      </w:r>
+      <w:r>
+        <w:br/>
+      </w:r>
+      <w:r>
+        <w:rPr>
+          <w:rFonts w:ascii="Consolas" w:hAnsi="Consolas" w:eastAsia="宋体"/>
+          <w:sz w:val="19"/>
+        </w:rPr>
+        <w:t>df2 = da.数据清洗.空值映射填充(df, 数值列默认填充=0, 文本列默认填充="未知")</w:t>
+      </w:r>
+      <w:r>
+        <w:br/>
+      </w:r>
+      <w:r>
+        <w:rPr>
+          <w:rFonts w:ascii="Consolas" w:hAnsi="Consolas" w:eastAsia="宋体"/>
+          <w:sz w:val="19"/>
+        </w:rPr>
+      </w:r>
+      <w:r>
+        <w:br/>
+      </w:r>
+      <w:r>
+        <w:rPr>
+          <w:rFonts w:ascii="Consolas" w:hAnsi="Consolas" w:eastAsia="宋体"/>
+          <w:sz w:val="19"/>
+        </w:rPr>
+        <w:t># 按参照列映射：用「商品名称」已有的类型，填「商品类型」的空值</w:t>
+      </w:r>
+      <w:r>
+        <w:br/>
+      </w:r>
+      <w:r>
+        <w:rPr>
+          <w:rFonts w:ascii="Consolas" w:hAnsi="Consolas" w:eastAsia="宋体"/>
+          <w:sz w:val="19"/>
+        </w:rPr>
+        <w:t>df2 = da.数据清洗.按参照列填充(</w:t>
+      </w:r>
+      <w:r>
+        <w:br/>
+      </w:r>
+      <w:r>
+        <w:rPr>
+          <w:rFonts w:ascii="Consolas" w:hAnsi="Consolas" w:eastAsia="宋体"/>
+          <w:sz w:val="19"/>
+        </w:rPr>
+        <w:t xml:space="preserve">    df, 目标列="商品类型", 参考列="商品名称",</w:t>
+      </w:r>
+      <w:r>
+        <w:br/>
+      </w:r>
+      <w:r>
+        <w:rPr>
+          <w:rFonts w:ascii="Consolas" w:hAnsi="Consolas" w:eastAsia="宋体"/>
+          <w:sz w:val="19"/>
+        </w:rPr>
+        <w:t xml:space="preserve">    方式="组内最常见值")          # 或 方式="组内首个"</w:t>
+      </w:r>
+      <w:r>
+        <w:br/>
+      </w:r>
+      <w:r>
+        <w:rPr>
+          <w:rFonts w:ascii="Consolas" w:hAnsi="Consolas" w:eastAsia="宋体"/>
+          <w:sz w:val="19"/>
+        </w:rPr>
+        <w:t># 手头有标准对照表时强制覆盖：映射={"A":"电子","B":"食品"}</w:t>
+      </w:r>
+    </w:p>
+    <w:p>
+      <w:pPr>
+        <w:pStyle w:val="ListBullet"/>
+      </w:pPr>
+      <w:r>
+        <w:rPr>
+          <w:rFonts w:ascii="微软雅黑" w:hAnsi="微软雅黑" w:eastAsia="微软雅黑"/>
+          <w:sz w:val="21"/>
+        </w:rPr>
+        <w:t>冲突提示：同一名称对应多个类型时，函数主动报警告让你人工核对，不会偷偷乱填。</w:t>
+      </w:r>
+    </w:p>
+    <w:p>
+      <w:pPr>
+        <w:pStyle w:val="ListBullet"/>
+      </w:pPr>
+      <w:r>
+        <w:rPr>
+          <w:rFonts w:ascii="微软雅黑" w:hAnsi="微软雅黑" w:eastAsia="微软雅黑"/>
+          <w:sz w:val="21"/>
+        </w:rPr>
+        <w:t>没依据就留空：参考列本身为空的行，不瞎猜，保留空。</w:t>
+      </w:r>
+    </w:p>
+    <w:p>
+      <w:pPr>
+        <w:pStyle w:val="Heading2"/>
+      </w:pPr>
+      <w:r>
+        <w:rPr>
+          <w:rFonts w:ascii="微软雅黑" w:hAnsi="微软雅黑" w:eastAsia="微软雅黑"/>
+          <w:b/>
+          <w:color w:val="2E5C8A"/>
+          <w:sz w:val="25"/>
+        </w:rPr>
+        <w:t>3.2 异常值检测（只检测，不删不改）</w:t>
+      </w:r>
+    </w:p>
+    <w:p>
+      <w:pPr>
+        <w:shd w:val="clear" w:color="auto" w:fill="F2F2F2"/>
+        <w:pBdr>
+          <w:left w:val="single" w:sz="24" w:space="6" w:color="1F4E79"/>
+        </w:pBdr>
+        <w:spacing w:before="80" w:after="80"/>
+        <w:ind w:left="259"/>
+      </w:pPr>
+      <w:r>
+        <w:rPr>
+          <w:rFonts w:ascii="Consolas" w:hAnsi="Consolas" w:eastAsia="宋体"/>
+          <w:sz w:val="19"/>
+        </w:rPr>
+        <w:t># 默认：检测全部数值列，IQR 法（系数 1.5）标记离群点</w:t>
+      </w:r>
+      <w:r>
+        <w:br/>
+      </w:r>
+      <w:r>
+        <w:rPr>
+          <w:rFonts w:ascii="Consolas" w:hAnsi="Consolas" w:eastAsia="宋体"/>
+          <w:sz w:val="19"/>
+        </w:rPr>
+        <w:t>标记 = da.数据清洗.异常值检测(df)</w:t>
+      </w:r>
+      <w:r>
+        <w:br/>
+      </w:r>
+      <w:r>
+        <w:rPr>
+          <w:rFonts w:ascii="Consolas" w:hAnsi="Consolas" w:eastAsia="宋体"/>
+          <w:sz w:val="19"/>
+        </w:rPr>
+      </w:r>
+      <w:r>
+        <w:br/>
+      </w:r>
+      <w:r>
+        <w:rPr>
+          <w:rFonts w:ascii="Consolas" w:hAnsi="Consolas" w:eastAsia="宋体"/>
+          <w:sz w:val="19"/>
+        </w:rPr>
+        <w:t># 指定列 + 系数</w:t>
+      </w:r>
+      <w:r>
+        <w:br/>
+      </w:r>
+      <w:r>
+        <w:rPr>
+          <w:rFonts w:ascii="Consolas" w:hAnsi="Consolas" w:eastAsia="宋体"/>
+          <w:sz w:val="19"/>
+        </w:rPr>
+        <w:t>标记 = da.数据清洗.异常值检测(df, 数值列=["当前月薪","年度绩效评分"], 方法="iqr", 系数=1.5)</w:t>
+      </w:r>
+      <w:r>
+        <w:br/>
+      </w:r>
+      <w:r>
+        <w:rPr>
+          <w:rFonts w:ascii="Consolas" w:hAnsi="Consolas" w:eastAsia="宋体"/>
+          <w:sz w:val="19"/>
+        </w:rPr>
+      </w:r>
+      <w:r>
+        <w:br/>
+      </w:r>
+      <w:r>
+        <w:rPr>
+          <w:rFonts w:ascii="Consolas" w:hAnsi="Consolas" w:eastAsia="宋体"/>
+          <w:sz w:val="19"/>
+        </w:rPr>
+        <w:t># 拿明细表逐条核对</w:t>
+      </w:r>
+      <w:r>
+        <w:br/>
+      </w:r>
+      <w:r>
+        <w:rPr>
+          <w:rFonts w:ascii="Consolas" w:hAnsi="Consolas" w:eastAsia="宋体"/>
+          <w:sz w:val="19"/>
+        </w:rPr>
+        <w:t>表, 明细 = da.数据清洗.异常值检测(df, 数值列=["当前月薪"], 返回明细=True)</w:t>
+      </w:r>
+      <w:r>
+        <w:br/>
+      </w:r>
+      <w:r>
+        <w:rPr>
+          <w:rFonts w:ascii="Consolas" w:hAnsi="Consolas" w:eastAsia="宋体"/>
+          <w:sz w:val="19"/>
+        </w:rPr>
+      </w:r>
+      <w:r>
+        <w:br/>
+      </w:r>
+      <w:r>
+        <w:rPr>
+          <w:rFonts w:ascii="Consolas" w:hAnsi="Consolas" w:eastAsia="宋体"/>
+          <w:sz w:val="19"/>
+        </w:rPr>
+        <w:t># 近似正态分布用 3σ 法</w:t>
+      </w:r>
+      <w:r>
+        <w:br/>
+      </w:r>
+      <w:r>
+        <w:rPr>
+          <w:rFonts w:ascii="Consolas" w:hAnsi="Consolas" w:eastAsia="宋体"/>
+          <w:sz w:val="19"/>
+        </w:rPr>
+        <w:t>标记 = da.数据清洗.异常值检测(df, 数值列=["当前月薪"], 方法="sigma", 系数=3)</w:t>
+      </w:r>
+    </w:p>
+    <w:p>
+      <w:pPr>
+        <w:pStyle w:val="ListBullet"/>
+      </w:pPr>
+      <w:r>
+        <w:rPr>
+          <w:rFonts w:ascii="微软雅黑" w:hAnsi="微软雅黑" w:eastAsia="微软雅黑"/>
+          <w:sz w:val="21"/>
+        </w:rPr>
+        <w:t>系数：IQR 默认 1.5（温和），想宽松用 3（异常更少）；3σ 默认 3，想严格用 2。</w:t>
+      </w:r>
+    </w:p>
+    <w:p>
+      <w:pPr>
+        <w:pStyle w:val="ListBullet"/>
+      </w:pPr>
+      <w:r>
+        <w:rPr>
+          <w:rFonts w:ascii="微软雅黑" w:hAnsi="微软雅黑" w:eastAsia="微软雅黑"/>
+          <w:sz w:val="21"/>
+        </w:rPr>
+        <w:t>输出：每行加 异常_&lt;列名&gt; 布尔列 + 异常_任一 汇总列（按行汇总）。异常值不是必删，先看业务合理性。</w:t>
+      </w:r>
+    </w:p>
+    <w:p>
+      <w:pPr>
+        <w:pStyle w:val="ListBullet"/>
+      </w:pPr>
+      <w:r>
+        <w:rPr>
+          <w:rFonts w:ascii="微软雅黑" w:hAnsi="微软雅黑" w:eastAsia="微软雅黑"/>
+          <w:sz w:val="21"/>
+        </w:rPr>
+        <w:t>小样本时 3σ 不鲁棒（单个极大离群值会把标准差撑大导致抓不到），偏态数据优先用 IQR。</w:t>
+      </w:r>
+    </w:p>
+    <w:p>
+      <w:pPr>
+        <w:pStyle w:val="Heading1"/>
+      </w:pPr>
+      <w:r>
+        <w:rPr>
+          <w:rFonts w:ascii="微软雅黑" w:hAnsi="微软雅黑" w:eastAsia="微软雅黑"/>
+          <w:b/>
+          <w:color w:val="1F4E79"/>
+          <w:sz w:val="30"/>
+        </w:rPr>
+        <w:t>四、图表绘制（da.图表 / da.charts）</w:t>
+      </w:r>
+    </w:p>
+    <w:p>
+      <w:pPr>
+        <w:pStyle w:val="Heading2"/>
+      </w:pPr>
+      <w:r>
+        <w:rPr>
+          <w:rFonts w:ascii="微软雅黑" w:hAnsi="微软雅黑" w:eastAsia="微软雅黑"/>
+          <w:b/>
+          <w:color w:val="2E5C8A"/>
+          <w:sz w:val="25"/>
+        </w:rPr>
+        <w:t>4.1 极简统一入口 画()</w:t>
+      </w:r>
+    </w:p>
+    <w:p>
+      <w:pPr>
+        <w:shd w:val="clear" w:color="auto" w:fill="F2F2F2"/>
+        <w:pBdr>
+          <w:left w:val="single" w:sz="24" w:space="6" w:color="1F4E79"/>
+        </w:pBdr>
+        <w:spacing w:before="80" w:after="80"/>
+        <w:ind w:left="259"/>
+      </w:pPr>
+      <w:r>
+        <w:rPr>
+          <w:rFonts w:ascii="Consolas" w:hAnsi="Consolas" w:eastAsia="宋体"/>
+          <w:sz w:val="19"/>
+        </w:rPr>
+        <w:t>da.图表.画(df, 类型="柱状图", x="渠道来源", y="实收金额", 预设="商务蓝")</w:t>
+      </w:r>
+      <w:r>
+        <w:br/>
+      </w:r>
+      <w:r>
+        <w:rPr>
+          <w:rFonts w:ascii="Consolas" w:hAnsi="Consolas" w:eastAsia="宋体"/>
+          <w:sz w:val="19"/>
+        </w:rPr>
+        <w:t>da.图表.画(df, 类型="饼图",   x="渠道来源",            预设="活力橙")</w:t>
+      </w:r>
+      <w:r>
+        <w:br/>
+      </w:r>
+      <w:r>
+        <w:rPr>
+          <w:rFonts w:ascii="Consolas" w:hAnsi="Consolas" w:eastAsia="宋体"/>
+          <w:sz w:val="19"/>
+        </w:rPr>
+        <w:t>da.图表.画(df, 类型="直方图", x="实收金额",           预设="清爽白")</w:t>
+      </w:r>
+      <w:r>
+        <w:br/>
+      </w:r>
+      <w:r>
+        <w:rPr>
+          <w:rFonts w:ascii="Consolas" w:hAnsi="Consolas" w:eastAsia="宋体"/>
+          <w:sz w:val="19"/>
+        </w:rPr>
+        <w:t>da.图表.画(df, 类型="箱线图", x="渠道来源", y="实收金额", 预设="暗夜")</w:t>
+      </w:r>
+      <w:r>
+        <w:br/>
+      </w:r>
+      <w:r>
+        <w:rPr>
+          <w:rFonts w:ascii="Consolas" w:hAnsi="Consolas" w:eastAsia="宋体"/>
+          <w:sz w:val="19"/>
+        </w:rPr>
+        <w:t>da.图表.画(df, 类型="折线图", x="月份",     y="销售额", 预设="商务蓝")</w:t>
+      </w:r>
+    </w:p>
+    <w:p>
+      <w:r>
+        <w:rPr>
+          <w:rFonts w:ascii="微软雅黑" w:hAnsi="微软雅黑" w:eastAsia="微软雅黑"/>
+          <w:sz w:val="21"/>
+        </w:rPr>
+        <w:t>画() 支持的类型：柱状图 / 条形图 / 折线图 / 饼图 / 散点图 / 气泡图 / 直方图 / 箱线图 / 热力图。</w:t>
+      </w:r>
+    </w:p>
+    <w:tbl>
+      <w:tblPr>
+        <w:tblStyle w:val="TableGrid"/>
+        <w:tblW w:type="auto" w:w="0"/>
+        <w:tblLook w:firstColumn="1" w:firstRow="1" w:lastColumn="0" w:lastRow="0" w:noHBand="0" w:noVBand="1" w:val="04A0"/>
+      </w:tblPr>
+      <w:tblGrid>
+        <w:gridCol w:w="3216"/>
+        <w:gridCol w:w="3216"/>
+        <w:gridCol w:w="3216"/>
+      </w:tblGrid>
+      <w:tr>
+        <w:tc>
+          <w:tcPr>
+            <w:tcW w:type="dxa" w:w="1584"/>
+            <w:shd w:val="clear" w:color="auto" w:fill="1F4E79"/>
+          </w:tcPr>
+          <w:p>
+            <w:r/>
+            <w:r>
+              <w:rPr>
+                <w:rFonts w:ascii="微软雅黑" w:hAnsi="微软雅黑" w:eastAsia="微软雅黑"/>
+                <w:b/>
+                <w:color w:val="FFFFFF"/>
+                <w:sz w:val="20"/>
+              </w:rPr>
+              <w:t>参数</w:t>
+            </w:r>
+          </w:p>
+        </w:tc>
+        <w:tc>
+          <w:tcPr>
+            <w:tcW w:type="dxa" w:w="3456"/>
+            <w:shd w:val="clear" w:color="auto" w:fill="1F4E79"/>
+          </w:tcPr>
+          <w:p>
+            <w:r/>
+            <w:r>
+              <w:rPr>
+                <w:rFonts w:ascii="微软雅黑" w:hAnsi="微软雅黑" w:eastAsia="微软雅黑"/>
+                <w:b/>
+                <w:color w:val="FFFFFF"/>
+                <w:sz w:val="20"/>
+              </w:rPr>
+              <w:t>含义</w:t>
+            </w:r>
+          </w:p>
+        </w:tc>
+        <w:tc>
+          <w:tcPr>
+            <w:tcW w:type="dxa" w:w="4752"/>
+            <w:shd w:val="clear" w:color="auto" w:fill="1F4E79"/>
+          </w:tcPr>
+          <w:p>
+            <w:r/>
+            <w:r>
+              <w:rPr>
+                <w:rFonts w:ascii="微软雅黑" w:hAnsi="微软雅黑" w:eastAsia="微软雅黑"/>
+                <w:b/>
+                <w:color w:val="FFFFFF"/>
+                <w:sz w:val="20"/>
+              </w:rPr>
+              <w:t>取值</w:t>
+            </w:r>
+          </w:p>
+        </w:tc>
+      </w:tr>
+      <w:tr>
+        <w:tc>
+          <w:tcPr>
+            <w:tcW w:type="dxa" w:w="1584"/>
+          </w:tcPr>
+          <w:p>
+            <w:r/>
+            <w:r>
+              <w:rPr>
+                <w:rFonts w:ascii="微软雅黑" w:hAnsi="微软雅黑" w:eastAsia="微软雅黑"/>
+                <w:sz w:val="19"/>
+              </w:rPr>
+              <w:t>类型</w:t>
+            </w:r>
+          </w:p>
+        </w:tc>
+        <w:tc>
+          <w:tcPr>
+            <w:tcW w:type="dxa" w:w="3456"/>
+          </w:tcPr>
+          <w:p>
+            <w:r/>
+            <w:r>
+              <w:rPr>
+                <w:rFonts w:ascii="微软雅黑" w:hAnsi="微软雅黑" w:eastAsia="微软雅黑"/>
+                <w:sz w:val="19"/>
+              </w:rPr>
+              <w:t>图表种类</w:t>
+            </w:r>
+          </w:p>
+        </w:tc>
+        <w:tc>
+          <w:tcPr>
+            <w:tcW w:type="dxa" w:w="4752"/>
+          </w:tcPr>
+          <w:p>
+            <w:r/>
+            <w:r>
+              <w:rPr>
+                <w:rFonts w:ascii="微软雅黑" w:hAnsi="微软雅黑" w:eastAsia="微软雅黑"/>
+                <w:sz w:val="19"/>
+              </w:rPr>
+              <w:t>见上九种</w:t>
+            </w:r>
+          </w:p>
+        </w:tc>
+      </w:tr>
+      <w:tr>
+        <w:tc>
+          <w:tcPr>
+            <w:tcW w:type="dxa" w:w="1584"/>
+            <w:shd w:val="clear" w:color="auto" w:fill="EDF2F8"/>
+          </w:tcPr>
+          <w:p>
+            <w:r/>
+            <w:r>
+              <w:rPr>
+                <w:rFonts w:ascii="微软雅黑" w:hAnsi="微软雅黑" w:eastAsia="微软雅黑"/>
+                <w:sz w:val="19"/>
+              </w:rPr>
+              <w:t>x / y</w:t>
+            </w:r>
+          </w:p>
+        </w:tc>
+        <w:tc>
+          <w:tcPr>
+            <w:tcW w:type="dxa" w:w="3456"/>
+            <w:shd w:val="clear" w:color="auto" w:fill="EDF2F8"/>
+          </w:tcPr>
+          <w:p>
+            <w:r/>
+            <w:r>
+              <w:rPr>
+                <w:rFonts w:ascii="微软雅黑" w:hAnsi="微软雅黑" w:eastAsia="微软雅黑"/>
+                <w:sz w:val="19"/>
+              </w:rPr>
+              <w:t>横轴 / 纵轴列名</w:t>
+            </w:r>
+          </w:p>
+        </w:tc>
+        <w:tc>
+          <w:tcPr>
+            <w:tcW w:type="dxa" w:w="4752"/>
+            <w:shd w:val="clear" w:color="auto" w:fill="EDF2F8"/>
+          </w:tcPr>
+          <w:p>
+            <w:r/>
+            <w:r>
+              <w:rPr>
+                <w:rFonts w:ascii="微软雅黑" w:hAnsi="微软雅黑" w:eastAsia="微软雅黑"/>
+                <w:sz w:val="19"/>
+              </w:rPr>
+              <w:t>字符串</w:t>
+            </w:r>
+          </w:p>
+        </w:tc>
+      </w:tr>
+      <w:tr>
+        <w:tc>
+          <w:tcPr>
+            <w:tcW w:type="dxa" w:w="1584"/>
+          </w:tcPr>
+          <w:p>
+            <w:r/>
+            <w:r>
+              <w:rPr>
+                <w:rFonts w:ascii="微软雅黑" w:hAnsi="微软雅黑" w:eastAsia="微软雅黑"/>
+                <w:sz w:val="19"/>
+              </w:rPr>
+              <w:t>engine</w:t>
+            </w:r>
+          </w:p>
+        </w:tc>
+        <w:tc>
+          <w:tcPr>
+            <w:tcW w:type="dxa" w:w="3456"/>
+          </w:tcPr>
+          <w:p>
+            <w:r/>
+            <w:r>
+              <w:rPr>
+                <w:rFonts w:ascii="微软雅黑" w:hAnsi="微软雅黑" w:eastAsia="微软雅黑"/>
+                <w:sz w:val="19"/>
+              </w:rPr>
+              <w:t>绘图引擎</w:t>
+            </w:r>
+          </w:p>
+        </w:tc>
+        <w:tc>
+          <w:tcPr>
+            <w:tcW w:type="dxa" w:w="4752"/>
+          </w:tcPr>
+          <w:p>
+            <w:r/>
+            <w:r>
+              <w:rPr>
+                <w:rFonts w:ascii="微软雅黑" w:hAnsi="微软雅黑" w:eastAsia="微软雅黑"/>
+                <w:sz w:val="19"/>
+              </w:rPr>
+              <w:t>plotly（默认,可交互）/ seaborn / pyecharts</w:t>
+            </w:r>
+          </w:p>
+        </w:tc>
+      </w:tr>
+      <w:tr>
+        <w:tc>
+          <w:tcPr>
+            <w:tcW w:type="dxa" w:w="1584"/>
+            <w:shd w:val="clear" w:color="auto" w:fill="EDF2F8"/>
+          </w:tcPr>
+          <w:p>
+            <w:r/>
+            <w:r>
+              <w:rPr>
+                <w:rFonts w:ascii="微软雅黑" w:hAnsi="微软雅黑" w:eastAsia="微软雅黑"/>
+                <w:sz w:val="19"/>
+              </w:rPr>
+              <w:t>预设</w:t>
+            </w:r>
+          </w:p>
+        </w:tc>
+        <w:tc>
+          <w:tcPr>
+            <w:tcW w:type="dxa" w:w="3456"/>
+            <w:shd w:val="clear" w:color="auto" w:fill="EDF2F8"/>
+          </w:tcPr>
+          <w:p>
+            <w:r/>
+            <w:r>
+              <w:rPr>
+                <w:rFonts w:ascii="微软雅黑" w:hAnsi="微软雅黑" w:eastAsia="微软雅黑"/>
+                <w:sz w:val="19"/>
+              </w:rPr>
+              <w:t>配色主题</w:t>
+            </w:r>
+          </w:p>
+        </w:tc>
+        <w:tc>
+          <w:tcPr>
+            <w:tcW w:type="dxa" w:w="4752"/>
+            <w:shd w:val="clear" w:color="auto" w:fill="EDF2F8"/>
+          </w:tcPr>
+          <w:p>
+            <w:r/>
+            <w:r>
+              <w:rPr>
+                <w:rFonts w:ascii="微软雅黑" w:hAnsi="微软雅黑" w:eastAsia="微软雅黑"/>
+                <w:sz w:val="19"/>
+              </w:rPr>
+              <w:t>清爽白 / 商务蓝(默认) / 活力橙 / 暗夜</w:t>
+            </w:r>
+          </w:p>
+        </w:tc>
+      </w:tr>
+      <w:tr>
+        <w:tc>
+          <w:tcPr>
+            <w:tcW w:type="dxa" w:w="1584"/>
+          </w:tcPr>
+          <w:p>
+            <w:r/>
+            <w:r>
+              <w:rPr>
+                <w:rFonts w:ascii="微软雅黑" w:hAnsi="微软雅黑" w:eastAsia="微软雅黑"/>
+                <w:sz w:val="19"/>
+              </w:rPr>
+              <w:t>agg</w:t>
+            </w:r>
+          </w:p>
+        </w:tc>
+        <w:tc>
+          <w:tcPr>
+            <w:tcW w:type="dxa" w:w="3456"/>
+          </w:tcPr>
+          <w:p>
+            <w:r/>
+            <w:r>
+              <w:rPr>
+                <w:rFonts w:ascii="微软雅黑" w:hAnsi="微软雅黑" w:eastAsia="微软雅黑"/>
+                <w:sz w:val="19"/>
+              </w:rPr>
+              <w:t>同 x 多行的聚合方式</w:t>
+            </w:r>
+          </w:p>
+        </w:tc>
+        <w:tc>
+          <w:tcPr>
+            <w:tcW w:type="dxa" w:w="4752"/>
+          </w:tcPr>
+          <w:p>
+            <w:r/>
+            <w:r>
+              <w:rPr>
+                <w:rFonts w:ascii="微软雅黑" w:hAnsi="微软雅黑" w:eastAsia="微软雅黑"/>
+                <w:sz w:val="19"/>
+              </w:rPr>
+              <w:t>mean/sum/count（默认 mean）</w:t>
+            </w:r>
+          </w:p>
+        </w:tc>
+      </w:tr>
+      <w:tr>
+        <w:tc>
+          <w:tcPr>
+            <w:tcW w:type="dxa" w:w="1584"/>
+            <w:shd w:val="clear" w:color="auto" w:fill="EDF2F8"/>
+          </w:tcPr>
+          <w:p>
+            <w:r/>
+            <w:r>
+              <w:rPr>
+                <w:rFonts w:ascii="微软雅黑" w:hAnsi="微软雅黑" w:eastAsia="微软雅黑"/>
+                <w:sz w:val="19"/>
+              </w:rPr>
+              <w:t>top_n</w:t>
+            </w:r>
+          </w:p>
+        </w:tc>
+        <w:tc>
+          <w:tcPr>
+            <w:tcW w:type="dxa" w:w="3456"/>
+            <w:shd w:val="clear" w:color="auto" w:fill="EDF2F8"/>
+          </w:tcPr>
+          <w:p>
+            <w:r/>
+            <w:r>
+              <w:rPr>
+                <w:rFonts w:ascii="微软雅黑" w:hAnsi="微软雅黑" w:eastAsia="微软雅黑"/>
+                <w:sz w:val="19"/>
+              </w:rPr>
+              <w:t>只取前 N 类</w:t>
+            </w:r>
+          </w:p>
+        </w:tc>
+        <w:tc>
+          <w:tcPr>
+            <w:tcW w:type="dxa" w:w="4752"/>
+            <w:shd w:val="clear" w:color="auto" w:fill="EDF2F8"/>
+          </w:tcPr>
+          <w:p>
+            <w:r/>
+            <w:r>
+              <w:rPr>
+                <w:rFonts w:ascii="微软雅黑" w:hAnsi="微软雅黑" w:eastAsia="微软雅黑"/>
+                <w:sz w:val="19"/>
+              </w:rPr>
+              <w:t>整数，如 10</w:t>
+            </w:r>
+          </w:p>
+        </w:tc>
+      </w:tr>
+    </w:tbl>
+    <w:p>
+      <w:pPr>
+        <w:pStyle w:val="Heading2"/>
+      </w:pPr>
+      <w:r>
+        <w:rPr>
+          <w:rFonts w:ascii="微软雅黑" w:hAnsi="微软雅黑" w:eastAsia="微软雅黑"/>
+          <w:b/>
+          <w:color w:val="2E5C8A"/>
+          <w:sz w:val="25"/>
+        </w:rPr>
+        <w:t>4.2 预设与设定</w:t>
+      </w:r>
+    </w:p>
+    <w:p>
+      <w:pPr>
+        <w:shd w:val="clear" w:color="auto" w:fill="F2F2F2"/>
+        <w:pBdr>
+          <w:left w:val="single" w:sz="24" w:space="6" w:color="1F4E79"/>
+        </w:pBdr>
+        <w:spacing w:before="80" w:after="80"/>
+        <w:ind w:left="259"/>
+      </w:pPr>
+      <w:r>
+        <w:rPr>
+          <w:rFonts w:ascii="Consolas" w:hAnsi="Consolas" w:eastAsia="宋体"/>
+          <w:sz w:val="19"/>
+        </w:rPr>
+        <w:t># 换黑底：预设="暗夜"</w:t>
+      </w:r>
+      <w:r>
+        <w:br/>
+      </w:r>
+      <w:r>
+        <w:rPr>
+          <w:rFonts w:ascii="Consolas" w:hAnsi="Consolas" w:eastAsia="宋体"/>
+          <w:sz w:val="19"/>
+        </w:rPr>
+        <w:t>da.图表.画(df, 类型="柱状图", x="渠道来源", y="实收金额", 预设="暗夜")</w:t>
+      </w:r>
+      <w:r>
+        <w:br/>
+      </w:r>
+      <w:r>
+        <w:rPr>
+          <w:rFonts w:ascii="Consolas" w:hAnsi="Consolas" w:eastAsia="宋体"/>
+          <w:sz w:val="19"/>
+        </w:rPr>
+      </w:r>
+      <w:r>
+        <w:br/>
+      </w:r>
+      <w:r>
+        <w:rPr>
+          <w:rFonts w:ascii="Consolas" w:hAnsi="Consolas" w:eastAsia="宋体"/>
+          <w:sz w:val="19"/>
+        </w:rPr>
+        <w:t># 设全局默认，之后 画() 不写预设也生效</w:t>
+      </w:r>
+      <w:r>
+        <w:br/>
+      </w:r>
+      <w:r>
+        <w:rPr>
+          <w:rFonts w:ascii="Consolas" w:hAnsi="Consolas" w:eastAsia="宋体"/>
+          <w:sz w:val="19"/>
+        </w:rPr>
+        <w:t>da.图表.设定(默认引擎="plotly", 默认预设="商务蓝")</w:t>
+      </w:r>
+    </w:p>
+    <w:p>
+      <w:pPr>
+        <w:pStyle w:val="Heading2"/>
+      </w:pPr>
+      <w:r>
+        <w:rPr>
+          <w:rFonts w:ascii="微软雅黑" w:hAnsi="微软雅黑" w:eastAsia="微软雅黑"/>
+          <w:b/>
+          <w:color w:val="2E5C8A"/>
+          <w:sz w:val="25"/>
+        </w:rPr>
+        <w:t>4.3 看某图配方 / 独立函数</w:t>
+      </w:r>
+    </w:p>
+    <w:p>
+      <w:pPr>
+        <w:shd w:val="clear" w:color="auto" w:fill="F2F2F2"/>
+        <w:pBdr>
+          <w:left w:val="single" w:sz="24" w:space="6" w:color="1F4E79"/>
+        </w:pBdr>
+        <w:spacing w:before="80" w:after="80"/>
+        <w:ind w:left="259"/>
+      </w:pPr>
+      <w:r>
+        <w:rPr>
+          <w:rFonts w:ascii="Consolas" w:hAnsi="Consolas" w:eastAsia="宋体"/>
+          <w:sz w:val="19"/>
+        </w:rPr>
+        <w:t>da.图表.查看配方("柱状图")                 # 打印该图配置源码</w:t>
+      </w:r>
+      <w:r>
+        <w:br/>
+      </w:r>
+      <w:r>
+        <w:rPr>
+          <w:rFonts w:ascii="Consolas" w:hAnsi="Consolas" w:eastAsia="宋体"/>
+          <w:sz w:val="19"/>
+        </w:rPr>
+        <w:t>da.图表.柱状图(df, x="渠道来源", y="实收金额")   # 各图也有独立函数可直接调</w:t>
+      </w:r>
+    </w:p>
+    <w:p>
+      <w:pPr>
+        <w:pStyle w:val="Heading1"/>
+      </w:pPr>
+      <w:r>
+        <w:rPr>
+          <w:rFonts w:ascii="微软雅黑" w:hAnsi="微软雅黑" w:eastAsia="微软雅黑"/>
+          <w:b/>
+          <w:color w:val="1F4E79"/>
+          <w:sz w:val="30"/>
+        </w:rPr>
+        <w:t>五、业务看板（da.图表）</w:t>
+      </w:r>
+    </w:p>
+    <w:p>
+      <w:pPr>
+        <w:shd w:val="clear" w:color="auto" w:fill="F2F2F2"/>
+        <w:pBdr>
+          <w:left w:val="single" w:sz="24" w:space="6" w:color="1F4E79"/>
+        </w:pBdr>
+        <w:spacing w:before="80" w:after="80"/>
+        <w:ind w:left="259"/>
+      </w:pPr>
+      <w:r>
+        <w:rPr>
+          <w:rFonts w:ascii="Consolas" w:hAnsi="Consolas" w:eastAsia="宋体"/>
+          <w:sz w:val="19"/>
+        </w:rPr>
+        <w:t>da.图表.看板(df, 名称="渠道对比")     # 固化模板，名称可用友好名或函数名</w:t>
+      </w:r>
+      <w:r>
+        <w:br/>
+      </w:r>
+      <w:r>
+        <w:rPr>
+          <w:rFonts w:ascii="Consolas" w:hAnsi="Consolas" w:eastAsia="宋体"/>
+          <w:sz w:val="19"/>
+        </w:rPr>
+        <w:t>da.图表.看板(df, 名称="渠道对比", 组合=True)  # 组合成一张大图</w:t>
+      </w:r>
+      <w:r>
+        <w:br/>
+      </w:r>
+      <w:r>
+        <w:rPr>
+          <w:rFonts w:ascii="Consolas" w:hAnsi="Consolas" w:eastAsia="宋体"/>
+          <w:sz w:val="19"/>
+        </w:rPr>
+        <w:t>da.图表.自定义看板(df, 图表=[("柱状图","渠道来源","实收金额"),</w:t>
+      </w:r>
+      <w:r>
+        <w:br/>
+      </w:r>
+      <w:r>
+        <w:rPr>
+          <w:rFonts w:ascii="Consolas" w:hAnsi="Consolas" w:eastAsia="宋体"/>
+          <w:sz w:val="19"/>
+        </w:rPr>
+        <w:t xml:space="preserve">                          ("饼图","渠道来源",None)])   # 自定义组合</w:t>
+      </w:r>
+      <w:r>
+        <w:br/>
+      </w:r>
+      <w:r>
+        <w:rPr>
+          <w:rFonts w:ascii="Consolas" w:hAnsi="Consolas" w:eastAsia="宋体"/>
+          <w:sz w:val="19"/>
+        </w:rPr>
+        <w:t>da.图表.看板清单()                    # 列出所有看板模板</w:t>
+      </w:r>
+    </w:p>
+    <w:p>
+      <w:r>
+        <w:rPr>
+          <w:rFonts w:ascii="微软雅黑" w:hAnsi="微软雅黑" w:eastAsia="微软雅黑"/>
+          <w:sz w:val="21"/>
+        </w:rPr>
+        <w:t>内置看板：地区销售 / 渠道对比 / 收益趋势 / 品类销售 / 账号表现 / 接单效率。名称支持友好名（如 '渠道对比'）或函数名（如 '渠道对比看板'）。</w:t>
+      </w:r>
+    </w:p>
+    <w:p>
+      <w:pPr>
+        <w:pStyle w:val="Heading1"/>
+      </w:pPr>
+      <w:r>
+        <w:rPr>
+          <w:rFonts w:ascii="微软雅黑" w:hAnsi="微软雅黑" w:eastAsia="微软雅黑"/>
+          <w:b/>
+          <w:color w:val="1F4E79"/>
+          <w:sz w:val="30"/>
+        </w:rPr>
+        <w:t>六、能力探测与一键计算</w:t>
+      </w:r>
+    </w:p>
+    <w:p>
+      <w:pPr>
+        <w:shd w:val="clear" w:color="auto" w:fill="F2F2F2"/>
+        <w:pBdr>
+          <w:left w:val="single" w:sz="24" w:space="6" w:color="1F4E79"/>
+        </w:pBdr>
+        <w:spacing w:before="80" w:after="80"/>
+        <w:ind w:left="259"/>
+      </w:pPr>
+      <w:r>
+        <w:rPr>
+          <w:rFonts w:ascii="Consolas" w:hAnsi="Consolas" w:eastAsia="宋体"/>
+          <w:sz w:val="19"/>
+        </w:rPr>
+        <w:t>da.能力探测(df, "技能外包")   # 列出可算指标 + 差几列能解锁哪些</w:t>
+      </w:r>
+      <w:r>
+        <w:br/>
+      </w:r>
+      <w:r>
+        <w:rPr>
+          <w:rFonts w:ascii="Consolas" w:hAnsi="Consolas" w:eastAsia="宋体"/>
+          <w:sz w:val="19"/>
+        </w:rPr>
+        <w:t>da.可算指标(df, "技能外包")    # 仅列当前能算的</w:t>
+      </w:r>
+      <w:r>
+        <w:br/>
+      </w:r>
+      <w:r>
+        <w:rPr>
+          <w:rFonts w:ascii="Consolas" w:hAnsi="Consolas" w:eastAsia="宋体"/>
+          <w:sz w:val="19"/>
+        </w:rPr>
+        <w:t>da.一键计算(df, "技能外包")    # 批量算出所有可算指标</w:t>
+      </w:r>
+    </w:p>
+    <w:p>
+      <w:r>
+        <w:rPr>
+          <w:rFonts w:ascii="微软雅黑" w:hAnsi="微软雅黑" w:eastAsia="微软雅黑"/>
+          <w:sz w:val="21"/>
+        </w:rPr>
+        <w:t>可选列容错：指标如 综合成本率 标了可选列 税费，缺该列时按 0 计算仍可算，并给出提示。</w:t>
+      </w:r>
+    </w:p>
+    <w:p>
+      <w:pPr>
+        <w:pStyle w:val="Heading1"/>
+      </w:pPr>
+      <w:r>
+        <w:rPr>
+          <w:rFonts w:ascii="微软雅黑" w:hAnsi="微软雅黑" w:eastAsia="微软雅黑"/>
+          <w:b/>
+          <w:color w:val="1F4E79"/>
+          <w:sz w:val="30"/>
+        </w:rPr>
+        <w:t>七、命令自更新（da.更新）</w:t>
+      </w:r>
+    </w:p>
+    <w:p>
+      <w:pPr>
+        <w:shd w:val="clear" w:color="auto" w:fill="F2F2F2"/>
+        <w:pBdr>
+          <w:left w:val="single" w:sz="24" w:space="6" w:color="1F4E79"/>
+        </w:pBdr>
+        <w:spacing w:before="80" w:after="80"/>
+        <w:ind w:left="259"/>
+      </w:pPr>
+      <w:r>
+        <w:rPr>
+          <w:rFonts w:ascii="Consolas" w:hAnsi="Consolas" w:eastAsia="宋体"/>
+          <w:sz w:val="19"/>
+        </w:rPr>
+        <w:t># 往内置域加一个指标（仅 4 个内置域：技能外包/小微电商/自媒体/零工平台）</w:t>
+      </w:r>
+      <w:r>
+        <w:br/>
+      </w:r>
+      <w:r>
+        <w:rPr>
+          <w:rFonts w:ascii="Consolas" w:hAnsi="Consolas" w:eastAsia="宋体"/>
+          <w:sz w:val="19"/>
+        </w:rPr>
+        <w:t>da.更新.加指标(</w:t>
+      </w:r>
+      <w:r>
+        <w:br/>
+      </w:r>
+      <w:r>
+        <w:rPr>
+          <w:rFonts w:ascii="Consolas" w:hAnsi="Consolas" w:eastAsia="宋体"/>
+          <w:sz w:val="19"/>
+        </w:rPr>
+        <w:t xml:space="preserve">    域="技能外包", 名称="示例_平均月薪",</w:t>
+      </w:r>
+      <w:r>
+        <w:br/>
+      </w:r>
+      <w:r>
+        <w:rPr>
+          <w:rFonts w:ascii="Consolas" w:hAnsi="Consolas" w:eastAsia="宋体"/>
+          <w:sz w:val="19"/>
+        </w:rPr>
+        <w:t xml:space="preserve">    字段=["当前月薪"], 公式="平均月薪=当前月薪均值",</w:t>
+      </w:r>
+      <w:r>
+        <w:br/>
+      </w:r>
+      <w:r>
+        <w:rPr>
+          <w:rFonts w:ascii="Consolas" w:hAnsi="Consolas" w:eastAsia="宋体"/>
+          <w:sz w:val="19"/>
+        </w:rPr>
+        <w:t xml:space="preserve">    计算体='return d["当前月薪"].mean()')</w:t>
+      </w:r>
+      <w:r>
+        <w:br/>
+      </w:r>
+      <w:r>
+        <w:rPr>
+          <w:rFonts w:ascii="Consolas" w:hAnsi="Consolas" w:eastAsia="宋体"/>
+          <w:sz w:val="19"/>
+        </w:rPr>
+      </w:r>
+      <w:r>
+        <w:br/>
+      </w:r>
+      <w:r>
+        <w:rPr>
+          <w:rFonts w:ascii="Consolas" w:hAnsi="Consolas" w:eastAsia="宋体"/>
+          <w:sz w:val="19"/>
+        </w:rPr>
+        <w:t># 加一个看板模板</w:t>
+      </w:r>
+      <w:r>
+        <w:br/>
+      </w:r>
+      <w:r>
+        <w:rPr>
+          <w:rFonts w:ascii="Consolas" w:hAnsi="Consolas" w:eastAsia="宋体"/>
+          <w:sz w:val="19"/>
+        </w:rPr>
+        <w:t>da.更新.加看板(名称="我的看板", 图表列表=[{"类型":"柱状图","x":"渠道来源","y":"实收金额"}])</w:t>
+      </w:r>
+    </w:p>
+    <w:p>
+      <w:r>
+        <w:rPr>
+          <w:rFonts w:ascii="微软雅黑" w:hAnsi="微软雅黑" w:eastAsia="微软雅黑"/>
+          <w:sz w:val="21"/>
+        </w:rPr>
+        <w:t>加指标会写入 da/&lt;域&gt;/_自定义.py 并热加载，立即生效。注意：不能直接建新域（如 '薪酬绩效'），新业务域需手写模块（见第八节脚手架）。</w:t>
+      </w:r>
+    </w:p>
+    <w:p>
+      <w:pPr>
+        <w:pStyle w:val="Heading1"/>
+      </w:pPr>
+      <w:r>
+        <w:rPr>
+          <w:rFonts w:ascii="微软雅黑" w:hAnsi="微软雅黑" w:eastAsia="微软雅黑"/>
+          <w:b/>
+          <w:color w:val="1F4E79"/>
+          <w:sz w:val="30"/>
+        </w:rPr>
+        <w:t>八、脚手架（da.脚手架）</w:t>
+      </w:r>
+    </w:p>
+    <w:p>
+      <w:pPr>
+        <w:shd w:val="clear" w:color="auto" w:fill="F2F2F2"/>
+        <w:pBdr>
+          <w:left w:val="single" w:sz="24" w:space="6" w:color="1F4E79"/>
+        </w:pBdr>
+        <w:spacing w:before="80" w:after="80"/>
+        <w:ind w:left="259"/>
+      </w:pPr>
+      <w:r>
+        <w:rPr>
+          <w:rFonts w:ascii="Consolas" w:hAnsi="Consolas" w:eastAsia="宋体"/>
+          <w:sz w:val="19"/>
+        </w:rPr>
+        <w:t>da.脚手架.生成指标代码(域名="技能外包", 名称="新指标",</w:t>
+      </w:r>
+      <w:r>
+        <w:br/>
+      </w:r>
+      <w:r>
+        <w:rPr>
+          <w:rFonts w:ascii="Consolas" w:hAnsi="Consolas" w:eastAsia="宋体"/>
+          <w:sz w:val="19"/>
+        </w:rPr>
+        <w:t xml:space="preserve">                     字段=["列A","列B"], 公式="新指标=列A/列B")</w:t>
+      </w:r>
+      <w:r>
+        <w:br/>
+      </w:r>
+      <w:r>
+        <w:rPr>
+          <w:rFonts w:ascii="Consolas" w:hAnsi="Consolas" w:eastAsia="宋体"/>
+          <w:sz w:val="19"/>
+        </w:rPr>
+        <w:t>da.脚手架.生成看板代码(名称="新看板", 图表列表=[{"类型":"柱状图","x":"x列","y":"y列"}])</w:t>
+      </w:r>
+    </w:p>
+    <w:p>
+      <w:r>
+        <w:rPr>
+          <w:rFonts w:ascii="微软雅黑" w:hAnsi="微软雅黑" w:eastAsia="微软雅黑"/>
+          <w:sz w:val="21"/>
+        </w:rPr>
+        <w:t>生成代码骨架，复制到对应模块文件后补全逻辑即可。适合把薪酬绩效等不在内置域的业务本地化成新域。</w:t>
+      </w:r>
+    </w:p>
+    <w:p>
+      <w:pPr>
+        <w:pStyle w:val="Heading1"/>
+      </w:pPr>
+      <w:r>
+        <w:rPr>
+          <w:rFonts w:ascii="微软雅黑" w:hAnsi="微软雅黑" w:eastAsia="微软雅黑"/>
+          <w:b/>
+          <w:color w:val="1F4E79"/>
+          <w:sz w:val="30"/>
+        </w:rPr>
+        <w:t>九、完整实例（用自带 sample_skills.csv，全可跑）</w:t>
+      </w:r>
+    </w:p>
+    <w:p>
+      <w:pPr>
+        <w:shd w:val="clear" w:color="auto" w:fill="F2F2F2"/>
+        <w:pBdr>
+          <w:left w:val="single" w:sz="24" w:space="6" w:color="1F4E79"/>
+        </w:pBdr>
+        <w:spacing w:before="80" w:after="80"/>
+        <w:ind w:left="259"/>
+      </w:pPr>
+      <w:r>
+        <w:rPr>
+          <w:rFonts w:ascii="Consolas" w:hAnsi="Consolas" w:eastAsia="宋体"/>
+          <w:sz w:val="19"/>
+        </w:rPr>
+        <w:t>import da, pandas as pd</w:t>
+      </w:r>
+      <w:r>
+        <w:br/>
+      </w:r>
+      <w:r>
+        <w:rPr>
+          <w:rFonts w:ascii="Consolas" w:hAnsi="Consolas" w:eastAsia="宋体"/>
+          <w:sz w:val="19"/>
+        </w:rPr>
+        <w:t>df = pd.read_csv("data/sample_skills.csv")</w:t>
+      </w:r>
+      <w:r>
+        <w:br/>
+      </w:r>
+      <w:r>
+        <w:rPr>
+          <w:rFonts w:ascii="Consolas" w:hAnsi="Consolas" w:eastAsia="宋体"/>
+          <w:sz w:val="19"/>
+        </w:rPr>
+      </w:r>
+      <w:r>
+        <w:br/>
+      </w:r>
+      <w:r>
+        <w:rPr>
+          <w:rFonts w:ascii="Consolas" w:hAnsi="Consolas" w:eastAsia="宋体"/>
+          <w:sz w:val="19"/>
+        </w:rPr>
+        <w:t># 1) 先看这份数据能算哪些指标</w:t>
+      </w:r>
+      <w:r>
+        <w:br/>
+      </w:r>
+      <w:r>
+        <w:rPr>
+          <w:rFonts w:ascii="Consolas" w:hAnsi="Consolas" w:eastAsia="宋体"/>
+          <w:sz w:val="19"/>
+        </w:rPr>
+        <w:t>print(da.能力探测(df, "技能外包"))</w:t>
+      </w:r>
+      <w:r>
+        <w:br/>
+      </w:r>
+      <w:r>
+        <w:rPr>
+          <w:rFonts w:ascii="Consolas" w:hAnsi="Consolas" w:eastAsia="宋体"/>
+          <w:sz w:val="19"/>
+        </w:rPr>
+      </w:r>
+      <w:r>
+        <w:br/>
+      </w:r>
+      <w:r>
+        <w:rPr>
+          <w:rFonts w:ascii="Consolas" w:hAnsi="Consolas" w:eastAsia="宋体"/>
+          <w:sz w:val="19"/>
+        </w:rPr>
+        <w:t># 2) 指标：顶层直呼 与 域级 等价</w:t>
+      </w:r>
+      <w:r>
+        <w:br/>
+      </w:r>
+      <w:r>
+        <w:rPr>
+          <w:rFonts w:ascii="Consolas" w:hAnsi="Consolas" w:eastAsia="宋体"/>
+          <w:sz w:val="19"/>
+        </w:rPr>
+        <w:t>print(da.净到手率(df))                  # 顶层直呼</w:t>
+      </w:r>
+      <w:r>
+        <w:br/>
+      </w:r>
+      <w:r>
+        <w:rPr>
+          <w:rFonts w:ascii="Consolas" w:hAnsi="Consolas" w:eastAsia="宋体"/>
+          <w:sz w:val="19"/>
+        </w:rPr>
+        <w:t>print(da.技能外包.净到手率(df))         # 等价的域级</w:t>
+      </w:r>
+      <w:r>
+        <w:br/>
+      </w:r>
+      <w:r>
+        <w:rPr>
+          <w:rFonts w:ascii="Consolas" w:hAnsi="Consolas" w:eastAsia="宋体"/>
+          <w:sz w:val="19"/>
+        </w:rPr>
+        <w:t>print(da.技能外包.净到手率(df, by="渠道来源"))   # 分组</w:t>
+      </w:r>
+      <w:r>
+        <w:br/>
+      </w:r>
+      <w:r>
+        <w:rPr>
+          <w:rFonts w:ascii="Consolas" w:hAnsi="Consolas" w:eastAsia="宋体"/>
+          <w:sz w:val="19"/>
+        </w:rPr>
+      </w:r>
+      <w:r>
+        <w:br/>
+      </w:r>
+      <w:r>
+        <w:rPr>
+          <w:rFonts w:ascii="Consolas" w:hAnsi="Consolas" w:eastAsia="宋体"/>
+          <w:sz w:val="19"/>
+        </w:rPr>
+        <w:t># 3) 清洗：异常值检测（只标记不删）</w:t>
+      </w:r>
+      <w:r>
+        <w:br/>
+      </w:r>
+      <w:r>
+        <w:rPr>
+          <w:rFonts w:ascii="Consolas" w:hAnsi="Consolas" w:eastAsia="宋体"/>
+          <w:sz w:val="19"/>
+        </w:rPr>
+        <w:t>d = da.数据清洗.异常值检测(df, 数值列=["报价金额","实收金额"],</w:t>
+      </w:r>
+      <w:r>
+        <w:br/>
+      </w:r>
+      <w:r>
+        <w:rPr>
+          <w:rFonts w:ascii="Consolas" w:hAnsi="Consolas" w:eastAsia="宋体"/>
+          <w:sz w:val="19"/>
+        </w:rPr>
+        <w:t xml:space="preserve">                            方法="iqr", 系数=1.5)</w:t>
+      </w:r>
+      <w:r>
+        <w:br/>
+      </w:r>
+      <w:r>
+        <w:rPr>
+          <w:rFonts w:ascii="Consolas" w:hAnsi="Consolas" w:eastAsia="宋体"/>
+          <w:sz w:val="19"/>
+        </w:rPr>
+      </w:r>
+      <w:r>
+        <w:br/>
+      </w:r>
+      <w:r>
+        <w:rPr>
+          <w:rFonts w:ascii="Consolas" w:hAnsi="Consolas" w:eastAsia="宋体"/>
+          <w:sz w:val="19"/>
+        </w:rPr>
+        <w:t># 4) 图表：四种</w:t>
+      </w:r>
+      <w:r>
+        <w:br/>
+      </w:r>
+      <w:r>
+        <w:rPr>
+          <w:rFonts w:ascii="Consolas" w:hAnsi="Consolas" w:eastAsia="宋体"/>
+          <w:sz w:val="19"/>
+        </w:rPr>
+        <w:t>da.图表.画(df, 类型="柱状图", x="渠道来源", y="实收金额", 预设="商务蓝")</w:t>
+      </w:r>
+      <w:r>
+        <w:br/>
+      </w:r>
+      <w:r>
+        <w:rPr>
+          <w:rFonts w:ascii="Consolas" w:hAnsi="Consolas" w:eastAsia="宋体"/>
+          <w:sz w:val="19"/>
+        </w:rPr>
+        <w:t>da.图表.画(df, 类型="饼图",   x="渠道来源",          预设="活力橙")</w:t>
+      </w:r>
+      <w:r>
+        <w:br/>
+      </w:r>
+      <w:r>
+        <w:rPr>
+          <w:rFonts w:ascii="Consolas" w:hAnsi="Consolas" w:eastAsia="宋体"/>
+          <w:sz w:val="19"/>
+        </w:rPr>
+        <w:t>da.图表.画(df, 类型="直方图", x="实收金额",         预设="清爽白")</w:t>
+      </w:r>
+      <w:r>
+        <w:br/>
+      </w:r>
+      <w:r>
+        <w:rPr>
+          <w:rFonts w:ascii="Consolas" w:hAnsi="Consolas" w:eastAsia="宋体"/>
+          <w:sz w:val="19"/>
+        </w:rPr>
+        <w:t>da.图表.画(df, 类型="箱线图", x="渠道来源", y="实收金额", 预设="暗夜")</w:t>
+      </w:r>
+      <w:r>
+        <w:br/>
+      </w:r>
+      <w:r>
+        <w:rPr>
+          <w:rFonts w:ascii="Consolas" w:hAnsi="Consolas" w:eastAsia="宋体"/>
+          <w:sz w:val="19"/>
+        </w:rPr>
+      </w:r>
+      <w:r>
+        <w:br/>
+      </w:r>
+      <w:r>
+        <w:rPr>
+          <w:rFonts w:ascii="Consolas" w:hAnsi="Consolas" w:eastAsia="宋体"/>
+          <w:sz w:val="19"/>
+        </w:rPr>
+        <w:t># 5) 看板（友好名）</w:t>
+      </w:r>
+      <w:r>
+        <w:br/>
+      </w:r>
+      <w:r>
+        <w:rPr>
+          <w:rFonts w:ascii="Consolas" w:hAnsi="Consolas" w:eastAsia="宋体"/>
+          <w:sz w:val="19"/>
+        </w:rPr>
+        <w:t>da.图表.看板(df, 名称="渠道对比")</w:t>
+      </w:r>
+      <w:r>
+        <w:br/>
+      </w:r>
+      <w:r>
+        <w:rPr>
+          <w:rFonts w:ascii="Consolas" w:hAnsi="Consolas" w:eastAsia="宋体"/>
+          <w:sz w:val="19"/>
+        </w:rPr>
+      </w:r>
+      <w:r>
+        <w:br/>
+      </w:r>
+      <w:r>
+        <w:rPr>
+          <w:rFonts w:ascii="Consolas" w:hAnsi="Consolas" w:eastAsia="宋体"/>
+          <w:sz w:val="19"/>
+        </w:rPr>
+        <w:t># 6) 看配方</w:t>
+      </w:r>
+      <w:r>
+        <w:br/>
+      </w:r>
+      <w:r>
+        <w:rPr>
+          <w:rFonts w:ascii="Consolas" w:hAnsi="Consolas" w:eastAsia="宋体"/>
+          <w:sz w:val="19"/>
+        </w:rPr>
+        <w:t>da.show_recipe(da.净到手率)</w:t>
+      </w:r>
+    </w:p>
+    <w:p>
+      <w:pPr>
+        <w:pStyle w:val="Heading1"/>
+      </w:pPr>
+      <w:r>
+        <w:rPr>
+          <w:rFonts w:ascii="微软雅黑" w:hAnsi="微软雅黑" w:eastAsia="微软雅黑"/>
+          <w:b/>
+          <w:color w:val="1F4E79"/>
+          <w:sz w:val="30"/>
+        </w:rPr>
+        <w:t>附录：常用命令速查</w:t>
+      </w:r>
+    </w:p>
+    <w:tbl>
+      <w:tblPr>
+        <w:tblStyle w:val="TableGrid"/>
+        <w:tblW w:type="auto" w:w="0"/>
+        <w:tblLook w:firstColumn="1" w:firstRow="1" w:lastColumn="0" w:lastRow="0" w:noHBand="0" w:noVBand="1" w:val="04A0"/>
+      </w:tblPr>
+      <w:tblGrid>
+        <w:gridCol w:w="4824"/>
+        <w:gridCol w:w="4824"/>
+      </w:tblGrid>
+      <w:tr>
+        <w:tc>
+          <w:tcPr>
+            <w:tcW w:type="dxa" w:w="3168"/>
+            <w:shd w:val="clear" w:color="auto" w:fill="1F4E79"/>
+          </w:tcPr>
+          <w:p>
+            <w:r/>
+            <w:r>
+              <w:rPr>
+                <w:rFonts w:ascii="微软雅黑" w:hAnsi="微软雅黑" w:eastAsia="微软雅黑"/>
+                <w:b/>
+                <w:color w:val="FFFFFF"/>
+                <w:sz w:val="20"/>
+              </w:rPr>
+              <w:t>目的</w:t>
+            </w:r>
+          </w:p>
+        </w:tc>
+        <w:tc>
+          <w:tcPr>
+            <w:tcW w:type="dxa" w:w="7200"/>
+            <w:shd w:val="clear" w:color="auto" w:fill="1F4E79"/>
+          </w:tcPr>
+          <w:p>
+            <w:r/>
+            <w:r>
+              <w:rPr>
+                <w:rFonts w:ascii="微软雅黑" w:hAnsi="微软雅黑" w:eastAsia="微软雅黑"/>
+                <w:b/>
+                <w:color w:val="FFFFFF"/>
+                <w:sz w:val="20"/>
+              </w:rPr>
+              <w:t>一行命令</w:t>
+            </w:r>
+          </w:p>
+        </w:tc>
+      </w:tr>
+      <w:tr>
+        <w:tc>
+          <w:tcPr>
+            <w:tcW w:type="dxa" w:w="3168"/>
+          </w:tcPr>
+          <w:p>
+            <w:r/>
+            <w:r>
+              <w:rPr>
+                <w:rFonts w:ascii="微软雅黑" w:hAnsi="微软雅黑" w:eastAsia="微软雅黑"/>
+                <w:sz w:val="19"/>
+              </w:rPr>
+              <w:t>顶层调指标</w:t>
+            </w:r>
+          </w:p>
+        </w:tc>
+        <w:tc>
+          <w:tcPr>
+            <w:tcW w:type="dxa" w:w="7200"/>
+          </w:tcPr>
+          <w:p>
+            <w:r/>
+            <w:r>
+              <w:rPr>
+                <w:rFonts w:ascii="微软雅黑" w:hAnsi="微软雅黑" w:eastAsia="微软雅黑"/>
+                <w:sz w:val="19"/>
+              </w:rPr>
+              <w:t>da.净到手率(df)</w:t>
+            </w:r>
+          </w:p>
+        </w:tc>
+      </w:tr>
+      <w:tr>
+        <w:tc>
+          <w:tcPr>
+            <w:tcW w:type="dxa" w:w="3168"/>
+            <w:shd w:val="clear" w:color="auto" w:fill="EDF2F8"/>
+          </w:tcPr>
+          <w:p>
+            <w:r/>
+            <w:r>
+              <w:rPr>
+                <w:rFonts w:ascii="微软雅黑" w:hAnsi="微软雅黑" w:eastAsia="微软雅黑"/>
+                <w:sz w:val="19"/>
+              </w:rPr>
+              <w:t>域级调指标</w:t>
+            </w:r>
+          </w:p>
+        </w:tc>
+        <w:tc>
+          <w:tcPr>
+            <w:tcW w:type="dxa" w:w="7200"/>
+            <w:shd w:val="clear" w:color="auto" w:fill="EDF2F8"/>
+          </w:tcPr>
+          <w:p>
+            <w:r/>
+            <w:r>
+              <w:rPr>
+                <w:rFonts w:ascii="微软雅黑" w:hAnsi="微软雅黑" w:eastAsia="微软雅黑"/>
+                <w:sz w:val="19"/>
               </w:rPr>
               <w:t>da.技能外包.净到手率(df)</w:t>
             </w:r>
@@ -269,47 +2708,31 @@
       <w:tr>
         <w:tc>
           <w:tcPr>
-            <w:tcW w:type="dxa" w:w="2835"/>
-          </w:tcPr>
-          <w:p>
-            <w:r/>
-            <w:r>
-              <w:rPr>
-                <w:rFonts w:ascii="Consolas" w:hAnsi="Consolas" w:eastAsia="宋体"/>
-                <w:b/>
-                <w:sz w:val="18"/>
-              </w:rPr>
-              <w:t>da.数据清洗.函数(df)</w:t>
-            </w:r>
-          </w:p>
-        </w:tc>
-        <w:tc>
-          <w:tcPr>
-            <w:tcW w:type="dxa" w:w="3969"/>
+            <w:tcW w:type="dxa" w:w="3168"/>
           </w:tcPr>
           <w:p>
             <w:r/>
             <w:r>
               <w:rPr>
                 <w:rFonts w:ascii="微软雅黑" w:hAnsi="微软雅黑" w:eastAsia="微软雅黑"/>
-                <w:sz w:val="18"/>
+                <w:sz w:val="19"/>
               </w:rPr>
-              <w:t>清洗类（日期/空值/参照填充/异常值/管道）</w:t>
+              <w:t>看算法配方</w:t>
             </w:r>
           </w:p>
         </w:tc>
         <w:tc>
           <w:tcPr>
-            <w:tcW w:type="dxa" w:w="3402"/>
+            <w:tcW w:type="dxa" w:w="7200"/>
           </w:tcPr>
           <w:p>
             <w:r/>
             <w:r>
               <w:rPr>
                 <w:rFonts w:ascii="微软雅黑" w:hAnsi="微软雅黑" w:eastAsia="微软雅黑"/>
-                <w:sz w:val="18"/>
+                <w:sz w:val="19"/>
               </w:rPr>
-              <w:t>da.数据清洗.异常值检测(df)</w:t>
+              <w:t>da.show_recipe(da.净到手率)</w:t>
             </w:r>
           </w:p>
         </w:tc>
@@ -317,47 +2740,33 @@
       <w:tr>
         <w:tc>
           <w:tcPr>
-            <w:tcW w:type="dxa" w:w="2835"/>
-          </w:tcPr>
-          <w:p>
-            <w:r/>
-            <w:r>
-              <w:rPr>
-                <w:rFonts w:ascii="Consolas" w:hAnsi="Consolas" w:eastAsia="宋体"/>
-                <w:b/>
-                <w:sz w:val="18"/>
-              </w:rPr>
-              <w:t>da.图表.画(df, 类型=, x=, y=)</w:t>
-            </w:r>
-          </w:p>
-        </w:tc>
-        <w:tc>
-          <w:tcPr>
-            <w:tcW w:type="dxa" w:w="3969"/>
+            <w:tcW w:type="dxa" w:w="3168"/>
+            <w:shd w:val="clear" w:color="auto" w:fill="EDF2F8"/>
           </w:tcPr>
           <w:p>
             <w:r/>
             <w:r>
               <w:rPr>
                 <w:rFonts w:ascii="微软雅黑" w:hAnsi="微软雅黑" w:eastAsia="微软雅黑"/>
-                <w:sz w:val="18"/>
+                <w:sz w:val="19"/>
               </w:rPr>
-              <w:t>极简一句话出图，自动聚合</w:t>
+              <w:t>列全部指标</w:t>
             </w:r>
           </w:p>
         </w:tc>
         <w:tc>
           <w:tcPr>
-            <w:tcW w:type="dxa" w:w="3402"/>
+            <w:tcW w:type="dxa" w:w="7200"/>
+            <w:shd w:val="clear" w:color="auto" w:fill="EDF2F8"/>
           </w:tcPr>
           <w:p>
             <w:r/>
             <w:r>
               <w:rPr>
                 <w:rFonts w:ascii="微软雅黑" w:hAnsi="微软雅黑" w:eastAsia="微软雅黑"/>
-                <w:sz w:val="18"/>
+                <w:sz w:val="19"/>
               </w:rPr>
-              <w:t>da.图表.画(df, 类型="柱状图", x="地区", y="销售额")</w:t>
+              <w:t>da.list_metrics()</w:t>
             </w:r>
           </w:p>
         </w:tc>
@@ -365,47 +2774,31 @@
       <w:tr>
         <w:tc>
           <w:tcPr>
-            <w:tcW w:type="dxa" w:w="2835"/>
-          </w:tcPr>
-          <w:p>
-            <w:r/>
-            <w:r>
-              <w:rPr>
-                <w:rFonts w:ascii="Consolas" w:hAnsi="Consolas" w:eastAsia="宋体"/>
-                <w:b/>
-                <w:sz w:val="18"/>
-              </w:rPr>
-              <w:t>da.图表.函数(...)</w:t>
-            </w:r>
-          </w:p>
-        </w:tc>
-        <w:tc>
-          <w:tcPr>
-            <w:tcW w:type="dxa" w:w="3969"/>
+            <w:tcW w:type="dxa" w:w="3168"/>
           </w:tcPr>
           <w:p>
             <w:r/>
             <w:r>
               <w:rPr>
                 <w:rFonts w:ascii="微软雅黑" w:hAnsi="微软雅黑" w:eastAsia="微软雅黑"/>
-                <w:sz w:val="18"/>
+                <w:sz w:val="19"/>
               </w:rPr>
-              <w:t>直接调具体图表函数</w:t>
+              <w:t>能力探测</w:t>
             </w:r>
           </w:p>
         </w:tc>
         <w:tc>
           <w:tcPr>
-            <w:tcW w:type="dxa" w:w="3402"/>
+            <w:tcW w:type="dxa" w:w="7200"/>
           </w:tcPr>
           <w:p>
             <w:r/>
             <w:r>
               <w:rPr>
                 <w:rFonts w:ascii="微软雅黑" w:hAnsi="微软雅黑" w:eastAsia="微软雅黑"/>
-                <w:sz w:val="18"/>
+                <w:sz w:val="19"/>
               </w:rPr>
-              <w:t>da.图表.柱状图(df, x="地区", y="销售额")</w:t>
+              <w:t>da.能力探测(df, '技能外包')</w:t>
             </w:r>
           </w:p>
         </w:tc>
@@ -413,47 +2806,33 @@
       <w:tr>
         <w:tc>
           <w:tcPr>
-            <w:tcW w:type="dxa" w:w="2835"/>
-          </w:tcPr>
-          <w:p>
-            <w:r/>
-            <w:r>
-              <w:rPr>
-                <w:rFonts w:ascii="Consolas" w:hAnsi="Consolas" w:eastAsia="宋体"/>
-                <w:b/>
-                <w:sz w:val="18"/>
-              </w:rPr>
-              <w:t>da.图表.看板(df, 名称=)</w:t>
-            </w:r>
-          </w:p>
-        </w:tc>
-        <w:tc>
-          <w:tcPr>
-            <w:tcW w:type="dxa" w:w="3969"/>
+            <w:tcW w:type="dxa" w:w="3168"/>
+            <w:shd w:val="clear" w:color="auto" w:fill="EDF2F8"/>
           </w:tcPr>
           <w:p>
             <w:r/>
             <w:r>
               <w:rPr>
                 <w:rFonts w:ascii="微软雅黑" w:hAnsi="微软雅黑" w:eastAsia="微软雅黑"/>
-                <w:sz w:val="18"/>
+                <w:sz w:val="19"/>
               </w:rPr>
-              <w:t>固化多图组合看板</w:t>
+              <w:t>按参照列填空</w:t>
             </w:r>
           </w:p>
         </w:tc>
         <w:tc>
           <w:tcPr>
-            <w:tcW w:type="dxa" w:w="3402"/>
+            <w:tcW w:type="dxa" w:w="7200"/>
+            <w:shd w:val="clear" w:color="auto" w:fill="EDF2F8"/>
           </w:tcPr>
           <w:p>
             <w:r/>
             <w:r>
               <w:rPr>
                 <w:rFonts w:ascii="微软雅黑" w:hAnsi="微软雅黑" w:eastAsia="微软雅黑"/>
-                <w:sz w:val="18"/>
+                <w:sz w:val="19"/>
               </w:rPr>
-              <w:t>da.图表.看板(df, 名称="渠道对比")</w:t>
+              <w:t>da.数据清洗.按参照列填充(df, 目标列='商品类型', 参考列='商品名称')</w:t>
             </w:r>
           </w:p>
         </w:tc>
@@ -461,47 +2840,31 @@
       <w:tr>
         <w:tc>
           <w:tcPr>
-            <w:tcW w:type="dxa" w:w="2835"/>
-          </w:tcPr>
-          <w:p>
-            <w:r/>
-            <w:r>
-              <w:rPr>
-                <w:rFonts w:ascii="Consolas" w:hAnsi="Consolas" w:eastAsia="宋体"/>
-                <w:b/>
-                <w:sz w:val="18"/>
-              </w:rPr>
-              <w:t>da.更新.加指标(...)</w:t>
-            </w:r>
-          </w:p>
-        </w:tc>
-        <w:tc>
-          <w:tcPr>
-            <w:tcW w:type="dxa" w:w="3969"/>
+            <w:tcW w:type="dxa" w:w="3168"/>
           </w:tcPr>
           <w:p>
             <w:r/>
             <w:r>
               <w:rPr>
                 <w:rFonts w:ascii="微软雅黑" w:hAnsi="微软雅黑" w:eastAsia="微软雅黑"/>
-                <w:sz w:val="18"/>
+                <w:sz w:val="19"/>
               </w:rPr>
-              <w:t>一行命令给库永久加指标（写文件+热加载）</w:t>
+              <w:t>异常值检测</w:t>
             </w:r>
           </w:p>
         </w:tc>
         <w:tc>
           <w:tcPr>
-            <w:tcW w:type="dxa" w:w="3402"/>
+            <w:tcW w:type="dxa" w:w="7200"/>
           </w:tcPr>
           <w:p>
             <w:r/>
             <w:r>
               <w:rPr>
                 <w:rFonts w:ascii="微软雅黑" w:hAnsi="微软雅黑" w:eastAsia="微软雅黑"/>
-                <w:sz w:val="18"/>
+                <w:sz w:val="19"/>
               </w:rPr>
-              <w:t>da.更新.加指标("技能外包", ...)</w:t>
+              <w:t>da.数据清洗.异常值检测(df, 数值列=['当前月薪'], 方法='iqr', 系数=1.5)</w:t>
             </w:r>
           </w:p>
         </w:tc>
@@ -509,47 +2872,33 @@
       <w:tr>
         <w:tc>
           <w:tcPr>
-            <w:tcW w:type="dxa" w:w="2835"/>
-          </w:tcPr>
-          <w:p>
-            <w:r/>
-            <w:r>
-              <w:rPr>
-                <w:rFonts w:ascii="Consolas" w:hAnsi="Consolas" w:eastAsia="宋体"/>
-                <w:b/>
-                <w:sz w:val="18"/>
-              </w:rPr>
-              <w:t>da.脚手架.生成*代码(...)</w:t>
-            </w:r>
-          </w:p>
-        </w:tc>
-        <w:tc>
-          <w:tcPr>
-            <w:tcW w:type="dxa" w:w="3969"/>
+            <w:tcW w:type="dxa" w:w="3168"/>
+            <w:shd w:val="clear" w:color="auto" w:fill="EDF2F8"/>
           </w:tcPr>
           <w:p>
             <w:r/>
             <w:r>
               <w:rPr>
                 <w:rFonts w:ascii="微软雅黑" w:hAnsi="微软雅黑" w:eastAsia="微软雅黑"/>
-                <w:sz w:val="18"/>
+                <w:sz w:val="19"/>
               </w:rPr>
-              <w:t>吐可粘贴源码，手动入库</w:t>
+              <w:t>画柱状图</w:t>
             </w:r>
           </w:p>
         </w:tc>
         <w:tc>
           <w:tcPr>
-            <w:tcW w:type="dxa" w:w="3402"/>
+            <w:tcW w:type="dxa" w:w="7200"/>
+            <w:shd w:val="clear" w:color="auto" w:fill="EDF2F8"/>
           </w:tcPr>
           <w:p>
             <w:r/>
             <w:r>
               <w:rPr>
                 <w:rFonts w:ascii="微软雅黑" w:hAnsi="微软雅黑" w:eastAsia="微软雅黑"/>
-                <w:sz w:val="18"/>
+                <w:sz w:val="19"/>
               </w:rPr>
-              <w:t>da.脚手架.生成指标代码(...)</w:t>
+              <w:t>da.图表.画(df, 类型='柱状图', x='渠道来源', y='实收金额', 预设='商务蓝')</w:t>
             </w:r>
           </w:p>
         </w:tc>
@@ -557,47 +2906,31 @@
       <w:tr>
         <w:tc>
           <w:tcPr>
-            <w:tcW w:type="dxa" w:w="2835"/>
-          </w:tcPr>
-          <w:p>
-            <w:r/>
-            <w:r>
-              <w:rPr>
-                <w:rFonts w:ascii="Consolas" w:hAnsi="Consolas" w:eastAsia="宋体"/>
-                <w:b/>
-                <w:sz w:val="18"/>
-              </w:rPr>
-              <w:t>da.能力探测 / 可算指标 / 一键计算</w:t>
-            </w:r>
-          </w:p>
-        </w:tc>
-        <w:tc>
-          <w:tcPr>
-            <w:tcW w:type="dxa" w:w="3969"/>
+            <w:tcW w:type="dxa" w:w="3168"/>
           </w:tcPr>
           <w:p>
             <w:r/>
             <w:r>
               <w:rPr>
                 <w:rFonts w:ascii="微软雅黑" w:hAnsi="微软雅黑" w:eastAsia="微软雅黑"/>
-                <w:sz w:val="18"/>
+                <w:sz w:val="19"/>
               </w:rPr>
-              <w:t>看当前 df 能算哪些、差哪列</w:t>
+              <w:t>换黑底</w:t>
             </w:r>
           </w:p>
         </w:tc>
         <w:tc>
           <w:tcPr>
-            <w:tcW w:type="dxa" w:w="3402"/>
+            <w:tcW w:type="dxa" w:w="7200"/>
           </w:tcPr>
           <w:p>
             <w:r/>
             <w:r>
               <w:rPr>
                 <w:rFonts w:ascii="微软雅黑" w:hAnsi="微软雅黑" w:eastAsia="微软雅黑"/>
-                <w:sz w:val="18"/>
+                <w:sz w:val="19"/>
               </w:rPr>
-              <w:t>da.能力探测(df, "技能外包")</w:t>
+              <w:t>预设='暗夜'</w:t>
             </w:r>
           </w:p>
         </w:tc>
@@ -605,144 +2938,33 @@
       <w:tr>
         <w:tc>
           <w:tcPr>
-            <w:tcW w:type="dxa" w:w="2835"/>
-          </w:tcPr>
-          <w:p>
-            <w:r/>
-            <w:r>
-              <w:rPr>
-                <w:rFonts w:ascii="Consolas" w:hAnsi="Consolas" w:eastAsia="宋体"/>
-                <w:b/>
-                <w:sz w:val="18"/>
-              </w:rPr>
-              <w:t>da.show_recipe / da.list_metrics</w:t>
-            </w:r>
-          </w:p>
-        </w:tc>
-        <w:tc>
-          <w:tcPr>
-            <w:tcW w:type="dxa" w:w="3969"/>
+            <w:tcW w:type="dxa" w:w="3168"/>
+            <w:shd w:val="clear" w:color="auto" w:fill="EDF2F8"/>
           </w:tcPr>
           <w:p>
             <w:r/>
             <w:r>
               <w:rPr>
                 <w:rFonts w:ascii="微软雅黑" w:hAnsi="微软雅黑" w:eastAsia="微软雅黑"/>
-                <w:sz w:val="18"/>
+                <w:sz w:val="19"/>
               </w:rPr>
-              <w:t>看某指标/图表的算法配方与全清单</w:t>
+              <w:t>看板</w:t>
             </w:r>
           </w:p>
         </w:tc>
         <w:tc>
           <w:tcPr>
-            <w:tcW w:type="dxa" w:w="3402"/>
+            <w:tcW w:type="dxa" w:w="7200"/>
+            <w:shd w:val="clear" w:color="auto" w:fill="EDF2F8"/>
           </w:tcPr>
           <w:p>
             <w:r/>
             <w:r>
               <w:rPr>
                 <w:rFonts w:ascii="微软雅黑" w:hAnsi="微软雅黑" w:eastAsia="微软雅黑"/>
-                <w:sz w:val="18"/>
-              </w:rPr>
-              <w:t>da.show_recipe(da.技能外包.净到手率)</w:t>
-            </w:r>
-          </w:p>
-        </w:tc>
-      </w:tr>
-    </w:tbl>
-    <w:p/>
-    <w:p>
-      <w:pPr>
-        <w:pStyle w:val="Heading1"/>
-      </w:pPr>
-      <w:r>
-        <w:t>二、业务指标（四域）</w:t>
-      </w:r>
-    </w:p>
-    <w:p>
-      <w:r>
-        <w:rPr>
-          <w:sz w:val="19"/>
-        </w:rPr>
-        <w:t>通用说明：绝大部分指标签名是 函数(df, by=None)，by 可传分组列（如 by="渠道来源"）做分组计算；交付物类函数（复盘表/诊断/模拟器）返回 DataFrame 或标量。</w:t>
-      </w:r>
-    </w:p>
-    <w:p>
-      <w:pPr>
-        <w:pStyle w:val="Heading2"/>
-      </w:pPr>
-      <w:r>
-        <w:t>2.1 域A · 技能外包  da.技能外包.*</w:t>
-      </w:r>
-    </w:p>
-    <w:tbl>
-      <w:tblPr>
-        <w:tblStyle w:val="LightGrid-Accent1"/>
-        <w:tblW w:type="auto" w:w="0"/>
-        <w:jc w:val="center"/>
-        <w:tblLook w:firstColumn="1" w:firstRow="1" w:lastColumn="0" w:lastRow="0" w:noHBand="0" w:noVBand="1" w:val="04A0"/>
-      </w:tblPr>
-      <w:tblGrid>
-        <w:gridCol w:w="2880"/>
-        <w:gridCol w:w="2880"/>
-        <w:gridCol w:w="2880"/>
-      </w:tblGrid>
-      <w:tr>
-        <w:tc>
-          <w:tcPr>
-            <w:tcW w:type="dxa" w:w="1814"/>
-          </w:tcPr>
-          <w:p>
-            <w:pPr>
-              <w:jc w:val="center"/>
-            </w:pPr>
-            <w:r/>
-            <w:r>
-              <w:rPr>
-                <w:rFonts w:ascii="微软雅黑" w:hAnsi="微软雅黑" w:eastAsia="微软雅黑"/>
-                <w:b/>
                 <w:sz w:val="19"/>
               </w:rPr>
-              <w:t>函数名</w:t>
-            </w:r>
-          </w:p>
-        </w:tc>
-        <w:tc>
-          <w:tcPr>
-            <w:tcW w:type="dxa" w:w="3969"/>
-          </w:tcPr>
-          <w:p>
-            <w:pPr>
-              <w:jc w:val="center"/>
-            </w:pPr>
-            <w:r/>
-            <w:r>
-              <w:rPr>
-                <w:rFonts w:ascii="微软雅黑" w:hAnsi="微软雅黑" w:eastAsia="微软雅黑"/>
-                <w:b/>
-                <w:sz w:val="19"/>
-              </w:rPr>
-              <w:t>调用代码</w:t>
-            </w:r>
-          </w:p>
-        </w:tc>
-        <w:tc>
-          <w:tcPr>
-            <w:tcW w:type="dxa" w:w="3969"/>
-          </w:tcPr>
-          <w:p>
-            <w:pPr>
-              <w:jc w:val="center"/>
-            </w:pPr>
-            <w:r/>
-            <w:r>
-              <w:rPr>
-                <w:rFonts w:ascii="微软雅黑" w:hAnsi="微软雅黑" w:eastAsia="微软雅黑"/>
-                <w:b/>
-                <w:sz w:val="19"/>
-              </w:rPr>
-              <w:t>关键参数 / 说明</w:t>
+              <w:t>da.图表.看板(df, 名称='渠道对比')</w:t>
             </w:r>
           </w:p>
         </w:tc>
@@ -750,5348 +2972,39 @@
       <w:tr>
         <w:tc>
           <w:tcPr>
-            <w:tcW w:type="dxa" w:w="1814"/>
-          </w:tcPr>
-          <w:p>
-            <w:r/>
-            <w:r>
-              <w:rPr>
-                <w:rFonts w:ascii="Consolas" w:hAnsi="Consolas" w:eastAsia="宋体"/>
-                <w:b/>
-                <w:sz w:val="18"/>
-              </w:rPr>
-              <w:t>净到手率</w:t>
-            </w:r>
-          </w:p>
-        </w:tc>
-        <w:tc>
-          <w:tcPr>
-            <w:tcW w:type="dxa" w:w="3969"/>
+            <w:tcW w:type="dxa" w:w="3168"/>
           </w:tcPr>
           <w:p>
             <w:r/>
             <w:r>
               <w:rPr>
                 <w:rFonts w:ascii="微软雅黑" w:hAnsi="微软雅黑" w:eastAsia="微软雅黑"/>
-                <w:sz w:val="18"/>
+                <w:sz w:val="19"/>
               </w:rPr>
-              <w:t>da.技能外包.净到手率(df, by=None)</w:t>
+              <w:t>加指标</w:t>
             </w:r>
           </w:p>
         </w:tc>
         <w:tc>
           <w:tcPr>
-            <w:tcW w:type="dxa" w:w="3969"/>
+            <w:tcW w:type="dxa" w:w="7200"/>
           </w:tcPr>
           <w:p>
             <w:r/>
             <w:r>
               <w:rPr>
                 <w:rFonts w:ascii="微软雅黑" w:hAnsi="微软雅黑" w:eastAsia="微软雅黑"/>
-                <w:sz w:val="18"/>
+                <w:sz w:val="19"/>
               </w:rPr>
-              <w:t>到手/报价，核心收益指标</w:t>
-            </w:r>
-          </w:p>
-        </w:tc>
-      </w:tr>
-      <w:tr>
-        <w:tc>
-          <w:tcPr>
-            <w:tcW w:type="dxa" w:w="1814"/>
-          </w:tcPr>
-          <w:p>
-            <w:r/>
-            <w:r>
-              <w:rPr>
-                <w:rFonts w:ascii="Consolas" w:hAnsi="Consolas" w:eastAsia="宋体"/>
-                <w:b/>
-                <w:sz w:val="18"/>
-              </w:rPr>
-              <w:t>毛利率</w:t>
-            </w:r>
-          </w:p>
-        </w:tc>
-        <w:tc>
-          <w:tcPr>
-            <w:tcW w:type="dxa" w:w="3969"/>
-          </w:tcPr>
-          <w:p>
-            <w:r/>
-            <w:r>
-              <w:rPr>
-                <w:rFonts w:ascii="微软雅黑" w:hAnsi="微软雅黑" w:eastAsia="微软雅黑"/>
-                <w:sz w:val="18"/>
-              </w:rPr>
-              <w:t>da.技能外包.毛利率(df, by=None)</w:t>
-            </w:r>
-          </w:p>
-        </w:tc>
-        <w:tc>
-          <w:tcPr>
-            <w:tcW w:type="dxa" w:w="3969"/>
-          </w:tcPr>
-          <w:p>
-            <w:r/>
-            <w:r>
-              <w:rPr>
-                <w:rFonts w:ascii="微软雅黑" w:hAnsi="微软雅黑" w:eastAsia="微软雅黑"/>
-                <w:sz w:val="18"/>
-              </w:rPr>
-              <w:t>(实收-成本)/实收</w:t>
-            </w:r>
-          </w:p>
-        </w:tc>
-      </w:tr>
-      <w:tr>
-        <w:tc>
-          <w:tcPr>
-            <w:tcW w:type="dxa" w:w="1814"/>
-          </w:tcPr>
-          <w:p>
-            <w:r/>
-            <w:r>
-              <w:rPr>
-                <w:rFonts w:ascii="Consolas" w:hAnsi="Consolas" w:eastAsia="宋体"/>
-                <w:b/>
-                <w:sz w:val="18"/>
-              </w:rPr>
-              <w:t>返工折损估算</w:t>
-            </w:r>
-          </w:p>
-        </w:tc>
-        <w:tc>
-          <w:tcPr>
-            <w:tcW w:type="dxa" w:w="3969"/>
-          </w:tcPr>
-          <w:p>
-            <w:r/>
-            <w:r>
-              <w:rPr>
-                <w:rFonts w:ascii="微软雅黑" w:hAnsi="微软雅黑" w:eastAsia="微软雅黑"/>
-                <w:sz w:val="18"/>
-              </w:rPr>
-              <w:t>da.技能外包.返工折损估算(df, 单次返工成本=100)</w:t>
-            </w:r>
-          </w:p>
-        </w:tc>
-        <w:tc>
-          <w:tcPr>
-            <w:tcW w:type="dxa" w:w="3969"/>
-          </w:tcPr>
-          <w:p>
-            <w:r/>
-            <w:r>
-              <w:rPr>
-                <w:rFonts w:ascii="微软雅黑" w:hAnsi="微软雅黑" w:eastAsia="微软雅黑"/>
-                <w:sz w:val="18"/>
-              </w:rPr>
-              <w:t>返工次数×单次成本</w:t>
-            </w:r>
-          </w:p>
-        </w:tc>
-      </w:tr>
-      <w:tr>
-        <w:tc>
-          <w:tcPr>
-            <w:tcW w:type="dxa" w:w="1814"/>
-          </w:tcPr>
-          <w:p>
-            <w:r/>
-            <w:r>
-              <w:rPr>
-                <w:rFonts w:ascii="Consolas" w:hAnsi="Consolas" w:eastAsia="宋体"/>
-                <w:b/>
-                <w:sz w:val="18"/>
-              </w:rPr>
-              <w:t>客单价</w:t>
-            </w:r>
-          </w:p>
-        </w:tc>
-        <w:tc>
-          <w:tcPr>
-            <w:tcW w:type="dxa" w:w="3969"/>
-          </w:tcPr>
-          <w:p>
-            <w:r/>
-            <w:r>
-              <w:rPr>
-                <w:rFonts w:ascii="微软雅黑" w:hAnsi="微软雅黑" w:eastAsia="微软雅黑"/>
-                <w:sz w:val="18"/>
-              </w:rPr>
-              <w:t>da.技能外包.客单价(df, by=None)</w:t>
-            </w:r>
-          </w:p>
-        </w:tc>
-        <w:tc>
-          <w:tcPr>
-            <w:tcW w:type="dxa" w:w="3969"/>
-          </w:tcPr>
-          <w:p>
-            <w:r/>
-            <w:r>
-              <w:rPr>
-                <w:rFonts w:ascii="微软雅黑" w:hAnsi="微软雅黑" w:eastAsia="微软雅黑"/>
-                <w:sz w:val="18"/>
-              </w:rPr>
-              <w:t>实收合计/接单量</w:t>
-            </w:r>
-          </w:p>
-        </w:tc>
-      </w:tr>
-      <w:tr>
-        <w:tc>
-          <w:tcPr>
-            <w:tcW w:type="dxa" w:w="1814"/>
-          </w:tcPr>
-          <w:p>
-            <w:r/>
-            <w:r>
-              <w:rPr>
-                <w:rFonts w:ascii="Consolas" w:hAnsi="Consolas" w:eastAsia="宋体"/>
-                <w:b/>
-                <w:sz w:val="18"/>
-              </w:rPr>
-              <w:t>时薪</w:t>
-            </w:r>
-          </w:p>
-        </w:tc>
-        <w:tc>
-          <w:tcPr>
-            <w:tcW w:type="dxa" w:w="3969"/>
-          </w:tcPr>
-          <w:p>
-            <w:r/>
-            <w:r>
-              <w:rPr>
-                <w:rFonts w:ascii="微软雅黑" w:hAnsi="微软雅黑" w:eastAsia="微软雅黑"/>
-                <w:sz w:val="18"/>
-              </w:rPr>
-              <w:t>da.技能外包.时薪(df, by=None)</w:t>
-            </w:r>
-          </w:p>
-        </w:tc>
-        <w:tc>
-          <w:tcPr>
-            <w:tcW w:type="dxa" w:w="3969"/>
-          </w:tcPr>
-          <w:p>
-            <w:r/>
-            <w:r>
-              <w:rPr>
-                <w:rFonts w:ascii="微软雅黑" w:hAnsi="微软雅黑" w:eastAsia="微软雅黑"/>
-                <w:sz w:val="18"/>
-              </w:rPr>
-              <w:t>实收合计/交付时长(h)</w:t>
-            </w:r>
-          </w:p>
-        </w:tc>
-      </w:tr>
-      <w:tr>
-        <w:tc>
-          <w:tcPr>
-            <w:tcW w:type="dxa" w:w="1814"/>
-          </w:tcPr>
-          <w:p>
-            <w:r/>
-            <w:r>
-              <w:rPr>
-                <w:rFonts w:ascii="Consolas" w:hAnsi="Consolas" w:eastAsia="宋体"/>
-                <w:b/>
-                <w:sz w:val="18"/>
-              </w:rPr>
-              <w:t>返工率</w:t>
-            </w:r>
-          </w:p>
-        </w:tc>
-        <w:tc>
-          <w:tcPr>
-            <w:tcW w:type="dxa" w:w="3969"/>
-          </w:tcPr>
-          <w:p>
-            <w:r/>
-            <w:r>
-              <w:rPr>
-                <w:rFonts w:ascii="微软雅黑" w:hAnsi="微软雅黑" w:eastAsia="微软雅黑"/>
-                <w:sz w:val="18"/>
-              </w:rPr>
-              <w:t>da.技能外包.返工率(df, by=None)</w:t>
-            </w:r>
-          </w:p>
-        </w:tc>
-        <w:tc>
-          <w:tcPr>
-            <w:tcW w:type="dxa" w:w="3969"/>
-          </w:tcPr>
-          <w:p>
-            <w:r/>
-            <w:r>
-              <w:rPr>
-                <w:rFonts w:ascii="微软雅黑" w:hAnsi="微软雅黑" w:eastAsia="微软雅黑"/>
-                <w:sz w:val="18"/>
-              </w:rPr>
-              <w:t>返工订单数/总订单数</w:t>
-            </w:r>
-          </w:p>
-        </w:tc>
-      </w:tr>
-      <w:tr>
-        <w:tc>
-          <w:tcPr>
-            <w:tcW w:type="dxa" w:w="1814"/>
-          </w:tcPr>
-          <w:p>
-            <w:r/>
-            <w:r>
-              <w:rPr>
-                <w:rFonts w:ascii="Consolas" w:hAnsi="Consolas" w:eastAsia="宋体"/>
-                <w:b/>
-                <w:sz w:val="18"/>
-              </w:rPr>
-              <w:t>单渠道转化率</w:t>
-            </w:r>
-          </w:p>
-        </w:tc>
-        <w:tc>
-          <w:tcPr>
-            <w:tcW w:type="dxa" w:w="3969"/>
-          </w:tcPr>
-          <w:p>
-            <w:r/>
-            <w:r>
-              <w:rPr>
-                <w:rFonts w:ascii="微软雅黑" w:hAnsi="微软雅黑" w:eastAsia="微软雅黑"/>
-                <w:sz w:val="18"/>
-              </w:rPr>
-              <w:t>da.技能外包.单渠道转化率(df)</w:t>
-            </w:r>
-          </w:p>
-        </w:tc>
-        <w:tc>
-          <w:tcPr>
-            <w:tcW w:type="dxa" w:w="3969"/>
-          </w:tcPr>
-          <w:p>
-            <w:r/>
-            <w:r>
-              <w:rPr>
-                <w:rFonts w:ascii="微软雅黑" w:hAnsi="微软雅黑" w:eastAsia="微软雅黑"/>
-                <w:sz w:val="18"/>
-              </w:rPr>
-              <w:t>成交数/咨询量（无 by）</w:t>
-            </w:r>
-          </w:p>
-        </w:tc>
-      </w:tr>
-      <w:tr>
-        <w:tc>
-          <w:tcPr>
-            <w:tcW w:type="dxa" w:w="1814"/>
-          </w:tcPr>
-          <w:p>
-            <w:r/>
-            <w:r>
-              <w:rPr>
-                <w:rFonts w:ascii="Consolas" w:hAnsi="Consolas" w:eastAsia="宋体"/>
-                <w:b/>
-                <w:sz w:val="18"/>
-              </w:rPr>
-              <w:t>老客复购率</w:t>
-            </w:r>
-          </w:p>
-        </w:tc>
-        <w:tc>
-          <w:tcPr>
-            <w:tcW w:type="dxa" w:w="3969"/>
-          </w:tcPr>
-          <w:p>
-            <w:r/>
-            <w:r>
-              <w:rPr>
-                <w:rFonts w:ascii="微软雅黑" w:hAnsi="微软雅黑" w:eastAsia="微软雅黑"/>
-                <w:sz w:val="18"/>
-              </w:rPr>
-              <w:t>da.技能外包.老客复购率(df, by=None)</w:t>
-            </w:r>
-          </w:p>
-        </w:tc>
-        <w:tc>
-          <w:tcPr>
-            <w:tcW w:type="dxa" w:w="3969"/>
-          </w:tcPr>
-          <w:p>
-            <w:r/>
-            <w:r>
-              <w:rPr>
-                <w:rFonts w:ascii="微软雅黑" w:hAnsi="微软雅黑" w:eastAsia="微软雅黑"/>
-                <w:sz w:val="18"/>
-              </w:rPr>
-              <w:t>老客订单数/总订单数</w:t>
-            </w:r>
-          </w:p>
-        </w:tc>
-      </w:tr>
-      <w:tr>
-        <w:tc>
-          <w:tcPr>
-            <w:tcW w:type="dxa" w:w="1814"/>
-          </w:tcPr>
-          <w:p>
-            <w:r/>
-            <w:r>
-              <w:rPr>
-                <w:rFonts w:ascii="Consolas" w:hAnsi="Consolas" w:eastAsia="宋体"/>
-                <w:b/>
-                <w:sz w:val="18"/>
-              </w:rPr>
-              <w:t>单均净利润</w:t>
-            </w:r>
-          </w:p>
-        </w:tc>
-        <w:tc>
-          <w:tcPr>
-            <w:tcW w:type="dxa" w:w="3969"/>
-          </w:tcPr>
-          <w:p>
-            <w:r/>
-            <w:r>
-              <w:rPr>
-                <w:rFonts w:ascii="微软雅黑" w:hAnsi="微软雅黑" w:eastAsia="微软雅黑"/>
-                <w:sz w:val="18"/>
-              </w:rPr>
-              <w:t>da.技能外包.单均净利润(df, by=None)</w:t>
-            </w:r>
-          </w:p>
-        </w:tc>
-        <w:tc>
-          <w:tcPr>
-            <w:tcW w:type="dxa" w:w="3969"/>
-          </w:tcPr>
-          <w:p>
-            <w:r/>
-            <w:r>
-              <w:rPr>
-                <w:rFonts w:ascii="微软雅黑" w:hAnsi="微软雅黑" w:eastAsia="微软雅黑"/>
-                <w:sz w:val="18"/>
-              </w:rPr>
-              <w:t>实收-平台抽成-成本</w:t>
-            </w:r>
-          </w:p>
-        </w:tc>
-      </w:tr>
-      <w:tr>
-        <w:tc>
-          <w:tcPr>
-            <w:tcW w:type="dxa" w:w="1814"/>
-          </w:tcPr>
-          <w:p>
-            <w:r/>
-            <w:r>
-              <w:rPr>
-                <w:rFonts w:ascii="Consolas" w:hAnsi="Consolas" w:eastAsia="宋体"/>
-                <w:b/>
-                <w:sz w:val="18"/>
-              </w:rPr>
-              <w:t>综合成本率</w:t>
-            </w:r>
-          </w:p>
-        </w:tc>
-        <w:tc>
-          <w:tcPr>
-            <w:tcW w:type="dxa" w:w="3969"/>
-          </w:tcPr>
-          <w:p>
-            <w:r/>
-            <w:r>
-              <w:rPr>
-                <w:rFonts w:ascii="微软雅黑" w:hAnsi="微软雅黑" w:eastAsia="微软雅黑"/>
-                <w:sz w:val="18"/>
-              </w:rPr>
-              <w:t>da.技能外包.综合成本率(df, by=None)</w:t>
-            </w:r>
-          </w:p>
-        </w:tc>
-        <w:tc>
-          <w:tcPr>
-            <w:tcW w:type="dxa" w:w="3969"/>
-          </w:tcPr>
-          <w:p>
-            <w:r/>
-            <w:r>
-              <w:rPr>
-                <w:rFonts w:ascii="微软雅黑" w:hAnsi="微软雅黑" w:eastAsia="微软雅黑"/>
-                <w:sz w:val="18"/>
-              </w:rPr>
-              <w:t>可选列[税费]：缺税费按0算</w:t>
-            </w:r>
-          </w:p>
-        </w:tc>
-      </w:tr>
-      <w:tr>
-        <w:tc>
-          <w:tcPr>
-            <w:tcW w:type="dxa" w:w="1814"/>
-          </w:tcPr>
-          <w:p>
-            <w:r/>
-            <w:r>
-              <w:rPr>
-                <w:rFonts w:ascii="Consolas" w:hAnsi="Consolas" w:eastAsia="宋体"/>
-                <w:b/>
-                <w:sz w:val="18"/>
-              </w:rPr>
-              <w:t>时薪净利</w:t>
-            </w:r>
-          </w:p>
-        </w:tc>
-        <w:tc>
-          <w:tcPr>
-            <w:tcW w:type="dxa" w:w="3969"/>
-          </w:tcPr>
-          <w:p>
-            <w:r/>
-            <w:r>
-              <w:rPr>
-                <w:rFonts w:ascii="微软雅黑" w:hAnsi="微软雅黑" w:eastAsia="微软雅黑"/>
-                <w:sz w:val="18"/>
-              </w:rPr>
-              <w:t>da.技能外包.时薪净利(df, by=None)</w:t>
-            </w:r>
-          </w:p>
-        </w:tc>
-        <w:tc>
-          <w:tcPr>
-            <w:tcW w:type="dxa" w:w="3969"/>
-          </w:tcPr>
-          <w:p>
-            <w:r/>
-            <w:r>
-              <w:rPr>
-                <w:rFonts w:ascii="微软雅黑" w:hAnsi="微软雅黑" w:eastAsia="微软雅黑"/>
-                <w:sz w:val="18"/>
-              </w:rPr>
-              <w:t>(实收-抽成-成本)/时长h</w:t>
-            </w:r>
-          </w:p>
-        </w:tc>
-      </w:tr>
-      <w:tr>
-        <w:tc>
-          <w:tcPr>
-            <w:tcW w:type="dxa" w:w="1814"/>
-          </w:tcPr>
-          <w:p>
-            <w:r/>
-            <w:r>
-              <w:rPr>
-                <w:rFonts w:ascii="Consolas" w:hAnsi="Consolas" w:eastAsia="宋体"/>
-                <w:b/>
-                <w:sz w:val="18"/>
-              </w:rPr>
-              <w:t>渠道净收益率</w:t>
-            </w:r>
-          </w:p>
-        </w:tc>
-        <w:tc>
-          <w:tcPr>
-            <w:tcW w:type="dxa" w:w="3969"/>
-          </w:tcPr>
-          <w:p>
-            <w:r/>
-            <w:r>
-              <w:rPr>
-                <w:rFonts w:ascii="微软雅黑" w:hAnsi="微软雅黑" w:eastAsia="微软雅黑"/>
-                <w:sz w:val="18"/>
-              </w:rPr>
-              <w:t>da.技能外包.渠道净收益率(df, by="渠道来源")</w:t>
-            </w:r>
-          </w:p>
-        </w:tc>
-        <w:tc>
-          <w:tcPr>
-            <w:tcW w:type="dxa" w:w="3969"/>
-          </w:tcPr>
-          <w:p>
-            <w:r/>
-            <w:r>
-              <w:rPr>
-                <w:rFonts w:ascii="微软雅黑" w:hAnsi="微软雅黑" w:eastAsia="微软雅黑"/>
-                <w:sz w:val="18"/>
-              </w:rPr>
-              <w:t>按渠道分组净收益率</w:t>
-            </w:r>
-          </w:p>
-        </w:tc>
-      </w:tr>
-      <w:tr>
-        <w:tc>
-          <w:tcPr>
-            <w:tcW w:type="dxa" w:w="1814"/>
-          </w:tcPr>
-          <w:p>
-            <w:r/>
-            <w:r>
-              <w:rPr>
-                <w:rFonts w:ascii="Consolas" w:hAnsi="Consolas" w:eastAsia="宋体"/>
-                <w:b/>
-                <w:sz w:val="18"/>
-              </w:rPr>
-              <w:t>收益复盘表</w:t>
-            </w:r>
-          </w:p>
-        </w:tc>
-        <w:tc>
-          <w:tcPr>
-            <w:tcW w:type="dxa" w:w="3969"/>
-          </w:tcPr>
-          <w:p>
-            <w:r/>
-            <w:r>
-              <w:rPr>
-                <w:rFonts w:ascii="微软雅黑" w:hAnsi="微软雅黑" w:eastAsia="微软雅黑"/>
-                <w:sz w:val="18"/>
-              </w:rPr>
-              <w:t>da.技能外包.收益复盘表(df, 周期列="日期", 净到手预警线=0.6)</w:t>
-            </w:r>
-          </w:p>
-        </w:tc>
-        <w:tc>
-          <w:tcPr>
-            <w:tcW w:type="dxa" w:w="3969"/>
-          </w:tcPr>
-          <w:p>
-            <w:r/>
-            <w:r>
-              <w:rPr>
-                <w:rFonts w:ascii="微软雅黑" w:hAnsi="微软雅黑" w:eastAsia="微软雅黑"/>
-                <w:sz w:val="18"/>
-              </w:rPr>
-              <w:t>返回 DataFrame</w:t>
-            </w:r>
-          </w:p>
-        </w:tc>
-      </w:tr>
-      <w:tr>
-        <w:tc>
-          <w:tcPr>
-            <w:tcW w:type="dxa" w:w="1814"/>
-          </w:tcPr>
-          <w:p>
-            <w:r/>
-            <w:r>
-              <w:rPr>
-                <w:rFonts w:ascii="Consolas" w:hAnsi="Consolas" w:eastAsia="宋体"/>
-                <w:b/>
-                <w:sz w:val="18"/>
-              </w:rPr>
-              <w:t>渠道ROI对比</w:t>
-            </w:r>
-          </w:p>
-        </w:tc>
-        <w:tc>
-          <w:tcPr>
-            <w:tcW w:type="dxa" w:w="3969"/>
-          </w:tcPr>
-          <w:p>
-            <w:r/>
-            <w:r>
-              <w:rPr>
-                <w:rFonts w:ascii="微软雅黑" w:hAnsi="微软雅黑" w:eastAsia="微软雅黑"/>
-                <w:sz w:val="18"/>
-              </w:rPr>
-              <w:t>da.技能外包.渠道ROI对比(df)</w:t>
-            </w:r>
-          </w:p>
-        </w:tc>
-        <w:tc>
-          <w:tcPr>
-            <w:tcW w:type="dxa" w:w="3969"/>
-          </w:tcPr>
-          <w:p>
-            <w:r/>
-            <w:r>
-              <w:rPr>
-                <w:rFonts w:ascii="微软雅黑" w:hAnsi="微软雅黑" w:eastAsia="微软雅黑"/>
-                <w:sz w:val="18"/>
-              </w:rPr>
-              <w:t>返回 DataFrame</w:t>
-            </w:r>
-          </w:p>
-        </w:tc>
-      </w:tr>
-      <w:tr>
-        <w:tc>
-          <w:tcPr>
-            <w:tcW w:type="dxa" w:w="1814"/>
-          </w:tcPr>
-          <w:p>
-            <w:r/>
-            <w:r>
-              <w:rPr>
-                <w:rFonts w:ascii="Consolas" w:hAnsi="Consolas" w:eastAsia="宋体"/>
-                <w:b/>
-                <w:sz w:val="18"/>
-              </w:rPr>
-              <w:t>返工热点诊断</w:t>
-            </w:r>
-          </w:p>
-        </w:tc>
-        <w:tc>
-          <w:tcPr>
-            <w:tcW w:type="dxa" w:w="3969"/>
-          </w:tcPr>
-          <w:p>
-            <w:r/>
-            <w:r>
-              <w:rPr>
-                <w:rFonts w:ascii="微软雅黑" w:hAnsi="微软雅黑" w:eastAsia="微软雅黑"/>
-                <w:sz w:val="18"/>
-              </w:rPr>
-              <w:t>da.技能外包.返工热点诊断(df)</w:t>
-            </w:r>
-          </w:p>
-        </w:tc>
-        <w:tc>
-          <w:tcPr>
-            <w:tcW w:type="dxa" w:w="3969"/>
-          </w:tcPr>
-          <w:p>
-            <w:r/>
-            <w:r>
-              <w:rPr>
-                <w:rFonts w:ascii="微软雅黑" w:hAnsi="微软雅黑" w:eastAsia="微软雅黑"/>
-                <w:sz w:val="18"/>
-              </w:rPr>
-              <w:t>返回 DataFrame</w:t>
-            </w:r>
-          </w:p>
-        </w:tc>
-      </w:tr>
-      <w:tr>
-        <w:tc>
-          <w:tcPr>
-            <w:tcW w:type="dxa" w:w="1814"/>
-          </w:tcPr>
-          <w:p>
-            <w:r/>
-            <w:r>
-              <w:rPr>
-                <w:rFonts w:ascii="Consolas" w:hAnsi="Consolas" w:eastAsia="宋体"/>
-                <w:b/>
-                <w:sz w:val="18"/>
-              </w:rPr>
-              <w:t>报价模拟器</w:t>
-            </w:r>
-          </w:p>
-        </w:tc>
-        <w:tc>
-          <w:tcPr>
-            <w:tcW w:type="dxa" w:w="3969"/>
-          </w:tcPr>
-          <w:p>
-            <w:r/>
-            <w:r>
-              <w:rPr>
-                <w:rFonts w:ascii="微软雅黑" w:hAnsi="微软雅黑" w:eastAsia="微软雅黑"/>
-                <w:sz w:val="18"/>
-              </w:rPr>
-              <w:t>da.技能外包.报价模拟器(需求复杂度="中", 预计时长h=10, 目标时薪=80, 风险系数=0.2, 单次返工成本=100)</w:t>
-            </w:r>
-          </w:p>
-        </w:tc>
-        <w:tc>
-          <w:tcPr>
-            <w:tcW w:type="dxa" w:w="3969"/>
-          </w:tcPr>
-          <w:p>
-            <w:r/>
-            <w:r>
-              <w:rPr>
-                <w:rFonts w:ascii="微软雅黑" w:hAnsi="微软雅黑" w:eastAsia="微软雅黑"/>
-                <w:sz w:val="18"/>
-              </w:rPr>
-              <w:t>纯参数函数，不依赖 df</w:t>
-            </w:r>
-          </w:p>
-        </w:tc>
-      </w:tr>
-      <w:tr>
-        <w:tc>
-          <w:tcPr>
-            <w:tcW w:type="dxa" w:w="1814"/>
-          </w:tcPr>
-          <w:p>
-            <w:r/>
-            <w:r>
-              <w:rPr>
-                <w:rFonts w:ascii="Consolas" w:hAnsi="Consolas" w:eastAsia="宋体"/>
-                <w:b/>
-                <w:sz w:val="18"/>
-              </w:rPr>
-              <w:t>规范列名</w:t>
-            </w:r>
-          </w:p>
-        </w:tc>
-        <w:tc>
-          <w:tcPr>
-            <w:tcW w:type="dxa" w:w="3969"/>
-          </w:tcPr>
-          <w:p>
-            <w:r/>
-            <w:r>
-              <w:rPr>
-                <w:rFonts w:ascii="微软雅黑" w:hAnsi="微软雅黑" w:eastAsia="微软雅黑"/>
-                <w:sz w:val="18"/>
-              </w:rPr>
-              <w:t>da.技能外包.规范列名(df)</w:t>
-            </w:r>
-          </w:p>
-        </w:tc>
-        <w:tc>
-          <w:tcPr>
-            <w:tcW w:type="dxa" w:w="3969"/>
-          </w:tcPr>
-          <w:p>
-            <w:r/>
-            <w:r>
-              <w:rPr>
-                <w:rFonts w:ascii="微软雅黑" w:hAnsi="微软雅黑" w:eastAsia="微软雅黑"/>
-                <w:sz w:val="18"/>
-              </w:rPr>
-              <w:t>英文字段转中文列名</w:t>
+              <w:t>da.更新.加指标(域='技能外包', 名称='x', 字段=['a'], 公式='', 计算体='return ...')</w:t>
             </w:r>
           </w:p>
         </w:tc>
       </w:tr>
     </w:tbl>
-    <w:p/>
-    <w:p>
-      <w:pPr>
-        <w:pStyle w:val="Heading2"/>
-      </w:pPr>
-      <w:r>
-        <w:t>2.2 域B · 小微电商  da.小微电商.*</w:t>
-      </w:r>
-    </w:p>
-    <w:tbl>
-      <w:tblPr>
-        <w:tblStyle w:val="LightGrid-Accent1"/>
-        <w:tblW w:type="auto" w:w="0"/>
-        <w:jc w:val="center"/>
-        <w:tblLook w:firstColumn="1" w:firstRow="1" w:lastColumn="0" w:lastRow="0" w:noHBand="0" w:noVBand="1" w:val="04A0"/>
-      </w:tblPr>
-      <w:tblGrid>
-        <w:gridCol w:w="2880"/>
-        <w:gridCol w:w="2880"/>
-        <w:gridCol w:w="2880"/>
-      </w:tblGrid>
-      <w:tr>
-        <w:tc>
-          <w:tcPr>
-            <w:tcW w:type="dxa" w:w="1814"/>
-          </w:tcPr>
-          <w:p>
-            <w:pPr>
-              <w:jc w:val="center"/>
-            </w:pPr>
-            <w:r/>
-            <w:r>
-              <w:rPr>
-                <w:rFonts w:ascii="微软雅黑" w:hAnsi="微软雅黑" w:eastAsia="微软雅黑"/>
-                <w:b/>
-                <w:sz w:val="19"/>
-              </w:rPr>
-              <w:t>函数名</w:t>
-            </w:r>
-          </w:p>
-        </w:tc>
-        <w:tc>
-          <w:tcPr>
-            <w:tcW w:type="dxa" w:w="3402"/>
-          </w:tcPr>
-          <w:p>
-            <w:pPr>
-              <w:jc w:val="center"/>
-            </w:pPr>
-            <w:r/>
-            <w:r>
-              <w:rPr>
-                <w:rFonts w:ascii="微软雅黑" w:hAnsi="微软雅黑" w:eastAsia="微软雅黑"/>
-                <w:b/>
-                <w:sz w:val="19"/>
-              </w:rPr>
-              <w:t>调用代码</w:t>
-            </w:r>
-          </w:p>
-        </w:tc>
-        <w:tc>
-          <w:tcPr>
-            <w:tcW w:type="dxa" w:w="4535"/>
-          </w:tcPr>
-          <w:p>
-            <w:pPr>
-              <w:jc w:val="center"/>
-            </w:pPr>
-            <w:r/>
-            <w:r>
-              <w:rPr>
-                <w:rFonts w:ascii="微软雅黑" w:hAnsi="微软雅黑" w:eastAsia="微软雅黑"/>
-                <w:b/>
-                <w:sz w:val="19"/>
-              </w:rPr>
-              <w:t>关键参数 / 说明</w:t>
-            </w:r>
-          </w:p>
-        </w:tc>
-      </w:tr>
-      <w:tr>
-        <w:tc>
-          <w:tcPr>
-            <w:tcW w:type="dxa" w:w="1814"/>
-          </w:tcPr>
-          <w:p>
-            <w:r/>
-            <w:r>
-              <w:rPr>
-                <w:rFonts w:ascii="Consolas" w:hAnsi="Consolas" w:eastAsia="宋体"/>
-                <w:b/>
-                <w:sz w:val="18"/>
-              </w:rPr>
-              <w:t>销售额</w:t>
-            </w:r>
-          </w:p>
-        </w:tc>
-        <w:tc>
-          <w:tcPr>
-            <w:tcW w:type="dxa" w:w="3402"/>
-          </w:tcPr>
-          <w:p>
-            <w:r/>
-            <w:r>
-              <w:rPr>
-                <w:rFonts w:ascii="微软雅黑" w:hAnsi="微软雅黑" w:eastAsia="微软雅黑"/>
-                <w:sz w:val="18"/>
-              </w:rPr>
-              <w:t>da.小微电商.销售额(df, by=None)</w:t>
-            </w:r>
-          </w:p>
-        </w:tc>
-        <w:tc>
-          <w:tcPr>
-            <w:tcW w:type="dxa" w:w="4535"/>
-          </w:tcPr>
-          <w:p>
-            <w:r/>
-            <w:r>
-              <w:rPr>
-                <w:rFonts w:ascii="微软雅黑" w:hAnsi="微软雅黑" w:eastAsia="微软雅黑"/>
-                <w:sz w:val="18"/>
-              </w:rPr>
-              <w:t>基础销量额</w:t>
-            </w:r>
-          </w:p>
-        </w:tc>
-      </w:tr>
-      <w:tr>
-        <w:tc>
-          <w:tcPr>
-            <w:tcW w:type="dxa" w:w="1814"/>
-          </w:tcPr>
-          <w:p>
-            <w:r/>
-            <w:r>
-              <w:rPr>
-                <w:rFonts w:ascii="Consolas" w:hAnsi="Consolas" w:eastAsia="宋体"/>
-                <w:b/>
-                <w:sz w:val="18"/>
-              </w:rPr>
-              <w:t>GMV</w:t>
-            </w:r>
-          </w:p>
-        </w:tc>
-        <w:tc>
-          <w:tcPr>
-            <w:tcW w:type="dxa" w:w="3402"/>
-          </w:tcPr>
-          <w:p>
-            <w:r/>
-            <w:r>
-              <w:rPr>
-                <w:rFonts w:ascii="微软雅黑" w:hAnsi="微软雅黑" w:eastAsia="微软雅黑"/>
-                <w:sz w:val="18"/>
-              </w:rPr>
-              <w:t>da.小微电商.GMV(df, by=None)</w:t>
-            </w:r>
-          </w:p>
-        </w:tc>
-        <w:tc>
-          <w:tcPr>
-            <w:tcW w:type="dxa" w:w="4535"/>
-          </w:tcPr>
-          <w:p>
-            <w:r/>
-            <w:r>
-              <w:rPr>
-                <w:rFonts w:ascii="微软雅黑" w:hAnsi="微软雅黑" w:eastAsia="微软雅黑"/>
-                <w:sz w:val="18"/>
-              </w:rPr>
-              <w:t>成交总额</w:t>
-            </w:r>
-          </w:p>
-        </w:tc>
-      </w:tr>
-      <w:tr>
-        <w:tc>
-          <w:tcPr>
-            <w:tcW w:type="dxa" w:w="1814"/>
-          </w:tcPr>
-          <w:p>
-            <w:r/>
-            <w:r>
-              <w:rPr>
-                <w:rFonts w:ascii="Consolas" w:hAnsi="Consolas" w:eastAsia="宋体"/>
-                <w:b/>
-                <w:sz w:val="18"/>
-              </w:rPr>
-              <w:t>净销售额</w:t>
-            </w:r>
-          </w:p>
-        </w:tc>
-        <w:tc>
-          <w:tcPr>
-            <w:tcW w:type="dxa" w:w="3402"/>
-          </w:tcPr>
-          <w:p>
-            <w:r/>
-            <w:r>
-              <w:rPr>
-                <w:rFonts w:ascii="微软雅黑" w:hAnsi="微软雅黑" w:eastAsia="微软雅黑"/>
-                <w:sz w:val="18"/>
-              </w:rPr>
-              <w:t>da.小微电商.净销售额(df, by=None)</w:t>
-            </w:r>
-          </w:p>
-        </w:tc>
-        <w:tc>
-          <w:tcPr>
-            <w:tcW w:type="dxa" w:w="4535"/>
-          </w:tcPr>
-          <w:p>
-            <w:r/>
-            <w:r>
-              <w:rPr>
-                <w:rFonts w:ascii="微软雅黑" w:hAnsi="微软雅黑" w:eastAsia="微软雅黑"/>
-                <w:sz w:val="18"/>
-              </w:rPr>
-              <w:t>扣退款后</w:t>
-            </w:r>
-          </w:p>
-        </w:tc>
-      </w:tr>
-      <w:tr>
-        <w:tc>
-          <w:tcPr>
-            <w:tcW w:type="dxa" w:w="1814"/>
-          </w:tcPr>
-          <w:p>
-            <w:r/>
-            <w:r>
-              <w:rPr>
-                <w:rFonts w:ascii="Consolas" w:hAnsi="Consolas" w:eastAsia="宋体"/>
-                <w:b/>
-                <w:sz w:val="18"/>
-              </w:rPr>
-              <w:t>订单数</w:t>
-            </w:r>
-          </w:p>
-        </w:tc>
-        <w:tc>
-          <w:tcPr>
-            <w:tcW w:type="dxa" w:w="3402"/>
-          </w:tcPr>
-          <w:p>
-            <w:r/>
-            <w:r>
-              <w:rPr>
-                <w:rFonts w:ascii="微软雅黑" w:hAnsi="微软雅黑" w:eastAsia="微软雅黑"/>
-                <w:sz w:val="18"/>
-              </w:rPr>
-              <w:t>da.小微电商.订单数(df, by=None)</w:t>
-            </w:r>
-          </w:p>
-        </w:tc>
-        <w:tc>
-          <w:tcPr>
-            <w:tcW w:type="dxa" w:w="4535"/>
-          </w:tcPr>
-          <w:p>
-            <w:r/>
-            <w:r>
-              <w:rPr>
-                <w:rFonts w:ascii="微软雅黑" w:hAnsi="微软雅黑" w:eastAsia="微软雅黑"/>
-                <w:sz w:val="18"/>
-              </w:rPr>
-              <w:t>订单笔数</w:t>
-            </w:r>
-          </w:p>
-        </w:tc>
-      </w:tr>
-      <w:tr>
-        <w:tc>
-          <w:tcPr>
-            <w:tcW w:type="dxa" w:w="1814"/>
-          </w:tcPr>
-          <w:p>
-            <w:r/>
-            <w:r>
-              <w:rPr>
-                <w:rFonts w:ascii="Consolas" w:hAnsi="Consolas" w:eastAsia="宋体"/>
-                <w:b/>
-                <w:sz w:val="18"/>
-              </w:rPr>
-              <w:t>客单价ATV</w:t>
-            </w:r>
-          </w:p>
-        </w:tc>
-        <w:tc>
-          <w:tcPr>
-            <w:tcW w:type="dxa" w:w="3402"/>
-          </w:tcPr>
-          <w:p>
-            <w:r/>
-            <w:r>
-              <w:rPr>
-                <w:rFonts w:ascii="微软雅黑" w:hAnsi="微软雅黑" w:eastAsia="微软雅黑"/>
-                <w:sz w:val="18"/>
-              </w:rPr>
-              <w:t>da.小微电商.客单价ATV(df, by=None)</w:t>
-            </w:r>
-          </w:p>
-        </w:tc>
-        <w:tc>
-          <w:tcPr>
-            <w:tcW w:type="dxa" w:w="4535"/>
-          </w:tcPr>
-          <w:p>
-            <w:r/>
-            <w:r>
-              <w:rPr>
-                <w:rFonts w:ascii="微软雅黑" w:hAnsi="微软雅黑" w:eastAsia="微软雅黑"/>
-                <w:sz w:val="18"/>
-              </w:rPr>
-              <w:t>销售额/订单数</w:t>
-            </w:r>
-          </w:p>
-        </w:tc>
-      </w:tr>
-      <w:tr>
-        <w:tc>
-          <w:tcPr>
-            <w:tcW w:type="dxa" w:w="1814"/>
-          </w:tcPr>
-          <w:p>
-            <w:r/>
-            <w:r>
-              <w:rPr>
-                <w:rFonts w:ascii="Consolas" w:hAnsi="Consolas" w:eastAsia="宋体"/>
-                <w:b/>
-                <w:sz w:val="18"/>
-              </w:rPr>
-              <w:t>件单价</w:t>
-            </w:r>
-          </w:p>
-        </w:tc>
-        <w:tc>
-          <w:tcPr>
-            <w:tcW w:type="dxa" w:w="3402"/>
-          </w:tcPr>
-          <w:p>
-            <w:r/>
-            <w:r>
-              <w:rPr>
-                <w:rFonts w:ascii="微软雅黑" w:hAnsi="微软雅黑" w:eastAsia="微软雅黑"/>
-                <w:sz w:val="18"/>
-              </w:rPr>
-              <w:t>da.小微电商.件单价(df, by=None)</w:t>
-            </w:r>
-          </w:p>
-        </w:tc>
-        <w:tc>
-          <w:tcPr>
-            <w:tcW w:type="dxa" w:w="4535"/>
-          </w:tcPr>
-          <w:p>
-            <w:r/>
-            <w:r>
-              <w:rPr>
-                <w:rFonts w:ascii="微软雅黑" w:hAnsi="微软雅黑" w:eastAsia="微软雅黑"/>
-                <w:sz w:val="18"/>
-              </w:rPr>
-              <w:t>销售额/销量</w:t>
-            </w:r>
-          </w:p>
-        </w:tc>
-      </w:tr>
-      <w:tr>
-        <w:tc>
-          <w:tcPr>
-            <w:tcW w:type="dxa" w:w="1814"/>
-          </w:tcPr>
-          <w:p>
-            <w:r/>
-            <w:r>
-              <w:rPr>
-                <w:rFonts w:ascii="Consolas" w:hAnsi="Consolas" w:eastAsia="宋体"/>
-                <w:b/>
-                <w:sz w:val="18"/>
-              </w:rPr>
-              <w:t>连带率</w:t>
-            </w:r>
-          </w:p>
-        </w:tc>
-        <w:tc>
-          <w:tcPr>
-            <w:tcW w:type="dxa" w:w="3402"/>
-          </w:tcPr>
-          <w:p>
-            <w:r/>
-            <w:r>
-              <w:rPr>
-                <w:rFonts w:ascii="微软雅黑" w:hAnsi="微软雅黑" w:eastAsia="微软雅黑"/>
-                <w:sz w:val="18"/>
-              </w:rPr>
-              <w:t>da.小微电商.连带率(df, by=None)</w:t>
-            </w:r>
-          </w:p>
-        </w:tc>
-        <w:tc>
-          <w:tcPr>
-            <w:tcW w:type="dxa" w:w="4535"/>
-          </w:tcPr>
-          <w:p>
-            <w:r/>
-            <w:r>
-              <w:rPr>
-                <w:rFonts w:ascii="微软雅黑" w:hAnsi="微软雅黑" w:eastAsia="微软雅黑"/>
-                <w:sz w:val="18"/>
-              </w:rPr>
-              <w:t>销量/订单数</w:t>
-            </w:r>
-          </w:p>
-        </w:tc>
-      </w:tr>
-      <w:tr>
-        <w:tc>
-          <w:tcPr>
-            <w:tcW w:type="dxa" w:w="1814"/>
-          </w:tcPr>
-          <w:p>
-            <w:r/>
-            <w:r>
-              <w:rPr>
-                <w:rFonts w:ascii="Consolas" w:hAnsi="Consolas" w:eastAsia="宋体"/>
-                <w:b/>
-                <w:sz w:val="18"/>
-              </w:rPr>
-              <w:t>GMV退款修正</w:t>
-            </w:r>
-          </w:p>
-        </w:tc>
-        <w:tc>
-          <w:tcPr>
-            <w:tcW w:type="dxa" w:w="3402"/>
-          </w:tcPr>
-          <w:p>
-            <w:r/>
-            <w:r>
-              <w:rPr>
-                <w:rFonts w:ascii="微软雅黑" w:hAnsi="微软雅黑" w:eastAsia="微软雅黑"/>
-                <w:sz w:val="18"/>
-              </w:rPr>
-              <w:t>da.小微电商.GMV退款修正(df, by=None)</w:t>
-            </w:r>
-          </w:p>
-        </w:tc>
-        <w:tc>
-          <w:tcPr>
-            <w:tcW w:type="dxa" w:w="4535"/>
-          </w:tcPr>
-          <w:p>
-            <w:r/>
-            <w:r>
-              <w:rPr>
-                <w:rFonts w:ascii="微软雅黑" w:hAnsi="微软雅黑" w:eastAsia="微软雅黑"/>
-                <w:sz w:val="18"/>
-              </w:rPr>
-              <w:t>GMV-退款</w:t>
-            </w:r>
-          </w:p>
-        </w:tc>
-      </w:tr>
-      <w:tr>
-        <w:tc>
-          <w:tcPr>
-            <w:tcW w:type="dxa" w:w="1814"/>
-          </w:tcPr>
-          <w:p>
-            <w:r/>
-            <w:r>
-              <w:rPr>
-                <w:rFonts w:ascii="Consolas" w:hAnsi="Consolas" w:eastAsia="宋体"/>
-                <w:b/>
-                <w:sz w:val="18"/>
-              </w:rPr>
-              <w:t>退款率</w:t>
-            </w:r>
-          </w:p>
-        </w:tc>
-        <w:tc>
-          <w:tcPr>
-            <w:tcW w:type="dxa" w:w="3402"/>
-          </w:tcPr>
-          <w:p>
-            <w:r/>
-            <w:r>
-              <w:rPr>
-                <w:rFonts w:ascii="微软雅黑" w:hAnsi="微软雅黑" w:eastAsia="微软雅黑"/>
-                <w:sz w:val="18"/>
-              </w:rPr>
-              <w:t>da.小微电商.退款率(df, by=None)</w:t>
-            </w:r>
-          </w:p>
-        </w:tc>
-        <w:tc>
-          <w:tcPr>
-            <w:tcW w:type="dxa" w:w="4535"/>
-          </w:tcPr>
-          <w:p>
-            <w:r/>
-            <w:r>
-              <w:rPr>
-                <w:rFonts w:ascii="微软雅黑" w:hAnsi="微软雅黑" w:eastAsia="微软雅黑"/>
-                <w:sz w:val="18"/>
-              </w:rPr>
-              <w:t>退款订单/总订单</w:t>
-            </w:r>
-          </w:p>
-        </w:tc>
-      </w:tr>
-      <w:tr>
-        <w:tc>
-          <w:tcPr>
-            <w:tcW w:type="dxa" w:w="1814"/>
-          </w:tcPr>
-          <w:p>
-            <w:r/>
-            <w:r>
-              <w:rPr>
-                <w:rFonts w:ascii="Consolas" w:hAnsi="Consolas" w:eastAsia="宋体"/>
-                <w:b/>
-                <w:sz w:val="18"/>
-              </w:rPr>
-              <w:t>金额退款率</w:t>
-            </w:r>
-          </w:p>
-        </w:tc>
-        <w:tc>
-          <w:tcPr>
-            <w:tcW w:type="dxa" w:w="3402"/>
-          </w:tcPr>
-          <w:p>
-            <w:r/>
-            <w:r>
-              <w:rPr>
-                <w:rFonts w:ascii="微软雅黑" w:hAnsi="微软雅黑" w:eastAsia="微软雅黑"/>
-                <w:sz w:val="18"/>
-              </w:rPr>
-              <w:t>da.小微电商.金额退款率(df, by=None)</w:t>
-            </w:r>
-          </w:p>
-        </w:tc>
-        <w:tc>
-          <w:tcPr>
-            <w:tcW w:type="dxa" w:w="4535"/>
-          </w:tcPr>
-          <w:p>
-            <w:r/>
-            <w:r>
-              <w:rPr>
-                <w:rFonts w:ascii="微软雅黑" w:hAnsi="微软雅黑" w:eastAsia="微软雅黑"/>
-                <w:sz w:val="18"/>
-              </w:rPr>
-              <w:t>退款金额/销售额</w:t>
-            </w:r>
-          </w:p>
-        </w:tc>
-      </w:tr>
-      <w:tr>
-        <w:tc>
-          <w:tcPr>
-            <w:tcW w:type="dxa" w:w="1814"/>
-          </w:tcPr>
-          <w:p>
-            <w:r/>
-            <w:r>
-              <w:rPr>
-                <w:rFonts w:ascii="Consolas" w:hAnsi="Consolas" w:eastAsia="宋体"/>
-                <w:b/>
-                <w:sz w:val="18"/>
-              </w:rPr>
-              <w:t>销售毛利率</w:t>
-            </w:r>
-          </w:p>
-        </w:tc>
-        <w:tc>
-          <w:tcPr>
-            <w:tcW w:type="dxa" w:w="3402"/>
-          </w:tcPr>
-          <w:p>
-            <w:r/>
-            <w:r>
-              <w:rPr>
-                <w:rFonts w:ascii="微软雅黑" w:hAnsi="微软雅黑" w:eastAsia="微软雅黑"/>
-                <w:sz w:val="18"/>
-              </w:rPr>
-              <w:t>da.小微电商.销售毛利率(df, by=None)</w:t>
-            </w:r>
-          </w:p>
-        </w:tc>
-        <w:tc>
-          <w:tcPr>
-            <w:tcW w:type="dxa" w:w="4535"/>
-          </w:tcPr>
-          <w:p>
-            <w:r/>
-            <w:r>
-              <w:rPr>
-                <w:rFonts w:ascii="微软雅黑" w:hAnsi="微软雅黑" w:eastAsia="微软雅黑"/>
-                <w:sz w:val="18"/>
-              </w:rPr>
-              <w:t>(销售额-成本)/销售额</w:t>
-            </w:r>
-          </w:p>
-        </w:tc>
-      </w:tr>
-      <w:tr>
-        <w:tc>
-          <w:tcPr>
-            <w:tcW w:type="dxa" w:w="1814"/>
-          </w:tcPr>
-          <w:p>
-            <w:r/>
-            <w:r>
-              <w:rPr>
-                <w:rFonts w:ascii="Consolas" w:hAnsi="Consolas" w:eastAsia="宋体"/>
-                <w:b/>
-                <w:sz w:val="18"/>
-              </w:rPr>
-              <w:t>动销率</w:t>
-            </w:r>
-          </w:p>
-        </w:tc>
-        <w:tc>
-          <w:tcPr>
-            <w:tcW w:type="dxa" w:w="3402"/>
-          </w:tcPr>
-          <w:p>
-            <w:r/>
-            <w:r>
-              <w:rPr>
-                <w:rFonts w:ascii="微软雅黑" w:hAnsi="微软雅黑" w:eastAsia="微软雅黑"/>
-                <w:sz w:val="18"/>
-              </w:rPr>
-              <w:t>da.小微电商.动销率(df)</w:t>
-            </w:r>
-          </w:p>
-        </w:tc>
-        <w:tc>
-          <w:tcPr>
-            <w:tcW w:type="dxa" w:w="4535"/>
-          </w:tcPr>
-          <w:p>
-            <w:r/>
-            <w:r>
-              <w:rPr>
-                <w:rFonts w:ascii="微软雅黑" w:hAnsi="微软雅黑" w:eastAsia="微软雅黑"/>
-                <w:sz w:val="18"/>
-              </w:rPr>
-              <w:t>有销量的SKU占比</w:t>
-            </w:r>
-          </w:p>
-        </w:tc>
-      </w:tr>
-      <w:tr>
-        <w:tc>
-          <w:tcPr>
-            <w:tcW w:type="dxa" w:w="1814"/>
-          </w:tcPr>
-          <w:p>
-            <w:r/>
-            <w:r>
-              <w:rPr>
-                <w:rFonts w:ascii="Consolas" w:hAnsi="Consolas" w:eastAsia="宋体"/>
-                <w:b/>
-                <w:sz w:val="18"/>
-              </w:rPr>
-              <w:t>坪效</w:t>
-            </w:r>
-          </w:p>
-        </w:tc>
-        <w:tc>
-          <w:tcPr>
-            <w:tcW w:type="dxa" w:w="3402"/>
-          </w:tcPr>
-          <w:p>
-            <w:r/>
-            <w:r>
-              <w:rPr>
-                <w:rFonts w:ascii="微软雅黑" w:hAnsi="微软雅黑" w:eastAsia="微软雅黑"/>
-                <w:sz w:val="18"/>
-              </w:rPr>
-              <w:t>da.小微电商.坪效(df, by=None)</w:t>
-            </w:r>
-          </w:p>
-        </w:tc>
-        <w:tc>
-          <w:tcPr>
-            <w:tcW w:type="dxa" w:w="4535"/>
-          </w:tcPr>
-          <w:p>
-            <w:r/>
-            <w:r>
-              <w:rPr>
-                <w:rFonts w:ascii="微软雅黑" w:hAnsi="微软雅黑" w:eastAsia="微软雅黑"/>
-                <w:sz w:val="18"/>
-              </w:rPr>
-              <w:t>销售额/门店面积</w:t>
-            </w:r>
-          </w:p>
-        </w:tc>
-      </w:tr>
-      <w:tr>
-        <w:tc>
-          <w:tcPr>
-            <w:tcW w:type="dxa" w:w="1814"/>
-          </w:tcPr>
-          <w:p>
-            <w:r/>
-            <w:r>
-              <w:rPr>
-                <w:rFonts w:ascii="Consolas" w:hAnsi="Consolas" w:eastAsia="宋体"/>
-                <w:b/>
-                <w:sz w:val="18"/>
-              </w:rPr>
-              <w:t>人效</w:t>
-            </w:r>
-          </w:p>
-        </w:tc>
-        <w:tc>
-          <w:tcPr>
-            <w:tcW w:type="dxa" w:w="3402"/>
-          </w:tcPr>
-          <w:p>
-            <w:r/>
-            <w:r>
-              <w:rPr>
-                <w:rFonts w:ascii="微软雅黑" w:hAnsi="微软雅黑" w:eastAsia="微软雅黑"/>
-                <w:sz w:val="18"/>
-              </w:rPr>
-              <w:t>da.小微电商.人效(df, by=None)</w:t>
-            </w:r>
-          </w:p>
-        </w:tc>
-        <w:tc>
-          <w:tcPr>
-            <w:tcW w:type="dxa" w:w="4535"/>
-          </w:tcPr>
-          <w:p>
-            <w:r/>
-            <w:r>
-              <w:rPr>
-                <w:rFonts w:ascii="微软雅黑" w:hAnsi="微软雅黑" w:eastAsia="微软雅黑"/>
-                <w:sz w:val="18"/>
-              </w:rPr>
-              <w:t>销售额/员工人数</w:t>
-            </w:r>
-          </w:p>
-        </w:tc>
-      </w:tr>
-      <w:tr>
-        <w:tc>
-          <w:tcPr>
-            <w:tcW w:type="dxa" w:w="1814"/>
-          </w:tcPr>
-          <w:p>
-            <w:r/>
-            <w:r>
-              <w:rPr>
-                <w:rFonts w:ascii="Consolas" w:hAnsi="Consolas" w:eastAsia="宋体"/>
-                <w:b/>
-                <w:sz w:val="18"/>
-              </w:rPr>
-              <w:t>曝光点击率</w:t>
-            </w:r>
-          </w:p>
-        </w:tc>
-        <w:tc>
-          <w:tcPr>
-            <w:tcW w:type="dxa" w:w="3402"/>
-          </w:tcPr>
-          <w:p>
-            <w:r/>
-            <w:r>
-              <w:rPr>
-                <w:rFonts w:ascii="微软雅黑" w:hAnsi="微软雅黑" w:eastAsia="微软雅黑"/>
-                <w:sz w:val="18"/>
-              </w:rPr>
-              <w:t>da.小微电商.曝光点击率(df, by=None)</w:t>
-            </w:r>
-          </w:p>
-        </w:tc>
-        <w:tc>
-          <w:tcPr>
-            <w:tcW w:type="dxa" w:w="4535"/>
-          </w:tcPr>
-          <w:p>
-            <w:r/>
-            <w:r>
-              <w:rPr>
-                <w:rFonts w:ascii="微软雅黑" w:hAnsi="微软雅黑" w:eastAsia="微软雅黑"/>
-                <w:sz w:val="18"/>
-              </w:rPr>
-              <w:t>点击/曝光</w:t>
-            </w:r>
-          </w:p>
-        </w:tc>
-      </w:tr>
-      <w:tr>
-        <w:tc>
-          <w:tcPr>
-            <w:tcW w:type="dxa" w:w="1814"/>
-          </w:tcPr>
-          <w:p>
-            <w:r/>
-            <w:r>
-              <w:rPr>
-                <w:rFonts w:ascii="Consolas" w:hAnsi="Consolas" w:eastAsia="宋体"/>
-                <w:b/>
-                <w:sz w:val="18"/>
-              </w:rPr>
-              <w:t>点击下单率</w:t>
-            </w:r>
-          </w:p>
-        </w:tc>
-        <w:tc>
-          <w:tcPr>
-            <w:tcW w:type="dxa" w:w="3402"/>
-          </w:tcPr>
-          <w:p>
-            <w:r/>
-            <w:r>
-              <w:rPr>
-                <w:rFonts w:ascii="微软雅黑" w:hAnsi="微软雅黑" w:eastAsia="微软雅黑"/>
-                <w:sz w:val="18"/>
-              </w:rPr>
-              <w:t>da.小微电商.点击下单率(df, by=None)</w:t>
-            </w:r>
-          </w:p>
-        </w:tc>
-        <w:tc>
-          <w:tcPr>
-            <w:tcW w:type="dxa" w:w="4535"/>
-          </w:tcPr>
-          <w:p>
-            <w:r/>
-            <w:r>
-              <w:rPr>
-                <w:rFonts w:ascii="微软雅黑" w:hAnsi="微软雅黑" w:eastAsia="微软雅黑"/>
-                <w:sz w:val="18"/>
-              </w:rPr>
-              <w:t>下单/点击</w:t>
-            </w:r>
-          </w:p>
-        </w:tc>
-      </w:tr>
-      <w:tr>
-        <w:tc>
-          <w:tcPr>
-            <w:tcW w:type="dxa" w:w="1814"/>
-          </w:tcPr>
-          <w:p>
-            <w:r/>
-            <w:r>
-              <w:rPr>
-                <w:rFonts w:ascii="Consolas" w:hAnsi="Consolas" w:eastAsia="宋体"/>
-                <w:b/>
-                <w:sz w:val="18"/>
-              </w:rPr>
-              <w:t>整体转化率</w:t>
-            </w:r>
-          </w:p>
-        </w:tc>
-        <w:tc>
-          <w:tcPr>
-            <w:tcW w:type="dxa" w:w="3402"/>
-          </w:tcPr>
-          <w:p>
-            <w:r/>
-            <w:r>
-              <w:rPr>
-                <w:rFonts w:ascii="微软雅黑" w:hAnsi="微软雅黑" w:eastAsia="微软雅黑"/>
-                <w:sz w:val="18"/>
-              </w:rPr>
-              <w:t>da.小微电商.整体转化率(df, by=None)</w:t>
-            </w:r>
-          </w:p>
-        </w:tc>
-        <w:tc>
-          <w:tcPr>
-            <w:tcW w:type="dxa" w:w="4535"/>
-          </w:tcPr>
-          <w:p>
-            <w:r/>
-            <w:r>
-              <w:rPr>
-                <w:rFonts w:ascii="微软雅黑" w:hAnsi="微软雅黑" w:eastAsia="微软雅黑"/>
-                <w:sz w:val="18"/>
-              </w:rPr>
-              <w:t>下单/曝光</w:t>
-            </w:r>
-          </w:p>
-        </w:tc>
-      </w:tr>
-      <w:tr>
-        <w:tc>
-          <w:tcPr>
-            <w:tcW w:type="dxa" w:w="1814"/>
-          </w:tcPr>
-          <w:p>
-            <w:r/>
-            <w:r>
-              <w:rPr>
-                <w:rFonts w:ascii="Consolas" w:hAnsi="Consolas" w:eastAsia="宋体"/>
-                <w:b/>
-                <w:sz w:val="18"/>
-              </w:rPr>
-              <w:t>销售毛利额</w:t>
-            </w:r>
-          </w:p>
-        </w:tc>
-        <w:tc>
-          <w:tcPr>
-            <w:tcW w:type="dxa" w:w="3402"/>
-          </w:tcPr>
-          <w:p>
-            <w:r/>
-            <w:r>
-              <w:rPr>
-                <w:rFonts w:ascii="微软雅黑" w:hAnsi="微软雅黑" w:eastAsia="微软雅黑"/>
-                <w:sz w:val="18"/>
-              </w:rPr>
-              <w:t>da.小微电商.销售毛利额(df, by=None)</w:t>
-            </w:r>
-          </w:p>
-        </w:tc>
-        <w:tc>
-          <w:tcPr>
-            <w:tcW w:type="dxa" w:w="4535"/>
-          </w:tcPr>
-          <w:p>
-            <w:r/>
-            <w:r>
-              <w:rPr>
-                <w:rFonts w:ascii="微软雅黑" w:hAnsi="微软雅黑" w:eastAsia="微软雅黑"/>
-                <w:sz w:val="18"/>
-              </w:rPr>
-              <w:t>销售额-成本</w:t>
-            </w:r>
-          </w:p>
-        </w:tc>
-      </w:tr>
-      <w:tr>
-        <w:tc>
-          <w:tcPr>
-            <w:tcW w:type="dxa" w:w="1814"/>
-          </w:tcPr>
-          <w:p>
-            <w:r/>
-            <w:r>
-              <w:rPr>
-                <w:rFonts w:ascii="Consolas" w:hAnsi="Consolas" w:eastAsia="宋体"/>
-                <w:b/>
-                <w:sz w:val="18"/>
-              </w:rPr>
-              <w:t>销售净利率</w:t>
-            </w:r>
-          </w:p>
-        </w:tc>
-        <w:tc>
-          <w:tcPr>
-            <w:tcW w:type="dxa" w:w="3402"/>
-          </w:tcPr>
-          <w:p>
-            <w:r/>
-            <w:r>
-              <w:rPr>
-                <w:rFonts w:ascii="微软雅黑" w:hAnsi="微软雅黑" w:eastAsia="微软雅黑"/>
-                <w:sz w:val="18"/>
-              </w:rPr>
-              <w:t>da.小微电商.销售净利率(df, by=None)</w:t>
-            </w:r>
-          </w:p>
-        </w:tc>
-        <w:tc>
-          <w:tcPr>
-            <w:tcW w:type="dxa" w:w="4535"/>
-          </w:tcPr>
-          <w:p>
-            <w:r/>
-            <w:r>
-              <w:rPr>
-                <w:rFonts w:ascii="微软雅黑" w:hAnsi="微软雅黑" w:eastAsia="微软雅黑"/>
-                <w:sz w:val="18"/>
-              </w:rPr>
-              <w:t>可选列[推广费]</w:t>
-            </w:r>
-          </w:p>
-        </w:tc>
-      </w:tr>
-      <w:tr>
-        <w:tc>
-          <w:tcPr>
-            <w:tcW w:type="dxa" w:w="1814"/>
-          </w:tcPr>
-          <w:p>
-            <w:r/>
-            <w:r>
-              <w:rPr>
-                <w:rFonts w:ascii="Consolas" w:hAnsi="Consolas" w:eastAsia="宋体"/>
-                <w:b/>
-                <w:sz w:val="18"/>
-              </w:rPr>
-              <w:t>盈亏平衡销量</w:t>
-            </w:r>
-          </w:p>
-        </w:tc>
-        <w:tc>
-          <w:tcPr>
-            <w:tcW w:type="dxa" w:w="3402"/>
-          </w:tcPr>
-          <w:p>
-            <w:r/>
-            <w:r>
-              <w:rPr>
-                <w:rFonts w:ascii="微软雅黑" w:hAnsi="微软雅黑" w:eastAsia="微软雅黑"/>
-                <w:sz w:val="18"/>
-              </w:rPr>
-              <w:t>da.小微电商.盈亏平衡销量(df, by=None)</w:t>
-            </w:r>
-          </w:p>
-        </w:tc>
-        <w:tc>
-          <w:tcPr>
-            <w:tcW w:type="dxa" w:w="4535"/>
-          </w:tcPr>
-          <w:p>
-            <w:r/>
-            <w:r>
-              <w:rPr>
-                <w:rFonts w:ascii="微软雅黑" w:hAnsi="微软雅黑" w:eastAsia="微软雅黑"/>
-                <w:sz w:val="18"/>
-              </w:rPr>
-              <w:t>固定成本/单位边际</w:t>
-            </w:r>
-          </w:p>
-        </w:tc>
-      </w:tr>
-      <w:tr>
-        <w:tc>
-          <w:tcPr>
-            <w:tcW w:type="dxa" w:w="1814"/>
-          </w:tcPr>
-          <w:p>
-            <w:r/>
-            <w:r>
-              <w:rPr>
-                <w:rFonts w:ascii="Consolas" w:hAnsi="Consolas" w:eastAsia="宋体"/>
-                <w:b/>
-                <w:sz w:val="18"/>
-              </w:rPr>
-              <w:t>库存周转天数</w:t>
-            </w:r>
-          </w:p>
-        </w:tc>
-        <w:tc>
-          <w:tcPr>
-            <w:tcW w:type="dxa" w:w="3402"/>
-          </w:tcPr>
-          <w:p>
-            <w:r/>
-            <w:r>
-              <w:rPr>
-                <w:rFonts w:ascii="微软雅黑" w:hAnsi="微软雅黑" w:eastAsia="微软雅黑"/>
-                <w:sz w:val="18"/>
-              </w:rPr>
-              <w:t>da.小微电商.库存周转天数(df, by=None)</w:t>
-            </w:r>
-          </w:p>
-        </w:tc>
-        <w:tc>
-          <w:tcPr>
-            <w:tcW w:type="dxa" w:w="4535"/>
-          </w:tcPr>
-          <w:p>
-            <w:r/>
-            <w:r>
-              <w:rPr>
-                <w:rFonts w:ascii="微软雅黑" w:hAnsi="微软雅黑" w:eastAsia="微软雅黑"/>
-                <w:sz w:val="18"/>
-              </w:rPr>
-              <w:t>库存/日均销</w:t>
-            </w:r>
-          </w:p>
-        </w:tc>
-      </w:tr>
-      <w:tr>
-        <w:tc>
-          <w:tcPr>
-            <w:tcW w:type="dxa" w:w="1814"/>
-          </w:tcPr>
-          <w:p>
-            <w:r/>
-            <w:r>
-              <w:rPr>
-                <w:rFonts w:ascii="Consolas" w:hAnsi="Consolas" w:eastAsia="宋体"/>
-                <w:b/>
-                <w:sz w:val="18"/>
-              </w:rPr>
-              <w:t>推广净ROI</w:t>
-            </w:r>
-          </w:p>
-        </w:tc>
-        <w:tc>
-          <w:tcPr>
-            <w:tcW w:type="dxa" w:w="3402"/>
-          </w:tcPr>
-          <w:p>
-            <w:r/>
-            <w:r>
-              <w:rPr>
-                <w:rFonts w:ascii="微软雅黑" w:hAnsi="微软雅黑" w:eastAsia="微软雅黑"/>
-                <w:sz w:val="18"/>
-              </w:rPr>
-              <w:t>da.小微电商.推广净ROI(df, by=None)</w:t>
-            </w:r>
-          </w:p>
-        </w:tc>
-        <w:tc>
-          <w:tcPr>
-            <w:tcW w:type="dxa" w:w="4535"/>
-          </w:tcPr>
-          <w:p>
-            <w:r/>
-            <w:r>
-              <w:rPr>
-                <w:rFonts w:ascii="微软雅黑" w:hAnsi="微软雅黑" w:eastAsia="微软雅黑"/>
-                <w:sz w:val="18"/>
-              </w:rPr>
-              <w:t>可选列[推广费]</w:t>
-            </w:r>
-          </w:p>
-        </w:tc>
-      </w:tr>
-      <w:tr>
-        <w:tc>
-          <w:tcPr>
-            <w:tcW w:type="dxa" w:w="1814"/>
-          </w:tcPr>
-          <w:p>
-            <w:r/>
-            <w:r>
-              <w:rPr>
-                <w:rFonts w:ascii="Consolas" w:hAnsi="Consolas" w:eastAsia="宋体"/>
-                <w:b/>
-                <w:sz w:val="18"/>
-              </w:rPr>
-              <w:t>爆款滞销分层</w:t>
-            </w:r>
-          </w:p>
-        </w:tc>
-        <w:tc>
-          <w:tcPr>
-            <w:tcW w:type="dxa" w:w="3402"/>
-          </w:tcPr>
-          <w:p>
-            <w:r/>
-            <w:r>
-              <w:rPr>
-                <w:rFonts w:ascii="微软雅黑" w:hAnsi="微软雅黑" w:eastAsia="微软雅黑"/>
-                <w:sz w:val="18"/>
-              </w:rPr>
-              <w:t>da.小微电商.爆款滞销分层(df, 爆款阈值=None, 滞销阈值=0)</w:t>
-            </w:r>
-          </w:p>
-        </w:tc>
-        <w:tc>
-          <w:tcPr>
-            <w:tcW w:type="dxa" w:w="4535"/>
-          </w:tcPr>
-          <w:p>
-            <w:r/>
-            <w:r>
-              <w:rPr>
-                <w:rFonts w:ascii="微软雅黑" w:hAnsi="微软雅黑" w:eastAsia="微软雅黑"/>
-                <w:sz w:val="18"/>
-              </w:rPr>
-              <w:t>返回 DataFrame</w:t>
-            </w:r>
-          </w:p>
-        </w:tc>
-      </w:tr>
-      <w:tr>
-        <w:tc>
-          <w:tcPr>
-            <w:tcW w:type="dxa" w:w="1814"/>
-          </w:tcPr>
-          <w:p>
-            <w:r/>
-            <w:r>
-              <w:rPr>
-                <w:rFonts w:ascii="Consolas" w:hAnsi="Consolas" w:eastAsia="宋体"/>
-                <w:b/>
-                <w:sz w:val="18"/>
-              </w:rPr>
-              <w:t>利润敏感度分析</w:t>
-            </w:r>
-          </w:p>
-        </w:tc>
-        <w:tc>
-          <w:tcPr>
-            <w:tcW w:type="dxa" w:w="3402"/>
-          </w:tcPr>
-          <w:p>
-            <w:r/>
-            <w:r>
-              <w:rPr>
-                <w:rFonts w:ascii="微软雅黑" w:hAnsi="微软雅黑" w:eastAsia="微软雅黑"/>
-                <w:sz w:val="18"/>
-              </w:rPr>
-              <w:t>da.小微电商.利润敏感度分析(df, 涨价=1)</w:t>
-            </w:r>
-          </w:p>
-        </w:tc>
-        <w:tc>
-          <w:tcPr>
-            <w:tcW w:type="dxa" w:w="4535"/>
-          </w:tcPr>
-          <w:p>
-            <w:r/>
-            <w:r>
-              <w:rPr>
-                <w:rFonts w:ascii="微软雅黑" w:hAnsi="微软雅黑" w:eastAsia="微软雅黑"/>
-                <w:sz w:val="18"/>
-              </w:rPr>
-              <w:t>返回 DataFrame</w:t>
-            </w:r>
-          </w:p>
-        </w:tc>
-      </w:tr>
-      <w:tr>
-        <w:tc>
-          <w:tcPr>
-            <w:tcW w:type="dxa" w:w="1814"/>
-          </w:tcPr>
-          <w:p>
-            <w:r/>
-            <w:r>
-              <w:rPr>
-                <w:rFonts w:ascii="Consolas" w:hAnsi="Consolas" w:eastAsia="宋体"/>
-                <w:b/>
-                <w:sz w:val="18"/>
-              </w:rPr>
-              <w:t>库存周转预警</w:t>
-            </w:r>
-          </w:p>
-        </w:tc>
-        <w:tc>
-          <w:tcPr>
-            <w:tcW w:type="dxa" w:w="3402"/>
-          </w:tcPr>
-          <w:p>
-            <w:r/>
-            <w:r>
-              <w:rPr>
-                <w:rFonts w:ascii="微软雅黑" w:hAnsi="微软雅黑" w:eastAsia="微软雅黑"/>
-                <w:sz w:val="18"/>
-              </w:rPr>
-              <w:t>da.小微电商.库存周转预警(df, 周转预警线=0.2)</w:t>
-            </w:r>
-          </w:p>
-        </w:tc>
-        <w:tc>
-          <w:tcPr>
-            <w:tcW w:type="dxa" w:w="4535"/>
-          </w:tcPr>
-          <w:p>
-            <w:r/>
-            <w:r>
-              <w:rPr>
-                <w:rFonts w:ascii="微软雅黑" w:hAnsi="微软雅黑" w:eastAsia="微软雅黑"/>
-                <w:sz w:val="18"/>
-              </w:rPr>
-              <w:t>返回 DataFrame</w:t>
-            </w:r>
-          </w:p>
-        </w:tc>
-      </w:tr>
-      <w:tr>
-        <w:tc>
-          <w:tcPr>
-            <w:tcW w:type="dxa" w:w="1814"/>
-          </w:tcPr>
-          <w:p>
-            <w:r/>
-            <w:r>
-              <w:rPr>
-                <w:rFonts w:ascii="Consolas" w:hAnsi="Consolas" w:eastAsia="宋体"/>
-                <w:b/>
-                <w:sz w:val="18"/>
-              </w:rPr>
-              <w:t>规范列名</w:t>
-            </w:r>
-          </w:p>
-        </w:tc>
-        <w:tc>
-          <w:tcPr>
-            <w:tcW w:type="dxa" w:w="3402"/>
-          </w:tcPr>
-          <w:p>
-            <w:r/>
-            <w:r>
-              <w:rPr>
-                <w:rFonts w:ascii="微软雅黑" w:hAnsi="微软雅黑" w:eastAsia="微软雅黑"/>
-                <w:sz w:val="18"/>
-              </w:rPr>
-              <w:t>da.小微电商.规范列名(df)</w:t>
-            </w:r>
-          </w:p>
-        </w:tc>
-        <w:tc>
-          <w:tcPr>
-            <w:tcW w:type="dxa" w:w="4535"/>
-          </w:tcPr>
-          <w:p>
-            <w:r/>
-            <w:r>
-              <w:rPr>
-                <w:rFonts w:ascii="微软雅黑" w:hAnsi="微软雅黑" w:eastAsia="微软雅黑"/>
-                <w:sz w:val="18"/>
-              </w:rPr>
-              <w:t>英文字段转中文</w:t>
-            </w:r>
-          </w:p>
-        </w:tc>
-      </w:tr>
-    </w:tbl>
-    <w:p/>
-    <w:p>
-      <w:pPr>
-        <w:pStyle w:val="Heading2"/>
-      </w:pPr>
-      <w:r>
-        <w:t>2.3 域C · 自媒体  da.自媒体.*</w:t>
-      </w:r>
-    </w:p>
-    <w:tbl>
-      <w:tblPr>
-        <w:tblStyle w:val="LightGrid-Accent1"/>
-        <w:tblW w:type="auto" w:w="0"/>
-        <w:jc w:val="center"/>
-        <w:tblLook w:firstColumn="1" w:firstRow="1" w:lastColumn="0" w:lastRow="0" w:noHBand="0" w:noVBand="1" w:val="04A0"/>
-      </w:tblPr>
-      <w:tblGrid>
-        <w:gridCol w:w="2880"/>
-        <w:gridCol w:w="2880"/>
-        <w:gridCol w:w="2880"/>
-      </w:tblGrid>
-      <w:tr>
-        <w:tc>
-          <w:tcPr>
-            <w:tcW w:type="dxa" w:w="1814"/>
-          </w:tcPr>
-          <w:p>
-            <w:pPr>
-              <w:jc w:val="center"/>
-            </w:pPr>
-            <w:r/>
-            <w:r>
-              <w:rPr>
-                <w:rFonts w:ascii="微软雅黑" w:hAnsi="微软雅黑" w:eastAsia="微软雅黑"/>
-                <w:b/>
-                <w:sz w:val="19"/>
-              </w:rPr>
-              <w:t>函数名</w:t>
-            </w:r>
-          </w:p>
-        </w:tc>
-        <w:tc>
-          <w:tcPr>
-            <w:tcW w:type="dxa" w:w="3685"/>
-          </w:tcPr>
-          <w:p>
-            <w:pPr>
-              <w:jc w:val="center"/>
-            </w:pPr>
-            <w:r/>
-            <w:r>
-              <w:rPr>
-                <w:rFonts w:ascii="微软雅黑" w:hAnsi="微软雅黑" w:eastAsia="微软雅黑"/>
-                <w:b/>
-                <w:sz w:val="19"/>
-              </w:rPr>
-              <w:t>调用代码</w:t>
-            </w:r>
-          </w:p>
-        </w:tc>
-        <w:tc>
-          <w:tcPr>
-            <w:tcW w:type="dxa" w:w="4535"/>
-          </w:tcPr>
-          <w:p>
-            <w:pPr>
-              <w:jc w:val="center"/>
-            </w:pPr>
-            <w:r/>
-            <w:r>
-              <w:rPr>
-                <w:rFonts w:ascii="微软雅黑" w:hAnsi="微软雅黑" w:eastAsia="微软雅黑"/>
-                <w:b/>
-                <w:sz w:val="19"/>
-              </w:rPr>
-              <w:t>关键参数 / 说明</w:t>
-            </w:r>
-          </w:p>
-        </w:tc>
-      </w:tr>
-      <w:tr>
-        <w:tc>
-          <w:tcPr>
-            <w:tcW w:type="dxa" w:w="1814"/>
-          </w:tcPr>
-          <w:p>
-            <w:r/>
-            <w:r>
-              <w:rPr>
-                <w:rFonts w:ascii="Consolas" w:hAnsi="Consolas" w:eastAsia="宋体"/>
-                <w:b/>
-                <w:sz w:val="18"/>
-              </w:rPr>
-              <w:t>互动率</w:t>
-            </w:r>
-          </w:p>
-        </w:tc>
-        <w:tc>
-          <w:tcPr>
-            <w:tcW w:type="dxa" w:w="3685"/>
-          </w:tcPr>
-          <w:p>
-            <w:r/>
-            <w:r>
-              <w:rPr>
-                <w:rFonts w:ascii="微软雅黑" w:hAnsi="微软雅黑" w:eastAsia="微软雅黑"/>
-                <w:sz w:val="18"/>
-              </w:rPr>
-              <w:t>da.自媒体.互动率(df, by=None)</w:t>
-            </w:r>
-          </w:p>
-        </w:tc>
-        <w:tc>
-          <w:tcPr>
-            <w:tcW w:type="dxa" w:w="4535"/>
-          </w:tcPr>
-          <w:p>
-            <w:r/>
-            <w:r>
-              <w:rPr>
-                <w:rFonts w:ascii="微软雅黑" w:hAnsi="微软雅黑" w:eastAsia="微软雅黑"/>
-                <w:sz w:val="18"/>
-              </w:rPr>
-              <w:t>(赞+藏+评)/阅读播放</w:t>
-            </w:r>
-          </w:p>
-        </w:tc>
-      </w:tr>
-      <w:tr>
-        <w:tc>
-          <w:tcPr>
-            <w:tcW w:type="dxa" w:w="1814"/>
-          </w:tcPr>
-          <w:p>
-            <w:r/>
-            <w:r>
-              <w:rPr>
-                <w:rFonts w:ascii="Consolas" w:hAnsi="Consolas" w:eastAsia="宋体"/>
-                <w:b/>
-                <w:sz w:val="18"/>
-              </w:rPr>
-              <w:t>千次曝光报价CPM</w:t>
-            </w:r>
-          </w:p>
-        </w:tc>
-        <w:tc>
-          <w:tcPr>
-            <w:tcW w:type="dxa" w:w="3685"/>
-          </w:tcPr>
-          <w:p>
-            <w:r/>
-            <w:r>
-              <w:rPr>
-                <w:rFonts w:ascii="微软雅黑" w:hAnsi="微软雅黑" w:eastAsia="微软雅黑"/>
-                <w:sz w:val="18"/>
-              </w:rPr>
-              <w:t>da.自媒体.千次曝光报价CPM(df, by=None)</w:t>
-            </w:r>
-          </w:p>
-        </w:tc>
-        <w:tc>
-          <w:tcPr>
-            <w:tcW w:type="dxa" w:w="4535"/>
-          </w:tcPr>
-          <w:p>
-            <w:r/>
-            <w:r>
-              <w:rPr>
-                <w:rFonts w:ascii="微软雅黑" w:hAnsi="微软雅黑" w:eastAsia="微软雅黑"/>
-                <w:sz w:val="18"/>
-              </w:rPr>
-              <w:t>商单报价/曝光×1000</w:t>
-            </w:r>
-          </w:p>
-        </w:tc>
-      </w:tr>
-      <w:tr>
-        <w:tc>
-          <w:tcPr>
-            <w:tcW w:type="dxa" w:w="1814"/>
-          </w:tcPr>
-          <w:p>
-            <w:r/>
-            <w:r>
-              <w:rPr>
-                <w:rFonts w:ascii="Consolas" w:hAnsi="Consolas" w:eastAsia="宋体"/>
-                <w:b/>
-                <w:sz w:val="18"/>
-              </w:rPr>
-              <w:t>粉丝净值</w:t>
-            </w:r>
-          </w:p>
-        </w:tc>
-        <w:tc>
-          <w:tcPr>
-            <w:tcW w:type="dxa" w:w="3685"/>
-          </w:tcPr>
-          <w:p>
-            <w:r/>
-            <w:r>
-              <w:rPr>
-                <w:rFonts w:ascii="微软雅黑" w:hAnsi="微软雅黑" w:eastAsia="微软雅黑"/>
-                <w:sz w:val="18"/>
-              </w:rPr>
-              <w:t>da.自媒体.粉丝净值(df, by=None)</w:t>
-            </w:r>
-          </w:p>
-        </w:tc>
-        <w:tc>
-          <w:tcPr>
-            <w:tcW w:type="dxa" w:w="4535"/>
-          </w:tcPr>
-          <w:p>
-            <w:r/>
-            <w:r>
-              <w:rPr>
-                <w:rFonts w:ascii="微软雅黑" w:hAnsi="微软雅黑" w:eastAsia="微软雅黑"/>
-                <w:sz w:val="18"/>
-              </w:rPr>
-              <w:t>商单收入/粉丝数</w:t>
-            </w:r>
-          </w:p>
-        </w:tc>
-      </w:tr>
-      <w:tr>
-        <w:tc>
-          <w:tcPr>
-            <w:tcW w:type="dxa" w:w="1814"/>
-          </w:tcPr>
-          <w:p>
-            <w:r/>
-            <w:r>
-              <w:rPr>
-                <w:rFonts w:ascii="Consolas" w:hAnsi="Consolas" w:eastAsia="宋体"/>
-                <w:b/>
-                <w:sz w:val="18"/>
-              </w:rPr>
-              <w:t>商单承接率</w:t>
-            </w:r>
-          </w:p>
-        </w:tc>
-        <w:tc>
-          <w:tcPr>
-            <w:tcW w:type="dxa" w:w="3685"/>
-          </w:tcPr>
-          <w:p>
-            <w:r/>
-            <w:r>
-              <w:rPr>
-                <w:rFonts w:ascii="微软雅黑" w:hAnsi="微软雅黑" w:eastAsia="微软雅黑"/>
-                <w:sz w:val="18"/>
-              </w:rPr>
-              <w:t>da.自媒体.商单承接率(df, by=None)</w:t>
-            </w:r>
-          </w:p>
-        </w:tc>
-        <w:tc>
-          <w:tcPr>
-            <w:tcW w:type="dxa" w:w="4535"/>
-          </w:tcPr>
-          <w:p>
-            <w:r/>
-            <w:r>
-              <w:rPr>
-                <w:rFonts w:ascii="微软雅黑" w:hAnsi="微软雅黑" w:eastAsia="微软雅黑"/>
-                <w:sz w:val="18"/>
-              </w:rPr>
-              <w:t>合作数/询价</w:t>
-            </w:r>
-          </w:p>
-        </w:tc>
-      </w:tr>
-      <w:tr>
-        <w:tc>
-          <w:tcPr>
-            <w:tcW w:type="dxa" w:w="1814"/>
-          </w:tcPr>
-          <w:p>
-            <w:r/>
-            <w:r>
-              <w:rPr>
-                <w:rFonts w:ascii="Consolas" w:hAnsi="Consolas" w:eastAsia="宋体"/>
-                <w:b/>
-                <w:sz w:val="18"/>
-              </w:rPr>
-              <w:t>内容投产比</w:t>
-            </w:r>
-          </w:p>
-        </w:tc>
-        <w:tc>
-          <w:tcPr>
-            <w:tcW w:type="dxa" w:w="3685"/>
-          </w:tcPr>
-          <w:p>
-            <w:r/>
-            <w:r>
-              <w:rPr>
-                <w:rFonts w:ascii="微软雅黑" w:hAnsi="微软雅黑" w:eastAsia="微软雅黑"/>
-                <w:sz w:val="18"/>
-              </w:rPr>
-              <w:t>da.自媒体.内容投产比(df, by=None)</w:t>
-            </w:r>
-          </w:p>
-        </w:tc>
-        <w:tc>
-          <w:tcPr>
-            <w:tcW w:type="dxa" w:w="4535"/>
-          </w:tcPr>
-          <w:p>
-            <w:r/>
-            <w:r>
-              <w:rPr>
-                <w:rFonts w:ascii="微软雅黑" w:hAnsi="微软雅黑" w:eastAsia="微软雅黑"/>
-                <w:sz w:val="18"/>
-              </w:rPr>
-              <w:t>商单收入/投入</w:t>
-            </w:r>
-          </w:p>
-        </w:tc>
-      </w:tr>
-      <w:tr>
-        <w:tc>
-          <w:tcPr>
-            <w:tcW w:type="dxa" w:w="1814"/>
-          </w:tcPr>
-          <w:p>
-            <w:r/>
-            <w:r>
-              <w:rPr>
-                <w:rFonts w:ascii="Consolas" w:hAnsi="Consolas" w:eastAsia="宋体"/>
-                <w:b/>
-                <w:sz w:val="18"/>
-              </w:rPr>
-              <w:t>掉粉率</w:t>
-            </w:r>
-          </w:p>
-        </w:tc>
-        <w:tc>
-          <w:tcPr>
-            <w:tcW w:type="dxa" w:w="3685"/>
-          </w:tcPr>
-          <w:p>
-            <w:r/>
-            <w:r>
-              <w:rPr>
-                <w:rFonts w:ascii="微软雅黑" w:hAnsi="微软雅黑" w:eastAsia="微软雅黑"/>
-                <w:sz w:val="18"/>
-              </w:rPr>
-              <w:t>da.自媒体.掉粉率(df, by=None)</w:t>
-            </w:r>
-          </w:p>
-        </w:tc>
-        <w:tc>
-          <w:tcPr>
-            <w:tcW w:type="dxa" w:w="4535"/>
-          </w:tcPr>
-          <w:p>
-            <w:r/>
-            <w:r>
-              <w:rPr>
-                <w:rFonts w:ascii="微软雅黑" w:hAnsi="微软雅黑" w:eastAsia="微软雅黑"/>
-                <w:sz w:val="18"/>
-              </w:rPr>
-              <w:t>掉粉数/粉丝数</w:t>
-            </w:r>
-          </w:p>
-        </w:tc>
-      </w:tr>
-      <w:tr>
-        <w:tc>
-          <w:tcPr>
-            <w:tcW w:type="dxa" w:w="1814"/>
-          </w:tcPr>
-          <w:p>
-            <w:r/>
-            <w:r>
-              <w:rPr>
-                <w:rFonts w:ascii="Consolas" w:hAnsi="Consolas" w:eastAsia="宋体"/>
-                <w:b/>
-                <w:sz w:val="18"/>
-              </w:rPr>
-              <w:t>千粉月收益</w:t>
-            </w:r>
-          </w:p>
-        </w:tc>
-        <w:tc>
-          <w:tcPr>
-            <w:tcW w:type="dxa" w:w="3685"/>
-          </w:tcPr>
-          <w:p>
-            <w:r/>
-            <w:r>
-              <w:rPr>
-                <w:rFonts w:ascii="微软雅黑" w:hAnsi="微软雅黑" w:eastAsia="微软雅黑"/>
-                <w:sz w:val="18"/>
-              </w:rPr>
-              <w:t>da.自媒体.千粉月收益(df, by=None)</w:t>
-            </w:r>
-          </w:p>
-        </w:tc>
-        <w:tc>
-          <w:tcPr>
-            <w:tcW w:type="dxa" w:w="4535"/>
-          </w:tcPr>
-          <w:p>
-            <w:r/>
-            <w:r>
-              <w:rPr>
-                <w:rFonts w:ascii="微软雅黑" w:hAnsi="微软雅黑" w:eastAsia="微软雅黑"/>
-                <w:sz w:val="18"/>
-              </w:rPr>
-              <w:t>月收益/粉丝(千)</w:t>
-            </w:r>
-          </w:p>
-        </w:tc>
-      </w:tr>
-      <w:tr>
-        <w:tc>
-          <w:tcPr>
-            <w:tcW w:type="dxa" w:w="1814"/>
-          </w:tcPr>
-          <w:p>
-            <w:r/>
-            <w:r>
-              <w:rPr>
-                <w:rFonts w:ascii="Consolas" w:hAnsi="Consolas" w:eastAsia="宋体"/>
-                <w:b/>
-                <w:sz w:val="18"/>
-              </w:rPr>
-              <w:t>账号估值模型</w:t>
-            </w:r>
-          </w:p>
-        </w:tc>
-        <w:tc>
-          <w:tcPr>
-            <w:tcW w:type="dxa" w:w="3685"/>
-          </w:tcPr>
-          <w:p>
-            <w:r/>
-            <w:r>
-              <w:rPr>
-                <w:rFonts w:ascii="微软雅黑" w:hAnsi="微软雅黑" w:eastAsia="微软雅黑"/>
-                <w:sz w:val="18"/>
-              </w:rPr>
-              <w:t>da.自媒体.账号估值模型(df, 估值月数=12, 估值倍数=2)</w:t>
-            </w:r>
-          </w:p>
-        </w:tc>
-        <w:tc>
-          <w:tcPr>
-            <w:tcW w:type="dxa" w:w="4535"/>
-          </w:tcPr>
-          <w:p>
-            <w:r/>
-            <w:r>
-              <w:rPr>
-                <w:rFonts w:ascii="微软雅黑" w:hAnsi="微软雅黑" w:eastAsia="微软雅黑"/>
-                <w:sz w:val="18"/>
-              </w:rPr>
-              <w:t>返回标量</w:t>
-            </w:r>
-          </w:p>
-        </w:tc>
-      </w:tr>
-      <w:tr>
-        <w:tc>
-          <w:tcPr>
-            <w:tcW w:type="dxa" w:w="1814"/>
-          </w:tcPr>
-          <w:p>
-            <w:r/>
-            <w:r>
-              <w:rPr>
-                <w:rFonts w:ascii="Consolas" w:hAnsi="Consolas" w:eastAsia="宋体"/>
-                <w:b/>
-                <w:sz w:val="18"/>
-              </w:rPr>
-              <w:t>内容类型AB对比</w:t>
-            </w:r>
-          </w:p>
-        </w:tc>
-        <w:tc>
-          <w:tcPr>
-            <w:tcW w:type="dxa" w:w="3685"/>
-          </w:tcPr>
-          <w:p>
-            <w:r/>
-            <w:r>
-              <w:rPr>
-                <w:rFonts w:ascii="微软雅黑" w:hAnsi="微软雅黑" w:eastAsia="微软雅黑"/>
-                <w:sz w:val="18"/>
-              </w:rPr>
-              <w:t>da.自媒体.内容类型AB对比(df)</w:t>
-            </w:r>
-          </w:p>
-        </w:tc>
-        <w:tc>
-          <w:tcPr>
-            <w:tcW w:type="dxa" w:w="4535"/>
-          </w:tcPr>
-          <w:p>
-            <w:r/>
-            <w:r>
-              <w:rPr>
-                <w:rFonts w:ascii="微软雅黑" w:hAnsi="微软雅黑" w:eastAsia="微软雅黑"/>
-                <w:sz w:val="18"/>
-              </w:rPr>
-              <w:t>返回 DataFrame</w:t>
-            </w:r>
-          </w:p>
-        </w:tc>
-      </w:tr>
-      <w:tr>
-        <w:tc>
-          <w:tcPr>
-            <w:tcW w:type="dxa" w:w="1814"/>
-          </w:tcPr>
-          <w:p>
-            <w:r/>
-            <w:r>
-              <w:rPr>
-                <w:rFonts w:ascii="Consolas" w:hAnsi="Consolas" w:eastAsia="宋体"/>
-                <w:b/>
-                <w:sz w:val="18"/>
-              </w:rPr>
-              <w:t>规范列名</w:t>
-            </w:r>
-          </w:p>
-        </w:tc>
-        <w:tc>
-          <w:tcPr>
-            <w:tcW w:type="dxa" w:w="3685"/>
-          </w:tcPr>
-          <w:p>
-            <w:r/>
-            <w:r>
-              <w:rPr>
-                <w:rFonts w:ascii="微软雅黑" w:hAnsi="微软雅黑" w:eastAsia="微软雅黑"/>
-                <w:sz w:val="18"/>
-              </w:rPr>
-              <w:t>da.自媒体.规范列名(df)</w:t>
-            </w:r>
-          </w:p>
-        </w:tc>
-        <w:tc>
-          <w:tcPr>
-            <w:tcW w:type="dxa" w:w="4535"/>
-          </w:tcPr>
-          <w:p>
-            <w:r/>
-            <w:r>
-              <w:rPr>
-                <w:rFonts w:ascii="微软雅黑" w:hAnsi="微软雅黑" w:eastAsia="微软雅黑"/>
-                <w:sz w:val="18"/>
-              </w:rPr>
-              <w:t>英文字段转中文</w:t>
-            </w:r>
-          </w:p>
-        </w:tc>
-      </w:tr>
-    </w:tbl>
-    <w:p/>
-    <w:p>
-      <w:pPr>
-        <w:pStyle w:val="Heading2"/>
-      </w:pPr>
-      <w:r>
-        <w:t>2.4 域D · 零工平台  da.零工平台.*</w:t>
-      </w:r>
-    </w:p>
-    <w:tbl>
-      <w:tblPr>
-        <w:tblStyle w:val="LightGrid-Accent1"/>
-        <w:tblW w:type="auto" w:w="0"/>
-        <w:jc w:val="center"/>
-        <w:tblLook w:firstColumn="1" w:firstRow="1" w:lastColumn="0" w:lastRow="0" w:noHBand="0" w:noVBand="1" w:val="04A0"/>
-      </w:tblPr>
-      <w:tblGrid>
-        <w:gridCol w:w="2880"/>
-        <w:gridCol w:w="2880"/>
-        <w:gridCol w:w="2880"/>
-      </w:tblGrid>
-      <w:tr>
-        <w:tc>
-          <w:tcPr>
-            <w:tcW w:type="dxa" w:w="1814"/>
-          </w:tcPr>
-          <w:p>
-            <w:pPr>
-              <w:jc w:val="center"/>
-            </w:pPr>
-            <w:r/>
-            <w:r>
-              <w:rPr>
-                <w:rFonts w:ascii="微软雅黑" w:hAnsi="微软雅黑" w:eastAsia="微软雅黑"/>
-                <w:b/>
-                <w:sz w:val="19"/>
-              </w:rPr>
-              <w:t>函数名</w:t>
-            </w:r>
-          </w:p>
-        </w:tc>
-        <w:tc>
-          <w:tcPr>
-            <w:tcW w:type="dxa" w:w="3685"/>
-          </w:tcPr>
-          <w:p>
-            <w:pPr>
-              <w:jc w:val="center"/>
-            </w:pPr>
-            <w:r/>
-            <w:r>
-              <w:rPr>
-                <w:rFonts w:ascii="微软雅黑" w:hAnsi="微软雅黑" w:eastAsia="微软雅黑"/>
-                <w:b/>
-                <w:sz w:val="19"/>
-              </w:rPr>
-              <w:t>调用代码</w:t>
-            </w:r>
-          </w:p>
-        </w:tc>
-        <w:tc>
-          <w:tcPr>
-            <w:tcW w:type="dxa" w:w="4535"/>
-          </w:tcPr>
-          <w:p>
-            <w:pPr>
-              <w:jc w:val="center"/>
-            </w:pPr>
-            <w:r/>
-            <w:r>
-              <w:rPr>
-                <w:rFonts w:ascii="微软雅黑" w:hAnsi="微软雅黑" w:eastAsia="微软雅黑"/>
-                <w:b/>
-                <w:sz w:val="19"/>
-              </w:rPr>
-              <w:t>关键参数 / 说明</w:t>
-            </w:r>
-          </w:p>
-        </w:tc>
-      </w:tr>
-      <w:tr>
-        <w:tc>
-          <w:tcPr>
-            <w:tcW w:type="dxa" w:w="1814"/>
-          </w:tcPr>
-          <w:p>
-            <w:r/>
-            <w:r>
-              <w:rPr>
-                <w:rFonts w:ascii="Consolas" w:hAnsi="Consolas" w:eastAsia="宋体"/>
-                <w:b/>
-                <w:sz w:val="18"/>
-              </w:rPr>
-              <w:t>中标率</w:t>
-            </w:r>
-          </w:p>
-        </w:tc>
-        <w:tc>
-          <w:tcPr>
-            <w:tcW w:type="dxa" w:w="3685"/>
-          </w:tcPr>
-          <w:p>
-            <w:r/>
-            <w:r>
-              <w:rPr>
-                <w:rFonts w:ascii="微软雅黑" w:hAnsi="微软雅黑" w:eastAsia="微软雅黑"/>
-                <w:sz w:val="18"/>
-              </w:rPr>
-              <w:t>da.零工平台.中标率(df, by=None)</w:t>
-            </w:r>
-          </w:p>
-        </w:tc>
-        <w:tc>
-          <w:tcPr>
-            <w:tcW w:type="dxa" w:w="4535"/>
-          </w:tcPr>
-          <w:p>
-            <w:r/>
-            <w:r>
-              <w:rPr>
-                <w:rFonts w:ascii="微软雅黑" w:hAnsi="微软雅黑" w:eastAsia="微软雅黑"/>
-                <w:sz w:val="18"/>
-              </w:rPr>
-              <w:t>中标数/投标数</w:t>
-            </w:r>
-          </w:p>
-        </w:tc>
-      </w:tr>
-      <w:tr>
-        <w:tc>
-          <w:tcPr>
-            <w:tcW w:type="dxa" w:w="1814"/>
-          </w:tcPr>
-          <w:p>
-            <w:r/>
-            <w:r>
-              <w:rPr>
-                <w:rFonts w:ascii="Consolas" w:hAnsi="Consolas" w:eastAsia="宋体"/>
-                <w:b/>
-                <w:sz w:val="18"/>
-              </w:rPr>
-              <w:t>纠纷率</w:t>
-            </w:r>
-          </w:p>
-        </w:tc>
-        <w:tc>
-          <w:tcPr>
-            <w:tcW w:type="dxa" w:w="3685"/>
-          </w:tcPr>
-          <w:p>
-            <w:r/>
-            <w:r>
-              <w:rPr>
-                <w:rFonts w:ascii="微软雅黑" w:hAnsi="微软雅黑" w:eastAsia="微软雅黑"/>
-                <w:sz w:val="18"/>
-              </w:rPr>
-              <w:t>da.零工平台.纠纷率(df, by=None)</w:t>
-            </w:r>
-          </w:p>
-        </w:tc>
-        <w:tc>
-          <w:tcPr>
-            <w:tcW w:type="dxa" w:w="4535"/>
-          </w:tcPr>
-          <w:p>
-            <w:r/>
-            <w:r>
-              <w:rPr>
-                <w:rFonts w:ascii="微软雅黑" w:hAnsi="微软雅黑" w:eastAsia="微软雅黑"/>
-                <w:sz w:val="18"/>
-              </w:rPr>
-              <w:t>纠纷数/中标数</w:t>
-            </w:r>
-          </w:p>
-        </w:tc>
-      </w:tr>
-      <w:tr>
-        <w:tc>
-          <w:tcPr>
-            <w:tcW w:type="dxa" w:w="1814"/>
-          </w:tcPr>
-          <w:p>
-            <w:r/>
-            <w:r>
-              <w:rPr>
-                <w:rFonts w:ascii="Consolas" w:hAnsi="Consolas" w:eastAsia="宋体"/>
-                <w:b/>
-                <w:sz w:val="18"/>
-              </w:rPr>
-              <w:t>首标时效</w:t>
-            </w:r>
-          </w:p>
-        </w:tc>
-        <w:tc>
-          <w:tcPr>
-            <w:tcW w:type="dxa" w:w="3685"/>
-          </w:tcPr>
-          <w:p>
-            <w:r/>
-            <w:r>
-              <w:rPr>
-                <w:rFonts w:ascii="微软雅黑" w:hAnsi="微软雅黑" w:eastAsia="微软雅黑"/>
-                <w:sz w:val="18"/>
-              </w:rPr>
-              <w:t>da.零工平台.首标时效(df)</w:t>
-            </w:r>
-          </w:p>
-        </w:tc>
-        <w:tc>
-          <w:tcPr>
-            <w:tcW w:type="dxa" w:w="4535"/>
-          </w:tcPr>
-          <w:p>
-            <w:r/>
-            <w:r>
-              <w:rPr>
-                <w:rFonts w:ascii="微软雅黑" w:hAnsi="微软雅黑" w:eastAsia="微软雅黑"/>
-                <w:sz w:val="18"/>
-              </w:rPr>
-              <w:t>首标时间-发单时间</w:t>
-            </w:r>
-          </w:p>
-        </w:tc>
-      </w:tr>
-      <w:tr>
-        <w:tc>
-          <w:tcPr>
-            <w:tcW w:type="dxa" w:w="1814"/>
-          </w:tcPr>
-          <w:p>
-            <w:r/>
-            <w:r>
-              <w:rPr>
-                <w:rFonts w:ascii="Consolas" w:hAnsi="Consolas" w:eastAsia="宋体"/>
-                <w:b/>
-                <w:sz w:val="18"/>
-              </w:rPr>
-              <w:t>定标时效</w:t>
-            </w:r>
-          </w:p>
-        </w:tc>
-        <w:tc>
-          <w:tcPr>
-            <w:tcW w:type="dxa" w:w="3685"/>
-          </w:tcPr>
-          <w:p>
-            <w:r/>
-            <w:r>
-              <w:rPr>
-                <w:rFonts w:ascii="微软雅黑" w:hAnsi="微软雅黑" w:eastAsia="微软雅黑"/>
-                <w:sz w:val="18"/>
-              </w:rPr>
-              <w:t>da.零工平台.定标时效(df)</w:t>
-            </w:r>
-          </w:p>
-        </w:tc>
-        <w:tc>
-          <w:tcPr>
-            <w:tcW w:type="dxa" w:w="4535"/>
-          </w:tcPr>
-          <w:p>
-            <w:r/>
-            <w:r>
-              <w:rPr>
-                <w:rFonts w:ascii="微软雅黑" w:hAnsi="微软雅黑" w:eastAsia="微软雅黑"/>
-                <w:sz w:val="18"/>
-              </w:rPr>
-              <w:t>定标-发单</w:t>
-            </w:r>
-          </w:p>
-        </w:tc>
-      </w:tr>
-      <w:tr>
-        <w:tc>
-          <w:tcPr>
-            <w:tcW w:type="dxa" w:w="1814"/>
-          </w:tcPr>
-          <w:p>
-            <w:r/>
-            <w:r>
-              <w:rPr>
-                <w:rFonts w:ascii="Consolas" w:hAnsi="Consolas" w:eastAsia="宋体"/>
-                <w:b/>
-                <w:sz w:val="18"/>
-              </w:rPr>
-              <w:t>等待时长</w:t>
-            </w:r>
-          </w:p>
-        </w:tc>
-        <w:tc>
-          <w:tcPr>
-            <w:tcW w:type="dxa" w:w="3685"/>
-          </w:tcPr>
-          <w:p>
-            <w:r/>
-            <w:r>
-              <w:rPr>
-                <w:rFonts w:ascii="微软雅黑" w:hAnsi="微软雅黑" w:eastAsia="微软雅黑"/>
-                <w:sz w:val="18"/>
-              </w:rPr>
-              <w:t>da.零工平台.等待时长(df)</w:t>
-            </w:r>
-          </w:p>
-        </w:tc>
-        <w:tc>
-          <w:tcPr>
-            <w:tcW w:type="dxa" w:w="4535"/>
-          </w:tcPr>
-          <w:p>
-            <w:r/>
-            <w:r>
-              <w:rPr>
-                <w:rFonts w:ascii="微软雅黑" w:hAnsi="微软雅黑" w:eastAsia="微软雅黑"/>
-                <w:sz w:val="18"/>
-              </w:rPr>
-              <w:t>接单-定标</w:t>
-            </w:r>
-          </w:p>
-        </w:tc>
-      </w:tr>
-      <w:tr>
-        <w:tc>
-          <w:tcPr>
-            <w:tcW w:type="dxa" w:w="1814"/>
-          </w:tcPr>
-          <w:p>
-            <w:r/>
-            <w:r>
-              <w:rPr>
-                <w:rFonts w:ascii="Consolas" w:hAnsi="Consolas" w:eastAsia="宋体"/>
-                <w:b/>
-                <w:sz w:val="18"/>
-              </w:rPr>
-              <w:t>综合履约分</w:t>
-            </w:r>
-          </w:p>
-        </w:tc>
-        <w:tc>
-          <w:tcPr>
-            <w:tcW w:type="dxa" w:w="3685"/>
-          </w:tcPr>
-          <w:p>
-            <w:r/>
-            <w:r>
-              <w:rPr>
-                <w:rFonts w:ascii="微软雅黑" w:hAnsi="微软雅黑" w:eastAsia="微软雅黑"/>
-                <w:sz w:val="18"/>
-              </w:rPr>
-              <w:t>da.零工平台.综合履约分(df, by=None)</w:t>
-            </w:r>
-          </w:p>
-        </w:tc>
-        <w:tc>
-          <w:tcPr>
-            <w:tcW w:type="dxa" w:w="4535"/>
-          </w:tcPr>
-          <w:p>
-            <w:r/>
-            <w:r>
-              <w:rPr>
-                <w:rFonts w:ascii="微软雅黑" w:hAnsi="微软雅黑" w:eastAsia="微软雅黑"/>
-                <w:sz w:val="18"/>
-              </w:rPr>
-              <w:t>加权履约评分</w:t>
-            </w:r>
-          </w:p>
-        </w:tc>
-      </w:tr>
-      <w:tr>
-        <w:tc>
-          <w:tcPr>
-            <w:tcW w:type="dxa" w:w="1814"/>
-          </w:tcPr>
-          <w:p>
-            <w:r/>
-            <w:r>
-              <w:rPr>
-                <w:rFonts w:ascii="Consolas" w:hAnsi="Consolas" w:eastAsia="宋体"/>
-                <w:b/>
-                <w:sz w:val="18"/>
-              </w:rPr>
-              <w:t>复购加权中标率</w:t>
-            </w:r>
-          </w:p>
-        </w:tc>
-        <w:tc>
-          <w:tcPr>
-            <w:tcW w:type="dxa" w:w="3685"/>
-          </w:tcPr>
-          <w:p>
-            <w:r/>
-            <w:r>
-              <w:rPr>
-                <w:rFonts w:ascii="微软雅黑" w:hAnsi="微软雅黑" w:eastAsia="微软雅黑"/>
-                <w:sz w:val="18"/>
-              </w:rPr>
-              <w:t>da.零工平台.复购加权中标率(df, by=None)</w:t>
-            </w:r>
-          </w:p>
-        </w:tc>
-        <w:tc>
-          <w:tcPr>
-            <w:tcW w:type="dxa" w:w="4535"/>
-          </w:tcPr>
-          <w:p>
-            <w:r/>
-            <w:r>
-              <w:rPr>
-                <w:rFonts w:ascii="微软雅黑" w:hAnsi="微软雅黑" w:eastAsia="微软雅黑"/>
-                <w:sz w:val="18"/>
-              </w:rPr>
-              <w:t>加权中标率</w:t>
-            </w:r>
-          </w:p>
-        </w:tc>
-      </w:tr>
-      <w:tr>
-        <w:tc>
-          <w:tcPr>
-            <w:tcW w:type="dxa" w:w="1814"/>
-          </w:tcPr>
-          <w:p>
-            <w:r/>
-            <w:r>
-              <w:rPr>
-                <w:rFonts w:ascii="Consolas" w:hAnsi="Consolas" w:eastAsia="宋体"/>
-                <w:b/>
-                <w:sz w:val="18"/>
-              </w:rPr>
-              <w:t>任务接标时效</w:t>
-            </w:r>
-          </w:p>
-        </w:tc>
-        <w:tc>
-          <w:tcPr>
-            <w:tcW w:type="dxa" w:w="3685"/>
-          </w:tcPr>
-          <w:p>
-            <w:r/>
-            <w:r>
-              <w:rPr>
-                <w:rFonts w:ascii="微软雅黑" w:hAnsi="微软雅黑" w:eastAsia="微软雅黑"/>
-                <w:sz w:val="18"/>
-              </w:rPr>
-              <w:t>da.零工平台.任务接标时效(df, by=None)</w:t>
-            </w:r>
-          </w:p>
-        </w:tc>
-        <w:tc>
-          <w:tcPr>
-            <w:tcW w:type="dxa" w:w="4535"/>
-          </w:tcPr>
-          <w:p>
-            <w:r/>
-            <w:r>
-              <w:rPr>
-                <w:rFonts w:ascii="微软雅黑" w:hAnsi="微软雅黑" w:eastAsia="微软雅黑"/>
-                <w:sz w:val="18"/>
-              </w:rPr>
-              <w:t>接单-发单</w:t>
-            </w:r>
-          </w:p>
-        </w:tc>
-      </w:tr>
-      <w:tr>
-        <w:tc>
-          <w:tcPr>
-            <w:tcW w:type="dxa" w:w="1814"/>
-          </w:tcPr>
-          <w:p>
-            <w:r/>
-            <w:r>
-              <w:rPr>
-                <w:rFonts w:ascii="Consolas" w:hAnsi="Consolas" w:eastAsia="宋体"/>
-                <w:b/>
-                <w:sz w:val="18"/>
-              </w:rPr>
-              <w:t>评价分布</w:t>
-            </w:r>
-          </w:p>
-        </w:tc>
-        <w:tc>
-          <w:tcPr>
-            <w:tcW w:type="dxa" w:w="3685"/>
-          </w:tcPr>
-          <w:p>
-            <w:r/>
-            <w:r>
-              <w:rPr>
-                <w:rFonts w:ascii="微软雅黑" w:hAnsi="微软雅黑" w:eastAsia="微软雅黑"/>
-                <w:sz w:val="18"/>
-              </w:rPr>
-              <w:t>da.零工平台.评价分布(df)</w:t>
-            </w:r>
-          </w:p>
-        </w:tc>
-        <w:tc>
-          <w:tcPr>
-            <w:tcW w:type="dxa" w:w="4535"/>
-          </w:tcPr>
-          <w:p>
-            <w:r/>
-            <w:r>
-              <w:rPr>
-                <w:rFonts w:ascii="微软雅黑" w:hAnsi="微软雅黑" w:eastAsia="微软雅黑"/>
-                <w:sz w:val="18"/>
-              </w:rPr>
-              <w:t>返回 DataFrame</w:t>
-            </w:r>
-          </w:p>
-        </w:tc>
-      </w:tr>
-      <w:tr>
-        <w:tc>
-          <w:tcPr>
-            <w:tcW w:type="dxa" w:w="1814"/>
-          </w:tcPr>
-          <w:p>
-            <w:r/>
-            <w:r>
-              <w:rPr>
-                <w:rFonts w:ascii="Consolas" w:hAnsi="Consolas" w:eastAsia="宋体"/>
-                <w:b/>
-                <w:sz w:val="18"/>
-              </w:rPr>
-              <w:t>规范列名</w:t>
-            </w:r>
-          </w:p>
-        </w:tc>
-        <w:tc>
-          <w:tcPr>
-            <w:tcW w:type="dxa" w:w="3685"/>
-          </w:tcPr>
-          <w:p>
-            <w:r/>
-            <w:r>
-              <w:rPr>
-                <w:rFonts w:ascii="微软雅黑" w:hAnsi="微软雅黑" w:eastAsia="微软雅黑"/>
-                <w:sz w:val="18"/>
-              </w:rPr>
-              <w:t>da.零工平台.规范列名(df)</w:t>
-            </w:r>
-          </w:p>
-        </w:tc>
-        <w:tc>
-          <w:tcPr>
-            <w:tcW w:type="dxa" w:w="4535"/>
-          </w:tcPr>
-          <w:p>
-            <w:r/>
-            <w:r>
-              <w:rPr>
-                <w:rFonts w:ascii="微软雅黑" w:hAnsi="微软雅黑" w:eastAsia="微软雅黑"/>
-                <w:sz w:val="18"/>
-              </w:rPr>
-              <w:t>英文字段转中文</w:t>
-            </w:r>
-          </w:p>
-        </w:tc>
-      </w:tr>
-    </w:tbl>
-    <w:p/>
-    <w:p>
-      <w:pPr>
-        <w:pStyle w:val="Heading1"/>
-      </w:pPr>
-      <w:r>
-        <w:t>三、数据清洗  da.数据清洗.*</w:t>
-      </w:r>
-    </w:p>
-    <w:tbl>
-      <w:tblPr>
-        <w:tblStyle w:val="LightGrid-Accent1"/>
-        <w:tblW w:type="auto" w:w="0"/>
-        <w:jc w:val="center"/>
-        <w:tblLook w:firstColumn="1" w:firstRow="1" w:lastColumn="0" w:lastRow="0" w:noHBand="0" w:noVBand="1" w:val="04A0"/>
-      </w:tblPr>
-      <w:tblGrid>
-        <w:gridCol w:w="2880"/>
-        <w:gridCol w:w="2880"/>
-        <w:gridCol w:w="2880"/>
-      </w:tblGrid>
-      <w:tr>
-        <w:tc>
-          <w:tcPr>
-            <w:tcW w:type="dxa" w:w="1701"/>
-          </w:tcPr>
-          <w:p>
-            <w:pPr>
-              <w:jc w:val="center"/>
-            </w:pPr>
-            <w:r/>
-            <w:r>
-              <w:rPr>
-                <w:rFonts w:ascii="微软雅黑" w:hAnsi="微软雅黑" w:eastAsia="微软雅黑"/>
-                <w:b/>
-                <w:sz w:val="19"/>
-              </w:rPr>
-              <w:t>函数名</w:t>
-            </w:r>
-          </w:p>
-        </w:tc>
-        <w:tc>
-          <w:tcPr>
-            <w:tcW w:type="dxa" w:w="4252"/>
-          </w:tcPr>
-          <w:p>
-            <w:pPr>
-              <w:jc w:val="center"/>
-            </w:pPr>
-            <w:r/>
-            <w:r>
-              <w:rPr>
-                <w:rFonts w:ascii="微软雅黑" w:hAnsi="微软雅黑" w:eastAsia="微软雅黑"/>
-                <w:b/>
-                <w:sz w:val="19"/>
-              </w:rPr>
-              <w:t>调用代码</w:t>
-            </w:r>
-          </w:p>
-        </w:tc>
-        <w:tc>
-          <w:tcPr>
-            <w:tcW w:type="dxa" w:w="4535"/>
-          </w:tcPr>
-          <w:p>
-            <w:pPr>
-              <w:jc w:val="center"/>
-            </w:pPr>
-            <w:r/>
-            <w:r>
-              <w:rPr>
-                <w:rFonts w:ascii="微软雅黑" w:hAnsi="微软雅黑" w:eastAsia="微软雅黑"/>
-                <w:b/>
-                <w:sz w:val="19"/>
-              </w:rPr>
-              <w:t>关键参数 / 说明</w:t>
-            </w:r>
-          </w:p>
-        </w:tc>
-      </w:tr>
-      <w:tr>
-        <w:tc>
-          <w:tcPr>
-            <w:tcW w:type="dxa" w:w="1701"/>
-          </w:tcPr>
-          <w:p>
-            <w:r/>
-            <w:r>
-              <w:rPr>
-                <w:rFonts w:ascii="Consolas" w:hAnsi="Consolas" w:eastAsia="宋体"/>
-                <w:b/>
-                <w:sz w:val="18"/>
-              </w:rPr>
-              <w:t>强制日期转换</w:t>
-            </w:r>
-          </w:p>
-        </w:tc>
-        <w:tc>
-          <w:tcPr>
-            <w:tcW w:type="dxa" w:w="4252"/>
-          </w:tcPr>
-          <w:p>
-            <w:r/>
-            <w:r>
-              <w:rPr>
-                <w:rFonts w:ascii="微软雅黑" w:hAnsi="微软雅黑" w:eastAsia="微软雅黑"/>
-                <w:sz w:val="18"/>
-              </w:rPr>
-              <w:t>da.数据清洗.强制日期转换(df, 列=None, 格式=None)</w:t>
-            </w:r>
-          </w:p>
-        </w:tc>
-        <w:tc>
-          <w:tcPr>
-            <w:tcW w:type="dxa" w:w="4535"/>
-          </w:tcPr>
-          <w:p>
-            <w:r/>
-            <w:r>
-              <w:rPr>
-                <w:rFonts w:ascii="微软雅黑" w:hAnsi="微软雅黑" w:eastAsia="微软雅黑"/>
-                <w:sz w:val="18"/>
-              </w:rPr>
-              <w:t>多格式日期统一转 datetime；列=None 自动识别含「日期/时间」的列</w:t>
-            </w:r>
-          </w:p>
-        </w:tc>
-      </w:tr>
-      <w:tr>
-        <w:tc>
-          <w:tcPr>
-            <w:tcW w:type="dxa" w:w="1701"/>
-          </w:tcPr>
-          <w:p>
-            <w:r/>
-            <w:r>
-              <w:rPr>
-                <w:rFonts w:ascii="Consolas" w:hAnsi="Consolas" w:eastAsia="宋体"/>
-                <w:b/>
-                <w:sz w:val="18"/>
-              </w:rPr>
-              <w:t>空值映射填充</w:t>
-            </w:r>
-          </w:p>
-        </w:tc>
-        <w:tc>
-          <w:tcPr>
-            <w:tcW w:type="dxa" w:w="4252"/>
-          </w:tcPr>
-          <w:p>
-            <w:r/>
-            <w:r>
-              <w:rPr>
-                <w:rFonts w:ascii="微软雅黑" w:hAnsi="微软雅黑" w:eastAsia="微软雅黑"/>
-                <w:sz w:val="18"/>
-              </w:rPr>
-              <w:t>da.数据清洗.空值映射填充(df, 映射=None, 填充=None, 数值列默认填充=0, 文本列默认填充="")</w:t>
-            </w:r>
-          </w:p>
-        </w:tc>
-        <w:tc>
-          <w:tcPr>
-            <w:tcW w:type="dxa" w:w="4535"/>
-          </w:tcPr>
-          <w:p>
-            <w:r/>
-            <w:r>
-              <w:rPr>
-                <w:rFonts w:ascii="微软雅黑" w:hAnsi="微软雅黑" w:eastAsia="微软雅黑"/>
-                <w:sz w:val="18"/>
-              </w:rPr>
-              <w:t>「无/NULL/NA/-」等伪空→NaN 再按类型填；填充=标量则全表统一填</w:t>
-            </w:r>
-          </w:p>
-        </w:tc>
-      </w:tr>
-      <w:tr>
-        <w:tc>
-          <w:tcPr>
-            <w:tcW w:type="dxa" w:w="1701"/>
-          </w:tcPr>
-          <w:p>
-            <w:r/>
-            <w:r>
-              <w:rPr>
-                <w:rFonts w:ascii="Consolas" w:hAnsi="Consolas" w:eastAsia="宋体"/>
-                <w:b/>
-                <w:sz w:val="18"/>
-              </w:rPr>
-              <w:t>按参照列填充</w:t>
-            </w:r>
-          </w:p>
-        </w:tc>
-        <w:tc>
-          <w:tcPr>
-            <w:tcW w:type="dxa" w:w="4252"/>
-          </w:tcPr>
-          <w:p>
-            <w:r/>
-            <w:r>
-              <w:rPr>
-                <w:rFonts w:ascii="微软雅黑" w:hAnsi="微软雅黑" w:eastAsia="微软雅黑"/>
-                <w:sz w:val="18"/>
-              </w:rPr>
-              <w:t>da.数据清洗.按参照列填充(df, 目标列, 参考列, 方式="组内最常见值", 映射=None, 保留无法映射=True, 静默=False)</w:t>
-            </w:r>
-          </w:p>
-        </w:tc>
-        <w:tc>
-          <w:tcPr>
-            <w:tcW w:type="dxa" w:w="4535"/>
-          </w:tcPr>
-          <w:p>
-            <w:r/>
-            <w:r>
-              <w:rPr>
-                <w:rFonts w:ascii="微软雅黑" w:hAnsi="微软雅黑" w:eastAsia="微软雅黑"/>
-                <w:sz w:val="18"/>
-              </w:rPr>
-              <w:t>用参考列推目标列空值（如用商品名称推商品类型）；歧义主动提示；参考列空则保留空</w:t>
-            </w:r>
-          </w:p>
-        </w:tc>
-      </w:tr>
-      <w:tr>
-        <w:tc>
-          <w:tcPr>
-            <w:tcW w:type="dxa" w:w="1701"/>
-          </w:tcPr>
-          <w:p>
-            <w:r/>
-            <w:r>
-              <w:rPr>
-                <w:rFonts w:ascii="Consolas" w:hAnsi="Consolas" w:eastAsia="宋体"/>
-                <w:b/>
-                <w:sz w:val="18"/>
-              </w:rPr>
-              <w:t>异常值检测</w:t>
-            </w:r>
-          </w:p>
-        </w:tc>
-        <w:tc>
-          <w:tcPr>
-            <w:tcW w:type="dxa" w:w="4252"/>
-          </w:tcPr>
-          <w:p>
-            <w:r/>
-            <w:r>
-              <w:rPr>
-                <w:rFonts w:ascii="微软雅黑" w:hAnsi="微软雅黑" w:eastAsia="微软雅黑"/>
-                <w:sz w:val="18"/>
-              </w:rPr>
-              <w:t>da.数据清洗.异常值检测(df, 数值列=None, 方法="iqr", 系数=None, 新增标记列=True, 返回明细=False, 静默=False)</w:t>
-            </w:r>
-          </w:p>
-        </w:tc>
-        <w:tc>
-          <w:tcPr>
-            <w:tcW w:type="dxa" w:w="4535"/>
-          </w:tcPr>
-          <w:p>
-            <w:r/>
-            <w:r>
-              <w:rPr>
-                <w:rFonts w:ascii="微软雅黑" w:hAnsi="微软雅黑" w:eastAsia="微软雅黑"/>
-                <w:sz w:val="18"/>
-              </w:rPr>
-              <w:t>IQR/3σ 两法；只标记不删改；新增 异常_&lt;列&gt; 与 异常_任一 列；返回明细=True 给行号/取值/上下界</w:t>
-            </w:r>
-          </w:p>
-        </w:tc>
-      </w:tr>
-      <w:tr>
-        <w:tc>
-          <w:tcPr>
-            <w:tcW w:type="dxa" w:w="1701"/>
-          </w:tcPr>
-          <w:p>
-            <w:r/>
-            <w:r>
-              <w:rPr>
-                <w:rFonts w:ascii="Consolas" w:hAnsi="Consolas" w:eastAsia="宋体"/>
-                <w:b/>
-                <w:sz w:val="18"/>
-              </w:rPr>
-              <w:t>清洗管道</w:t>
-            </w:r>
-          </w:p>
-        </w:tc>
-        <w:tc>
-          <w:tcPr>
-            <w:tcW w:type="dxa" w:w="4252"/>
-          </w:tcPr>
-          <w:p>
-            <w:r/>
-            <w:r>
-              <w:rPr>
-                <w:rFonts w:ascii="微软雅黑" w:hAnsi="微软雅黑" w:eastAsia="微软雅黑"/>
-                <w:sz w:val="18"/>
-              </w:rPr>
-              <w:t>da.数据清洗.清洗管道(df, 日期列=None, 日期格式=None, 空值映射=None, 去重=True, 去空格=True)</w:t>
-            </w:r>
-          </w:p>
-        </w:tc>
-        <w:tc>
-          <w:tcPr>
-            <w:tcW w:type="dxa" w:w="4535"/>
-          </w:tcPr>
-          <w:p>
-            <w:r/>
-            <w:r>
-              <w:rPr>
-                <w:rFonts w:ascii="微软雅黑" w:hAnsi="微软雅黑" w:eastAsia="微软雅黑"/>
-                <w:sz w:val="18"/>
-              </w:rPr>
-              <w:t>一步到位：去空格→日期转换→空值填充→去重</w:t>
-            </w:r>
-          </w:p>
-        </w:tc>
-      </w:tr>
-    </w:tbl>
-    <w:p/>
-    <w:p>
-      <w:pPr>
-        <w:pStyle w:val="Heading1"/>
-      </w:pPr>
-      <w:r>
-        <w:t>四、图表与看板  da.图表.*</w:t>
-      </w:r>
-    </w:p>
-    <w:p>
-      <w:r>
-        <w:rPr>
-          <w:sz w:val="19"/>
-        </w:rPr>
-        <w:t>统一入口：da.图表.画(df, 类型, x, y, *, engine=None, 预设=None, **kw)。engine：plotly(默认·交互)/seaborn(静态)/pyecharts(HTML看板)；预设：清爽白/商务蓝/活力橙/暗夜（换黑底用 预设="暗夜"）；agg：sum/mean/count/max/min/None（自动按 x 聚合）。</w:t>
-      </w:r>
-    </w:p>
-    <w:p>
-      <w:pPr>
-        <w:pStyle w:val="Heading2"/>
-      </w:pPr>
-      <w:r>
-        <w:t>4.1 图表函数</w:t>
-      </w:r>
-    </w:p>
-    <w:tbl>
-      <w:tblPr>
-        <w:tblStyle w:val="LightGrid-Accent1"/>
-        <w:tblW w:type="auto" w:w="0"/>
-        <w:jc w:val="center"/>
-        <w:tblLook w:firstColumn="1" w:firstRow="1" w:lastColumn="0" w:lastRow="0" w:noHBand="0" w:noVBand="1" w:val="04A0"/>
-      </w:tblPr>
-      <w:tblGrid>
-        <w:gridCol w:w="2880"/>
-        <w:gridCol w:w="2880"/>
-        <w:gridCol w:w="2880"/>
-      </w:tblGrid>
-      <w:tr>
-        <w:tc>
-          <w:tcPr>
-            <w:tcW w:type="dxa" w:w="1587"/>
-          </w:tcPr>
-          <w:p>
-            <w:pPr>
-              <w:jc w:val="center"/>
-            </w:pPr>
-            <w:r/>
-            <w:r>
-              <w:rPr>
-                <w:rFonts w:ascii="微软雅黑" w:hAnsi="微软雅黑" w:eastAsia="微软雅黑"/>
-                <w:b/>
-                <w:sz w:val="19"/>
-              </w:rPr>
-              <w:t>函数名</w:t>
-            </w:r>
-          </w:p>
-        </w:tc>
-        <w:tc>
-          <w:tcPr>
-            <w:tcW w:type="dxa" w:w="4819"/>
-          </w:tcPr>
-          <w:p>
-            <w:pPr>
-              <w:jc w:val="center"/>
-            </w:pPr>
-            <w:r/>
-            <w:r>
-              <w:rPr>
-                <w:rFonts w:ascii="微软雅黑" w:hAnsi="微软雅黑" w:eastAsia="微软雅黑"/>
-                <w:b/>
-                <w:sz w:val="19"/>
-              </w:rPr>
-              <w:t>调用代码（核心参数）</w:t>
-            </w:r>
-          </w:p>
-        </w:tc>
-        <w:tc>
-          <w:tcPr>
-            <w:tcW w:type="dxa" w:w="2835"/>
-          </w:tcPr>
-          <w:p>
-            <w:pPr>
-              <w:jc w:val="center"/>
-            </w:pPr>
-            <w:r/>
-            <w:r>
-              <w:rPr>
-                <w:rFonts w:ascii="微软雅黑" w:hAnsi="微软雅黑" w:eastAsia="微软雅黑"/>
-                <w:b/>
-                <w:sz w:val="19"/>
-              </w:rPr>
-              <w:t>说明</w:t>
-            </w:r>
-          </w:p>
-        </w:tc>
-      </w:tr>
-      <w:tr>
-        <w:tc>
-          <w:tcPr>
-            <w:tcW w:type="dxa" w:w="1587"/>
-          </w:tcPr>
-          <w:p>
-            <w:r/>
-            <w:r>
-              <w:rPr>
-                <w:rFonts w:ascii="Consolas" w:hAnsi="Consolas" w:eastAsia="宋体"/>
-                <w:b/>
-                <w:sz w:val="18"/>
-              </w:rPr>
-              <w:t>柱状图</w:t>
-            </w:r>
-          </w:p>
-        </w:tc>
-        <w:tc>
-          <w:tcPr>
-            <w:tcW w:type="dxa" w:w="4819"/>
-          </w:tcPr>
-          <w:p>
-            <w:r/>
-            <w:r>
-              <w:rPr>
-                <w:rFonts w:ascii="微软雅黑" w:hAnsi="微软雅黑" w:eastAsia="微软雅黑"/>
-                <w:sz w:val="18"/>
-              </w:rPr>
-              <w:t>da.图表.柱状图(df, x, y, *, engine='plotly', agg='sum', 预设='清爽白', top_n=None)</w:t>
-            </w:r>
-          </w:p>
-        </w:tc>
-        <w:tc>
-          <w:tcPr>
-            <w:tcW w:type="dxa" w:w="2835"/>
-          </w:tcPr>
-          <w:p>
-            <w:r/>
-            <w:r>
-              <w:rPr>
-                <w:rFonts w:ascii="微软雅黑" w:hAnsi="微软雅黑" w:eastAsia="微软雅黑"/>
-                <w:sz w:val="18"/>
-              </w:rPr>
-              <w:t>分类数值对比；top_n 取前 N 类</w:t>
-            </w:r>
-          </w:p>
-        </w:tc>
-      </w:tr>
-      <w:tr>
-        <w:tc>
-          <w:tcPr>
-            <w:tcW w:type="dxa" w:w="1587"/>
-          </w:tcPr>
-          <w:p>
-            <w:r/>
-            <w:r>
-              <w:rPr>
-                <w:rFonts w:ascii="Consolas" w:hAnsi="Consolas" w:eastAsia="宋体"/>
-                <w:b/>
-                <w:sz w:val="18"/>
-              </w:rPr>
-              <w:t>堆叠柱状图</w:t>
-            </w:r>
-          </w:p>
-        </w:tc>
-        <w:tc>
-          <w:tcPr>
-            <w:tcW w:type="dxa" w:w="4819"/>
-          </w:tcPr>
-          <w:p>
-            <w:r/>
-            <w:r>
-              <w:rPr>
-                <w:rFonts w:ascii="微软雅黑" w:hAnsi="微软雅黑" w:eastAsia="微软雅黑"/>
-                <w:sz w:val="18"/>
-              </w:rPr>
-              <w:t>da.图表.堆叠柱状图(df, x, y, stack, *, engine=..., agg=..., 预设=...)</w:t>
-            </w:r>
-          </w:p>
-        </w:tc>
-        <w:tc>
-          <w:tcPr>
-            <w:tcW w:type="dxa" w:w="2835"/>
-          </w:tcPr>
-          <w:p>
-            <w:r/>
-            <w:r>
-              <w:rPr>
-                <w:rFonts w:ascii="微软雅黑" w:hAnsi="微软雅黑" w:eastAsia="微软雅黑"/>
-                <w:sz w:val="18"/>
-              </w:rPr>
-              <w:t>需 stack 列</w:t>
-            </w:r>
-          </w:p>
-        </w:tc>
-      </w:tr>
-      <w:tr>
-        <w:tc>
-          <w:tcPr>
-            <w:tcW w:type="dxa" w:w="1587"/>
-          </w:tcPr>
-          <w:p>
-            <w:r/>
-            <w:r>
-              <w:rPr>
-                <w:rFonts w:ascii="Consolas" w:hAnsi="Consolas" w:eastAsia="宋体"/>
-                <w:b/>
-                <w:sz w:val="18"/>
-              </w:rPr>
-              <w:t>折线图</w:t>
-            </w:r>
-          </w:p>
-        </w:tc>
-        <w:tc>
-          <w:tcPr>
-            <w:tcW w:type="dxa" w:w="4819"/>
-          </w:tcPr>
-          <w:p>
-            <w:r/>
-            <w:r>
-              <w:rPr>
-                <w:rFonts w:ascii="微软雅黑" w:hAnsi="微软雅黑" w:eastAsia="微软雅黑"/>
-                <w:sz w:val="18"/>
-              </w:rPr>
-              <w:t>da.图表.折线图(df, x, y, color=None, *, engine=..., agg=..., 预设=..., markers=True)</w:t>
-            </w:r>
-          </w:p>
-        </w:tc>
-        <w:tc>
-          <w:tcPr>
-            <w:tcW w:type="dxa" w:w="2835"/>
-          </w:tcPr>
-          <w:p>
-            <w:r/>
-            <w:r>
-              <w:rPr>
-                <w:rFonts w:ascii="微软雅黑" w:hAnsi="微软雅黑" w:eastAsia="微软雅黑"/>
-                <w:sz w:val="18"/>
-              </w:rPr>
-              <w:t>走势；color 画多系列</w:t>
-            </w:r>
-          </w:p>
-        </w:tc>
-      </w:tr>
-      <w:tr>
-        <w:tc>
-          <w:tcPr>
-            <w:tcW w:type="dxa" w:w="1587"/>
-          </w:tcPr>
-          <w:p>
-            <w:r/>
-            <w:r>
-              <w:rPr>
-                <w:rFonts w:ascii="Consolas" w:hAnsi="Consolas" w:eastAsia="宋体"/>
-                <w:b/>
-                <w:sz w:val="18"/>
-              </w:rPr>
-              <w:t>面积图</w:t>
-            </w:r>
-          </w:p>
-        </w:tc>
-        <w:tc>
-          <w:tcPr>
-            <w:tcW w:type="dxa" w:w="4819"/>
-          </w:tcPr>
-          <w:p>
-            <w:r/>
-            <w:r>
-              <w:rPr>
-                <w:rFonts w:ascii="微软雅黑" w:hAnsi="微软雅黑" w:eastAsia="微软雅黑"/>
-                <w:sz w:val="18"/>
-              </w:rPr>
-              <w:t>da.图表.面积图(df, x, y, color=None, *, engine=..., agg=..., 预设=...)</w:t>
-            </w:r>
-          </w:p>
-        </w:tc>
-        <w:tc>
-          <w:tcPr>
-            <w:tcW w:type="dxa" w:w="2835"/>
-          </w:tcPr>
-          <w:p>
-            <w:r/>
-            <w:r>
-              <w:rPr>
-                <w:rFonts w:ascii="微软雅黑" w:hAnsi="微软雅黑" w:eastAsia="微软雅黑"/>
-                <w:sz w:val="18"/>
-              </w:rPr>
-              <w:t>累计/体量</w:t>
-            </w:r>
-          </w:p>
-        </w:tc>
-      </w:tr>
-      <w:tr>
-        <w:tc>
-          <w:tcPr>
-            <w:tcW w:type="dxa" w:w="1587"/>
-          </w:tcPr>
-          <w:p>
-            <w:r/>
-            <w:r>
-              <w:rPr>
-                <w:rFonts w:ascii="Consolas" w:hAnsi="Consolas" w:eastAsia="宋体"/>
-                <w:b/>
-                <w:sz w:val="18"/>
-              </w:rPr>
-              <w:t>饼图</w:t>
-            </w:r>
-          </w:p>
-        </w:tc>
-        <w:tc>
-          <w:tcPr>
-            <w:tcW w:type="dxa" w:w="4819"/>
-          </w:tcPr>
-          <w:p>
-            <w:r/>
-            <w:r>
-              <w:rPr>
-                <w:rFonts w:ascii="微软雅黑" w:hAnsi="微软雅黑" w:eastAsia="微软雅黑"/>
-                <w:sz w:val="18"/>
-              </w:rPr>
-              <w:t>da.图表.饼图(df, x, y, *, engine=..., agg='sum', 预设=...)</w:t>
-            </w:r>
-          </w:p>
-        </w:tc>
-        <w:tc>
-          <w:tcPr>
-            <w:tcW w:type="dxa" w:w="2835"/>
-          </w:tcPr>
-          <w:p>
-            <w:r/>
-            <w:r>
-              <w:rPr>
-                <w:rFonts w:ascii="微软雅黑" w:hAnsi="微软雅黑" w:eastAsia="微软雅黑"/>
-                <w:sz w:val="18"/>
-              </w:rPr>
-              <w:t>占比</w:t>
-            </w:r>
-          </w:p>
-        </w:tc>
-      </w:tr>
-      <w:tr>
-        <w:tc>
-          <w:tcPr>
-            <w:tcW w:type="dxa" w:w="1587"/>
-          </w:tcPr>
-          <w:p>
-            <w:r/>
-            <w:r>
-              <w:rPr>
-                <w:rFonts w:ascii="Consolas" w:hAnsi="Consolas" w:eastAsia="宋体"/>
-                <w:b/>
-                <w:sz w:val="18"/>
-              </w:rPr>
-              <w:t>环形图</w:t>
-            </w:r>
-          </w:p>
-        </w:tc>
-        <w:tc>
-          <w:tcPr>
-            <w:tcW w:type="dxa" w:w="4819"/>
-          </w:tcPr>
-          <w:p>
-            <w:r/>
-            <w:r>
-              <w:rPr>
-                <w:rFonts w:ascii="微软雅黑" w:hAnsi="微软雅黑" w:eastAsia="微软雅黑"/>
-                <w:sz w:val="18"/>
-              </w:rPr>
-              <w:t>da.图表.环形图(df, x, y, *, engine=..., agg=..., 预设=..., hole=0.45)</w:t>
-            </w:r>
-          </w:p>
-        </w:tc>
-        <w:tc>
-          <w:tcPr>
-            <w:tcW w:type="dxa" w:w="2835"/>
-          </w:tcPr>
-          <w:p>
-            <w:r/>
-            <w:r>
-              <w:rPr>
-                <w:rFonts w:ascii="微软雅黑" w:hAnsi="微软雅黑" w:eastAsia="微软雅黑"/>
-                <w:sz w:val="18"/>
-              </w:rPr>
-              <w:t>中间留空，hole 调大小</w:t>
-            </w:r>
-          </w:p>
-        </w:tc>
-      </w:tr>
-      <w:tr>
-        <w:tc>
-          <w:tcPr>
-            <w:tcW w:type="dxa" w:w="1587"/>
-          </w:tcPr>
-          <w:p>
-            <w:r/>
-            <w:r>
-              <w:rPr>
-                <w:rFonts w:ascii="Consolas" w:hAnsi="Consolas" w:eastAsia="宋体"/>
-                <w:b/>
-                <w:sz w:val="18"/>
-              </w:rPr>
-              <w:t>散点图</w:t>
-            </w:r>
-          </w:p>
-        </w:tc>
-        <w:tc>
-          <w:tcPr>
-            <w:tcW w:type="dxa" w:w="4819"/>
-          </w:tcPr>
-          <w:p>
-            <w:r/>
-            <w:r>
-              <w:rPr>
-                <w:rFonts w:ascii="微软雅黑" w:hAnsi="微软雅黑" w:eastAsia="微软雅黑"/>
-                <w:sz w:val="18"/>
-              </w:rPr>
-              <w:t>da.图表.散点图(df, x, y, color=None, *, engine=..., 预设=...)</w:t>
-            </w:r>
-          </w:p>
-        </w:tc>
-        <w:tc>
-          <w:tcPr>
-            <w:tcW w:type="dxa" w:w="2835"/>
-          </w:tcPr>
-          <w:p>
-            <w:r/>
-            <w:r>
-              <w:rPr>
-                <w:rFonts w:ascii="微软雅黑" w:hAnsi="微软雅黑" w:eastAsia="微软雅黑"/>
-                <w:sz w:val="18"/>
-              </w:rPr>
-              <w:t>两数值相关性</w:t>
-            </w:r>
-          </w:p>
-        </w:tc>
-      </w:tr>
-      <w:tr>
-        <w:tc>
-          <w:tcPr>
-            <w:tcW w:type="dxa" w:w="1587"/>
-          </w:tcPr>
-          <w:p>
-            <w:r/>
-            <w:r>
-              <w:rPr>
-                <w:rFonts w:ascii="Consolas" w:hAnsi="Consolas" w:eastAsia="宋体"/>
-                <w:b/>
-                <w:sz w:val="18"/>
-              </w:rPr>
-              <w:t>气泡图</w:t>
-            </w:r>
-          </w:p>
-        </w:tc>
-        <w:tc>
-          <w:tcPr>
-            <w:tcW w:type="dxa" w:w="4819"/>
-          </w:tcPr>
-          <w:p>
-            <w:r/>
-            <w:r>
-              <w:rPr>
-                <w:rFonts w:ascii="微软雅黑" w:hAnsi="微软雅黑" w:eastAsia="微软雅黑"/>
-                <w:sz w:val="18"/>
-              </w:rPr>
-              <w:t>da.图表.气泡图(df, x, y, size, color=None, *, engine='plotly', 预设=...)</w:t>
-            </w:r>
-          </w:p>
-        </w:tc>
-        <w:tc>
-          <w:tcPr>
-            <w:tcW w:type="dxa" w:w="2835"/>
-          </w:tcPr>
-          <w:p>
-            <w:r/>
-            <w:r>
-              <w:rPr>
-                <w:rFonts w:ascii="微软雅黑" w:hAnsi="微软雅黑" w:eastAsia="微软雅黑"/>
-                <w:sz w:val="18"/>
-              </w:rPr>
-              <w:t>size 为第三维；pyecharts 不支持</w:t>
-            </w:r>
-          </w:p>
-        </w:tc>
-      </w:tr>
-      <w:tr>
-        <w:tc>
-          <w:tcPr>
-            <w:tcW w:type="dxa" w:w="1587"/>
-          </w:tcPr>
-          <w:p>
-            <w:r/>
-            <w:r>
-              <w:rPr>
-                <w:rFonts w:ascii="Consolas" w:hAnsi="Consolas" w:eastAsia="宋体"/>
-                <w:b/>
-                <w:sz w:val="18"/>
-              </w:rPr>
-              <w:t>热力图</w:t>
-            </w:r>
-          </w:p>
-        </w:tc>
-        <w:tc>
-          <w:tcPr>
-            <w:tcW w:type="dxa" w:w="4819"/>
-          </w:tcPr>
-          <w:p>
-            <w:r/>
-            <w:r>
-              <w:rPr>
-                <w:rFonts w:ascii="微软雅黑" w:hAnsi="微软雅黑" w:eastAsia="微软雅黑"/>
-                <w:sz w:val="18"/>
-              </w:rPr>
-              <w:t>da.图表.热力图(df, x, y, z, *, engine=..., 预设=...)</w:t>
-            </w:r>
-          </w:p>
-        </w:tc>
-        <w:tc>
-          <w:tcPr>
-            <w:tcW w:type="dxa" w:w="2835"/>
-          </w:tcPr>
-          <w:p>
-            <w:r/>
-            <w:r>
-              <w:rPr>
-                <w:rFonts w:ascii="微软雅黑" w:hAnsi="微软雅黑" w:eastAsia="微软雅黑"/>
-                <w:sz w:val="18"/>
-              </w:rPr>
-              <w:t>唯一需 3 列(x,y,z)</w:t>
-            </w:r>
-          </w:p>
-        </w:tc>
-      </w:tr>
-      <w:tr>
-        <w:tc>
-          <w:tcPr>
-            <w:tcW w:type="dxa" w:w="1587"/>
-          </w:tcPr>
-          <w:p>
-            <w:r/>
-            <w:r>
-              <w:rPr>
-                <w:rFonts w:ascii="Consolas" w:hAnsi="Consolas" w:eastAsia="宋体"/>
-                <w:b/>
-                <w:sz w:val="18"/>
-              </w:rPr>
-              <w:t>箱线图</w:t>
-            </w:r>
-          </w:p>
-        </w:tc>
-        <w:tc>
-          <w:tcPr>
-            <w:tcW w:type="dxa" w:w="4819"/>
-          </w:tcPr>
-          <w:p>
-            <w:r/>
-            <w:r>
-              <w:rPr>
-                <w:rFonts w:ascii="微软雅黑" w:hAnsi="微软雅黑" w:eastAsia="微软雅黑"/>
-                <w:sz w:val="18"/>
-              </w:rPr>
-              <w:t>da.图表.箱线图(df, x, y, *, engine=..., 预设=...)</w:t>
-            </w:r>
-          </w:p>
-        </w:tc>
-        <w:tc>
-          <w:tcPr>
-            <w:tcW w:type="dxa" w:w="2835"/>
-          </w:tcPr>
-          <w:p>
-            <w:r/>
-            <w:r>
-              <w:rPr>
-                <w:rFonts w:ascii="微软雅黑" w:hAnsi="微软雅黑" w:eastAsia="微软雅黑"/>
-                <w:sz w:val="18"/>
-              </w:rPr>
-              <w:t>分布/找离群点</w:t>
-            </w:r>
-          </w:p>
-        </w:tc>
-      </w:tr>
-      <w:tr>
-        <w:tc>
-          <w:tcPr>
-            <w:tcW w:type="dxa" w:w="1587"/>
-          </w:tcPr>
-          <w:p>
-            <w:r/>
-            <w:r>
-              <w:rPr>
-                <w:rFonts w:ascii="Consolas" w:hAnsi="Consolas" w:eastAsia="宋体"/>
-                <w:b/>
-                <w:sz w:val="18"/>
-              </w:rPr>
-              <w:t>直方图</w:t>
-            </w:r>
-          </w:p>
-        </w:tc>
-        <w:tc>
-          <w:tcPr>
-            <w:tcW w:type="dxa" w:w="4819"/>
-          </w:tcPr>
-          <w:p>
-            <w:r/>
-            <w:r>
-              <w:rPr>
-                <w:rFonts w:ascii="微软雅黑" w:hAnsi="微软雅黑" w:eastAsia="微软雅黑"/>
-                <w:sz w:val="18"/>
-              </w:rPr>
-              <w:t>da.图表.直方图(df, x, *, engine='plotly', bins=20, 预设=...)</w:t>
-            </w:r>
-          </w:p>
-        </w:tc>
-        <w:tc>
-          <w:tcPr>
-            <w:tcW w:type="dxa" w:w="2835"/>
-          </w:tcPr>
-          <w:p>
-            <w:r/>
-            <w:r>
-              <w:rPr>
-                <w:rFonts w:ascii="微软雅黑" w:hAnsi="微软雅黑" w:eastAsia="微软雅黑"/>
-                <w:sz w:val="18"/>
-              </w:rPr>
-              <w:t>单数值分布；pyecharts 不支持</w:t>
-            </w:r>
-          </w:p>
-        </w:tc>
-      </w:tr>
-    </w:tbl>
-    <w:p/>
-    <w:p>
-      <w:pPr>
-        <w:pStyle w:val="Heading2"/>
-      </w:pPr>
-      <w:r>
-        <w:t>4.2 看板（多图组合）</w:t>
-      </w:r>
-    </w:p>
-    <w:tbl>
-      <w:tblPr>
-        <w:tblStyle w:val="LightGrid-Accent1"/>
-        <w:tblW w:type="auto" w:w="0"/>
-        <w:jc w:val="center"/>
-        <w:tblLook w:firstColumn="1" w:firstRow="1" w:lastColumn="0" w:lastRow="0" w:noHBand="0" w:noVBand="1" w:val="04A0"/>
-      </w:tblPr>
-      <w:tblGrid>
-        <w:gridCol w:w="2880"/>
-        <w:gridCol w:w="2880"/>
-        <w:gridCol w:w="2880"/>
-      </w:tblGrid>
-      <w:tr>
-        <w:tc>
-          <w:tcPr>
-            <w:tcW w:type="dxa" w:w="1587"/>
-          </w:tcPr>
-          <w:p>
-            <w:pPr>
-              <w:jc w:val="center"/>
-            </w:pPr>
-            <w:r/>
-            <w:r>
-              <w:rPr>
-                <w:rFonts w:ascii="微软雅黑" w:hAnsi="微软雅黑" w:eastAsia="微软雅黑"/>
-                <w:b/>
-                <w:sz w:val="19"/>
-              </w:rPr>
-              <w:t>函数名</w:t>
-            </w:r>
-          </w:p>
-        </w:tc>
-        <w:tc>
-          <w:tcPr>
-            <w:tcW w:type="dxa" w:w="4819"/>
-          </w:tcPr>
-          <w:p>
-            <w:pPr>
-              <w:jc w:val="center"/>
-            </w:pPr>
-            <w:r/>
-            <w:r>
-              <w:rPr>
-                <w:rFonts w:ascii="微软雅黑" w:hAnsi="微软雅黑" w:eastAsia="微软雅黑"/>
-                <w:b/>
-                <w:sz w:val="19"/>
-              </w:rPr>
-              <w:t>调用代码</w:t>
-            </w:r>
-          </w:p>
-        </w:tc>
-        <w:tc>
-          <w:tcPr>
-            <w:tcW w:type="dxa" w:w="2835"/>
-          </w:tcPr>
-          <w:p>
-            <w:pPr>
-              <w:jc w:val="center"/>
-            </w:pPr>
-            <w:r/>
-            <w:r>
-              <w:rPr>
-                <w:rFonts w:ascii="微软雅黑" w:hAnsi="微软雅黑" w:eastAsia="微软雅黑"/>
-                <w:b/>
-                <w:sz w:val="19"/>
-              </w:rPr>
-              <w:t>说明</w:t>
-            </w:r>
-          </w:p>
-        </w:tc>
-      </w:tr>
-      <w:tr>
-        <w:tc>
-          <w:tcPr>
-            <w:tcW w:type="dxa" w:w="1587"/>
-          </w:tcPr>
-          <w:p>
-            <w:r/>
-            <w:r>
-              <w:rPr>
-                <w:rFonts w:ascii="Consolas" w:hAnsi="Consolas" w:eastAsia="宋体"/>
-                <w:b/>
-                <w:sz w:val="18"/>
-              </w:rPr>
-              <w:t>看板</w:t>
-            </w:r>
-          </w:p>
-        </w:tc>
-        <w:tc>
-          <w:tcPr>
-            <w:tcW w:type="dxa" w:w="4819"/>
-          </w:tcPr>
-          <w:p>
-            <w:r/>
-            <w:r>
-              <w:rPr>
-                <w:rFonts w:ascii="微软雅黑" w:hAnsi="微软雅黑" w:eastAsia="微软雅黑"/>
-                <w:sz w:val="18"/>
-              </w:rPr>
-              <w:t>da.图表.看板(df, 名称, *, engine=None, 预设=None, 组合=False)</w:t>
-            </w:r>
-          </w:p>
-        </w:tc>
-        <w:tc>
-          <w:tcPr>
-            <w:tcW w:type="dxa" w:w="2835"/>
-          </w:tcPr>
-          <w:p>
-            <w:r/>
-            <w:r>
-              <w:rPr>
-                <w:rFonts w:ascii="微软雅黑" w:hAnsi="微软雅黑" w:eastAsia="微软雅黑"/>
-                <w:sz w:val="18"/>
-              </w:rPr>
-              <w:t>名称：地区销售/渠道对比/收益趋势/品类销售/账号表现/接单效率（友好名或函数名均可）</w:t>
-            </w:r>
-          </w:p>
-        </w:tc>
-      </w:tr>
-      <w:tr>
-        <w:tc>
-          <w:tcPr>
-            <w:tcW w:type="dxa" w:w="1587"/>
-          </w:tcPr>
-          <w:p>
-            <w:r/>
-            <w:r>
-              <w:rPr>
-                <w:rFonts w:ascii="Consolas" w:hAnsi="Consolas" w:eastAsia="宋体"/>
-                <w:b/>
-                <w:sz w:val="18"/>
-              </w:rPr>
-              <w:t>自定义看板</w:t>
-            </w:r>
-          </w:p>
-        </w:tc>
-        <w:tc>
-          <w:tcPr>
-            <w:tcW w:type="dxa" w:w="4819"/>
-          </w:tcPr>
-          <w:p>
-            <w:r/>
-            <w:r>
-              <w:rPr>
-                <w:rFonts w:ascii="微软雅黑" w:hAnsi="微软雅黑" w:eastAsia="微软雅黑"/>
-                <w:sz w:val="18"/>
-              </w:rPr>
-              <w:t>da.图表.自定义看板(df, 图表=[("柱状图","地区","销售额"),("饼图","地区","销售额")], *, 组合=False)</w:t>
-            </w:r>
-          </w:p>
-        </w:tc>
-        <w:tc>
-          <w:tcPr>
-            <w:tcW w:type="dxa" w:w="2835"/>
-          </w:tcPr>
-          <w:p>
-            <w:r/>
-            <w:r>
-              <w:rPr>
-                <w:rFonts w:ascii="微软雅黑" w:hAnsi="微软雅黑" w:eastAsia="微软雅黑"/>
-                <w:sz w:val="18"/>
-              </w:rPr>
-              <w:t>临时拼任意组合，不写函数</w:t>
-            </w:r>
-          </w:p>
-        </w:tc>
-      </w:tr>
-      <w:tr>
-        <w:tc>
-          <w:tcPr>
-            <w:tcW w:type="dxa" w:w="1587"/>
-          </w:tcPr>
-          <w:p>
-            <w:r/>
-            <w:r>
-              <w:rPr>
-                <w:rFonts w:ascii="Consolas" w:hAnsi="Consolas" w:eastAsia="宋体"/>
-                <w:b/>
-                <w:sz w:val="18"/>
-              </w:rPr>
-              <w:t>看板清单</w:t>
-            </w:r>
-          </w:p>
-        </w:tc>
-        <w:tc>
-          <w:tcPr>
-            <w:tcW w:type="dxa" w:w="4819"/>
-          </w:tcPr>
-          <w:p>
-            <w:r/>
-            <w:r>
-              <w:rPr>
-                <w:rFonts w:ascii="微软雅黑" w:hAnsi="微软雅黑" w:eastAsia="微软雅黑"/>
-                <w:sz w:val="18"/>
-              </w:rPr>
-              <w:t>da.图表.看板清单()</w:t>
-            </w:r>
-          </w:p>
-        </w:tc>
-        <w:tc>
-          <w:tcPr>
-            <w:tcW w:type="dxa" w:w="2835"/>
-          </w:tcPr>
-          <w:p>
-            <w:r/>
-            <w:r>
-              <w:rPr>
-                <w:rFonts w:ascii="微软雅黑" w:hAnsi="微软雅黑" w:eastAsia="微软雅黑"/>
-                <w:sz w:val="18"/>
-              </w:rPr>
-              <w:t>列出所有固化看板及所需列</w:t>
-            </w:r>
-          </w:p>
-        </w:tc>
-      </w:tr>
-    </w:tbl>
-    <w:p/>
-    <w:p>
-      <w:r>
-        <w:rPr>
-          <w:sz w:val="19"/>
-        </w:rPr>
-        <w:t>辅助：da.图表.设定(默认引擎=, 默认预设=) 配置一次全局默认；da.图表.图表清单() / 预设清单() / 预设示例() / 查看配方(func) 查信息。</w:t>
-      </w:r>
-    </w:p>
-    <w:p>
-      <w:pPr>
-        <w:pStyle w:val="Heading1"/>
-      </w:pPr>
-      <w:r>
-        <w:t>五、能力探测 / 配方查看</w:t>
-      </w:r>
-    </w:p>
-    <w:tbl>
-      <w:tblPr>
-        <w:tblStyle w:val="LightGrid-Accent1"/>
-        <w:tblW w:type="auto" w:w="0"/>
-        <w:jc w:val="center"/>
-        <w:tblLook w:firstColumn="1" w:firstRow="1" w:lastColumn="0" w:lastRow="0" w:noHBand="0" w:noVBand="1" w:val="04A0"/>
-      </w:tblPr>
-      <w:tblGrid>
-        <w:gridCol w:w="2880"/>
-        <w:gridCol w:w="2880"/>
-        <w:gridCol w:w="2880"/>
-      </w:tblGrid>
-      <w:tr>
-        <w:tc>
-          <w:tcPr>
-            <w:tcW w:type="dxa" w:w="1701"/>
-          </w:tcPr>
-          <w:p>
-            <w:pPr>
-              <w:jc w:val="center"/>
-            </w:pPr>
-            <w:r/>
-            <w:r>
-              <w:rPr>
-                <w:rFonts w:ascii="微软雅黑" w:hAnsi="微软雅黑" w:eastAsia="微软雅黑"/>
-                <w:b/>
-                <w:sz w:val="19"/>
-              </w:rPr>
-              <w:t>函数名</w:t>
-            </w:r>
-          </w:p>
-        </w:tc>
-        <w:tc>
-          <w:tcPr>
-            <w:tcW w:type="dxa" w:w="3969"/>
-          </w:tcPr>
-          <w:p>
-            <w:pPr>
-              <w:jc w:val="center"/>
-            </w:pPr>
-            <w:r/>
-            <w:r>
-              <w:rPr>
-                <w:rFonts w:ascii="微软雅黑" w:hAnsi="微软雅黑" w:eastAsia="微软雅黑"/>
-                <w:b/>
-                <w:sz w:val="19"/>
-              </w:rPr>
-              <w:t>调用代码</w:t>
-            </w:r>
-          </w:p>
-        </w:tc>
-        <w:tc>
-          <w:tcPr>
-            <w:tcW w:type="dxa" w:w="4535"/>
-          </w:tcPr>
-          <w:p>
-            <w:pPr>
-              <w:jc w:val="center"/>
-            </w:pPr>
-            <w:r/>
-            <w:r>
-              <w:rPr>
-                <w:rFonts w:ascii="微软雅黑" w:hAnsi="微软雅黑" w:eastAsia="微软雅黑"/>
-                <w:b/>
-                <w:sz w:val="19"/>
-              </w:rPr>
-              <w:t>说明</w:t>
-            </w:r>
-          </w:p>
-        </w:tc>
-      </w:tr>
-      <w:tr>
-        <w:tc>
-          <w:tcPr>
-            <w:tcW w:type="dxa" w:w="1701"/>
-          </w:tcPr>
-          <w:p>
-            <w:r/>
-            <w:r>
-              <w:rPr>
-                <w:rFonts w:ascii="Consolas" w:hAnsi="Consolas" w:eastAsia="宋体"/>
-                <w:b/>
-                <w:sz w:val="18"/>
-              </w:rPr>
-              <w:t>能力探测</w:t>
-            </w:r>
-          </w:p>
-        </w:tc>
-        <w:tc>
-          <w:tcPr>
-            <w:tcW w:type="dxa" w:w="3969"/>
-          </w:tcPr>
-          <w:p>
-            <w:r/>
-            <w:r>
-              <w:rPr>
-                <w:rFonts w:ascii="微软雅黑" w:hAnsi="微软雅黑" w:eastAsia="微软雅黑"/>
-                <w:sz w:val="18"/>
-              </w:rPr>
-              <w:t>da.能力探测(df, domain=None)</w:t>
-            </w:r>
-          </w:p>
-        </w:tc>
-        <w:tc>
-          <w:tcPr>
-            <w:tcW w:type="dxa" w:w="4535"/>
-          </w:tcPr>
-          <w:p>
-            <w:r/>
-            <w:r>
-              <w:rPr>
-                <w:rFonts w:ascii="微软雅黑" w:hAnsi="微软雅黑" w:eastAsia="微软雅黑"/>
-                <w:sz w:val="18"/>
-              </w:rPr>
-              <w:t>列出可算/差1列解锁/差多列的指标，接单前先跑</w:t>
-            </w:r>
-          </w:p>
-        </w:tc>
-      </w:tr>
-      <w:tr>
-        <w:tc>
-          <w:tcPr>
-            <w:tcW w:type="dxa" w:w="1701"/>
-          </w:tcPr>
-          <w:p>
-            <w:r/>
-            <w:r>
-              <w:rPr>
-                <w:rFonts w:ascii="Consolas" w:hAnsi="Consolas" w:eastAsia="宋体"/>
-                <w:b/>
-                <w:sz w:val="18"/>
-              </w:rPr>
-              <w:t>可算指标</w:t>
-            </w:r>
-          </w:p>
-        </w:tc>
-        <w:tc>
-          <w:tcPr>
-            <w:tcW w:type="dxa" w:w="3969"/>
-          </w:tcPr>
-          <w:p>
-            <w:r/>
-            <w:r>
-              <w:rPr>
-                <w:rFonts w:ascii="微软雅黑" w:hAnsi="微软雅黑" w:eastAsia="微软雅黑"/>
-                <w:sz w:val="18"/>
-              </w:rPr>
-              <w:t>da.可算指标(df, domain=None)</w:t>
-            </w:r>
-          </w:p>
-        </w:tc>
-        <w:tc>
-          <w:tcPr>
-            <w:tcW w:type="dxa" w:w="4535"/>
-          </w:tcPr>
-          <w:p>
-            <w:r/>
-            <w:r>
-              <w:rPr>
-                <w:rFonts w:ascii="微软雅黑" w:hAnsi="微软雅黑" w:eastAsia="微软雅黑"/>
-                <w:sz w:val="18"/>
-              </w:rPr>
-              <w:t>只列当前 df 能直接算的指标</w:t>
-            </w:r>
-          </w:p>
-        </w:tc>
-      </w:tr>
-      <w:tr>
-        <w:tc>
-          <w:tcPr>
-            <w:tcW w:type="dxa" w:w="1701"/>
-          </w:tcPr>
-          <w:p>
-            <w:r/>
-            <w:r>
-              <w:rPr>
-                <w:rFonts w:ascii="Consolas" w:hAnsi="Consolas" w:eastAsia="宋体"/>
-                <w:b/>
-                <w:sz w:val="18"/>
-              </w:rPr>
-              <w:t>一键计算</w:t>
-            </w:r>
-          </w:p>
-        </w:tc>
-        <w:tc>
-          <w:tcPr>
-            <w:tcW w:type="dxa" w:w="3969"/>
-          </w:tcPr>
-          <w:p>
-            <w:r/>
-            <w:r>
-              <w:rPr>
-                <w:rFonts w:ascii="微软雅黑" w:hAnsi="微软雅黑" w:eastAsia="微软雅黑"/>
-                <w:sz w:val="18"/>
-              </w:rPr>
-              <w:t>da.一键计算(df, domain=None)</w:t>
-            </w:r>
-          </w:p>
-        </w:tc>
-        <w:tc>
-          <w:tcPr>
-            <w:tcW w:type="dxa" w:w="4535"/>
-          </w:tcPr>
-          <w:p>
-            <w:r/>
-            <w:r>
-              <w:rPr>
-                <w:rFonts w:ascii="微软雅黑" w:hAnsi="微软雅黑" w:eastAsia="微软雅黑"/>
-                <w:sz w:val="18"/>
-              </w:rPr>
-              <w:t>对全部可算指标一次性出结果</w:t>
-            </w:r>
-          </w:p>
-        </w:tc>
-      </w:tr>
-      <w:tr>
-        <w:tc>
-          <w:tcPr>
-            <w:tcW w:type="dxa" w:w="1701"/>
-          </w:tcPr>
-          <w:p>
-            <w:r/>
-            <w:r>
-              <w:rPr>
-                <w:rFonts w:ascii="Consolas" w:hAnsi="Consolas" w:eastAsia="宋体"/>
-                <w:b/>
-                <w:sz w:val="18"/>
-              </w:rPr>
-              <w:t>show_recipe</w:t>
-            </w:r>
-          </w:p>
-        </w:tc>
-        <w:tc>
-          <w:tcPr>
-            <w:tcW w:type="dxa" w:w="3969"/>
-          </w:tcPr>
-          <w:p>
-            <w:r/>
-            <w:r>
-              <w:rPr>
-                <w:rFonts w:ascii="微软雅黑" w:hAnsi="微软雅黑" w:eastAsia="微软雅黑"/>
-                <w:sz w:val="18"/>
-              </w:rPr>
-              <w:t>da.show_recipe(da.技能外包.净到手率)</w:t>
-            </w:r>
-          </w:p>
-        </w:tc>
-        <w:tc>
-          <w:tcPr>
-            <w:tcW w:type="dxa" w:w="4535"/>
-          </w:tcPr>
-          <w:p>
-            <w:r/>
-            <w:r>
-              <w:rPr>
-                <w:rFonts w:ascii="微软雅黑" w:hAnsi="微软雅黑" w:eastAsia="微软雅黑"/>
-                <w:sz w:val="18"/>
-              </w:rPr>
-              <w:t>打印公式+字段+可复制源码（指标/图表/看板通用）</w:t>
-            </w:r>
-          </w:p>
-        </w:tc>
-      </w:tr>
-      <w:tr>
-        <w:tc>
-          <w:tcPr>
-            <w:tcW w:type="dxa" w:w="1701"/>
-          </w:tcPr>
-          <w:p>
-            <w:r/>
-            <w:r>
-              <w:rPr>
-                <w:rFonts w:ascii="Consolas" w:hAnsi="Consolas" w:eastAsia="宋体"/>
-                <w:b/>
-                <w:sz w:val="18"/>
-              </w:rPr>
-              <w:t>list_metrics</w:t>
-            </w:r>
-          </w:p>
-        </w:tc>
-        <w:tc>
-          <w:tcPr>
-            <w:tcW w:type="dxa" w:w="3969"/>
-          </w:tcPr>
-          <w:p>
-            <w:r/>
-            <w:r>
-              <w:rPr>
-                <w:rFonts w:ascii="微软雅黑" w:hAnsi="微软雅黑" w:eastAsia="微软雅黑"/>
-                <w:sz w:val="18"/>
-              </w:rPr>
-              <w:t>da.list_metrics(domain=None, category=None, as_tree=True)</w:t>
-            </w:r>
-          </w:p>
-        </w:tc>
-        <w:tc>
-          <w:tcPr>
-            <w:tcW w:type="dxa" w:w="4535"/>
-          </w:tcPr>
-          <w:p>
-            <w:r/>
-            <w:r>
-              <w:rPr>
-                <w:rFonts w:ascii="微软雅黑" w:hAnsi="微软雅黑" w:eastAsia="微软雅黑"/>
-                <w:sz w:val="18"/>
-              </w:rPr>
-              <w:t>打印多层级清单（域→子类→指标=公式）</w:t>
-            </w:r>
-          </w:p>
-        </w:tc>
-      </w:tr>
-    </w:tbl>
-    <w:p/>
-    <w:p>
-      <w:pPr>
-        <w:pStyle w:val="Heading1"/>
-      </w:pPr>
-      <w:r>
-        <w:t>六、命令自更新（扩库，写文件+热加载）</w:t>
-      </w:r>
-    </w:p>
-    <w:p>
-      <w:pPr>
-        <w:spacing w:before="40" w:after="120"/>
-        <w:ind w:left="170"/>
-        <w:shd w:val="clear" w:color="auto" w:fill="F2F2F2"/>
-      </w:pPr>
-      <w:r>
-        <w:rPr>
-          <w:rFonts w:ascii="Consolas" w:hAnsi="Consolas" w:eastAsia="宋体"/>
-          <w:sz w:val="18"/>
-        </w:rPr>
-        <w:t># 加一个自定义指标（自动写入 da/&lt;域&gt;/_自定义.py 并热加载，当前会话立即可用）</w:t>
-      </w:r>
-      <w:r>
-        <w:br/>
-      </w:r>
-      <w:r>
-        <w:rPr>
-          <w:rFonts w:ascii="Consolas" w:hAnsi="Consolas" w:eastAsia="宋体"/>
-          <w:sz w:val="18"/>
-        </w:rPr>
-        <w:t>da.更新.加指标(</w:t>
-      </w:r>
-      <w:r>
-        <w:br/>
-      </w:r>
-      <w:r>
-        <w:rPr>
-          <w:rFonts w:ascii="Consolas" w:hAnsi="Consolas" w:eastAsia="宋体"/>
-          <w:sz w:val="18"/>
-        </w:rPr>
-        <w:t xml:space="preserve">    "技能外包", "私单净收率",</w:t>
-      </w:r>
-      <w:r>
-        <w:br/>
-      </w:r>
-      <w:r>
-        <w:rPr>
-          <w:rFonts w:ascii="Consolas" w:hAnsi="Consolas" w:eastAsia="宋体"/>
-          <w:sz w:val="18"/>
-        </w:rPr>
-        <w:t xml:space="preserve">    ["实收金额", "平台抽成", "税费"],</w:t>
-      </w:r>
-      <w:r>
-        <w:br/>
-      </w:r>
-      <w:r>
-        <w:rPr>
-          <w:rFonts w:ascii="Consolas" w:hAnsi="Consolas" w:eastAsia="宋体"/>
-          <w:sz w:val="18"/>
-        </w:rPr>
-        <w:t xml:space="preserve">    "私单净收率 = (实收金额 − 平台抽成 − 税费) / 实收金额",</w:t>
-      </w:r>
-      <w:r>
-        <w:br/>
-      </w:r>
-      <w:r>
-        <w:rPr>
-          <w:rFonts w:ascii="Consolas" w:hAnsi="Consolas" w:eastAsia="宋体"/>
-          <w:sz w:val="18"/>
-        </w:rPr>
-        <w:t xml:space="preserve">    可选列=["税费"],</w:t>
-      </w:r>
-      <w:r>
-        <w:br/>
-      </w:r>
-      <w:r>
-        <w:rPr>
-          <w:rFonts w:ascii="Consolas" w:hAnsi="Consolas" w:eastAsia="宋体"/>
-          <w:sz w:val="18"/>
-        </w:rPr>
-        <w:t xml:space="preserve">    计算体='return (d["实收金额"].sum() - d["平台抽成"].sum() - d["税费"].sum()) / d["实收金额"].sum()',</w:t>
-      </w:r>
-      <w:r>
-        <w:br/>
-      </w:r>
-      <w:r>
-        <w:rPr>
-          <w:rFonts w:ascii="Consolas" w:hAnsi="Consolas" w:eastAsia="宋体"/>
-          <w:sz w:val="18"/>
-        </w:rPr>
-        <w:t>)</w:t>
-      </w:r>
-      <w:r>
-        <w:br/>
-      </w:r>
-      <w:r>
-        <w:rPr>
-          <w:rFonts w:ascii="Consolas" w:hAnsi="Consolas" w:eastAsia="宋体"/>
-          <w:sz w:val="18"/>
-        </w:rPr>
-        <w:t># 之后直接：</w:t>
-      </w:r>
-      <w:r>
-        <w:br/>
-      </w:r>
-      <w:r>
-        <w:rPr>
-          <w:rFonts w:ascii="Consolas" w:hAnsi="Consolas" w:eastAsia="宋体"/>
-          <w:sz w:val="18"/>
-        </w:rPr>
-        <w:t>da.技能外包.私单净收率(df)</w:t>
-      </w:r>
-      <w:r>
-        <w:br/>
-      </w:r>
-      <w:r>
-        <w:rPr>
-          <w:rFonts w:ascii="Consolas" w:hAnsi="Consolas" w:eastAsia="宋体"/>
-          <w:sz w:val="18"/>
-        </w:rPr>
-      </w:r>
-      <w:r>
-        <w:br/>
-      </w:r>
-      <w:r>
-        <w:rPr>
-          <w:rFonts w:ascii="Consolas" w:hAnsi="Consolas" w:eastAsia="宋体"/>
-          <w:sz w:val="18"/>
-        </w:rPr>
-        <w:t># 加一个自定义看板</w:t>
-      </w:r>
-      <w:r>
-        <w:br/>
-      </w:r>
-      <w:r>
-        <w:rPr>
-          <w:rFonts w:ascii="Consolas" w:hAnsi="Consolas" w:eastAsia="宋体"/>
-          <w:sz w:val="18"/>
-        </w:rPr>
-        <w:t>da.更新.加看板(</w:t>
-      </w:r>
-      <w:r>
-        <w:br/>
-      </w:r>
-      <w:r>
-        <w:rPr>
-          <w:rFonts w:ascii="Consolas" w:hAnsi="Consolas" w:eastAsia="宋体"/>
-          <w:sz w:val="18"/>
-        </w:rPr>
-        <w:t xml:space="preserve">    "我的看板",</w:t>
-      </w:r>
-      <w:r>
-        <w:br/>
-      </w:r>
-      <w:r>
-        <w:rPr>
-          <w:rFonts w:ascii="Consolas" w:hAnsi="Consolas" w:eastAsia="宋体"/>
-          <w:sz w:val="18"/>
-        </w:rPr>
-        <w:t xml:space="preserve">    [{"标题":"各地区销售额","类型":"柱状图","x":"地区","y":"销售额","kw":{}},</w:t>
-      </w:r>
-      <w:r>
-        <w:br/>
-      </w:r>
-      <w:r>
-        <w:rPr>
-          <w:rFonts w:ascii="Consolas" w:hAnsi="Consolas" w:eastAsia="宋体"/>
-          <w:sz w:val="18"/>
-        </w:rPr>
-        <w:t xml:space="preserve">     {"标题":"各月趋势","类型":"折线图","x":"月份","y":"销售额","kw":{}}],</w:t>
-      </w:r>
-      <w:r>
-        <w:br/>
-      </w:r>
-      <w:r>
-        <w:rPr>
-          <w:rFonts w:ascii="Consolas" w:hAnsi="Consolas" w:eastAsia="宋体"/>
-          <w:sz w:val="18"/>
-        </w:rPr>
-        <w:t xml:space="preserve">    列=["地区","销售额","月份"], 说明="自定义看板示例",</w:t>
-      </w:r>
-      <w:r>
-        <w:br/>
-      </w:r>
-      <w:r>
-        <w:rPr>
-          <w:rFonts w:ascii="Consolas" w:hAnsi="Consolas" w:eastAsia="宋体"/>
-          <w:sz w:val="18"/>
-        </w:rPr>
-        <w:t>)</w:t>
-      </w:r>
-      <w:r>
-        <w:br/>
-      </w:r>
-      <w:r>
-        <w:rPr>
-          <w:rFonts w:ascii="Consolas" w:hAnsi="Consolas" w:eastAsia="宋体"/>
-          <w:sz w:val="18"/>
-        </w:rPr>
-      </w:r>
-      <w:r>
-        <w:br/>
-      </w:r>
-      <w:r>
-        <w:rPr>
-          <w:rFonts w:ascii="Consolas" w:hAnsi="Consolas" w:eastAsia="宋体"/>
-          <w:sz w:val="18"/>
-        </w:rPr>
-        <w:t># 不想直接写文件？用脚手架吐可粘贴源码：</w:t>
-      </w:r>
-      <w:r>
-        <w:br/>
-      </w:r>
-      <w:r>
-        <w:rPr>
-          <w:rFonts w:ascii="Consolas" w:hAnsi="Consolas" w:eastAsia="宋体"/>
-          <w:sz w:val="18"/>
-        </w:rPr>
-        <w:t>da.脚手架.生成指标代码("技能外包", "私单净收率", ["实收金额","平台抽成"], "公式...")</w:t>
-      </w:r>
-      <w:r>
-        <w:br/>
-      </w:r>
-      <w:r>
-        <w:rPr>
-          <w:rFonts w:ascii="Consolas" w:hAnsi="Consolas" w:eastAsia="宋体"/>
-          <w:sz w:val="18"/>
-        </w:rPr>
-        <w:t>da.脚手架.生成看板代码("我的看板", [{"标题":...,"类型":...,"x":...,"y":...,"kw":{}}], 列=[...])</w:t>
-      </w:r>
-    </w:p>
-    <w:p>
-      <w:pPr>
-        <w:pStyle w:val="Heading1"/>
-      </w:pPr>
-      <w:r>
-        <w:t>七、完整实例（从读取到出图，已实跑通过）</w:t>
-      </w:r>
-    </w:p>
-    <w:p>
-      <w:r>
-        <w:rPr>
-          <w:sz w:val="19"/>
-        </w:rPr>
-        <w:t>下面这段用库自带的 data/sample_skills.csv（技能外包示例数据）一气呵成：读取 → 清洗 → 能力探测 → 算指标 → 异常值检测 → 出图 → 看板 → 看配方。复制即可在 Jupyter 里逐格跑。</w:t>
-      </w:r>
-    </w:p>
-    <w:p>
-      <w:pPr>
-        <w:spacing w:before="40" w:after="120"/>
-        <w:ind w:left="170"/>
-        <w:shd w:val="clear" w:color="auto" w:fill="F2F2F2"/>
-      </w:pPr>
-      <w:r>
-        <w:rPr>
-          <w:rFonts w:ascii="Consolas" w:hAnsi="Consolas" w:eastAsia="宋体"/>
-          <w:sz w:val="18"/>
-        </w:rPr>
-        <w:t>import da</w:t>
-      </w:r>
-      <w:r>
-        <w:br/>
-      </w:r>
-      <w:r>
-        <w:rPr>
-          <w:rFonts w:ascii="Consolas" w:hAnsi="Consolas" w:eastAsia="宋体"/>
-          <w:sz w:val="18"/>
-        </w:rPr>
-        <w:t>import pandas as pd</w:t>
-      </w:r>
-      <w:r>
-        <w:br/>
-      </w:r>
-      <w:r>
-        <w:rPr>
-          <w:rFonts w:ascii="Consolas" w:hAnsi="Consolas" w:eastAsia="宋体"/>
-          <w:sz w:val="18"/>
-        </w:rPr>
-      </w:r>
-      <w:r>
-        <w:br/>
-      </w:r>
-      <w:r>
-        <w:rPr>
-          <w:rFonts w:ascii="Consolas" w:hAnsi="Consolas" w:eastAsia="宋体"/>
-          <w:sz w:val="18"/>
-        </w:rPr>
-        <w:t># 1) 读取数据</w:t>
-      </w:r>
-      <w:r>
-        <w:br/>
-      </w:r>
-      <w:r>
-        <w:rPr>
-          <w:rFonts w:ascii="Consolas" w:hAnsi="Consolas" w:eastAsia="宋体"/>
-          <w:sz w:val="18"/>
-        </w:rPr>
-        <w:t>df = pd.read_csv("data/sample_skills.csv")</w:t>
-      </w:r>
-      <w:r>
-        <w:br/>
-      </w:r>
-      <w:r>
-        <w:rPr>
-          <w:rFonts w:ascii="Consolas" w:hAnsi="Consolas" w:eastAsia="宋体"/>
-          <w:sz w:val="18"/>
-        </w:rPr>
-        <w:t>print("读取:", df.shape)                       # (行, 列)</w:t>
-      </w:r>
-      <w:r>
-        <w:br/>
-      </w:r>
-      <w:r>
-        <w:rPr>
-          <w:rFonts w:ascii="Consolas" w:hAnsi="Consolas" w:eastAsia="宋体"/>
-          <w:sz w:val="18"/>
-        </w:rPr>
-      </w:r>
-      <w:r>
-        <w:br/>
-      </w:r>
-      <w:r>
-        <w:rPr>
-          <w:rFonts w:ascii="Consolas" w:hAnsi="Consolas" w:eastAsia="宋体"/>
-          <w:sz w:val="18"/>
-        </w:rPr>
-        <w:t># 2) 一键清洗（去空格→日期转换→空值填充→去重）</w:t>
-      </w:r>
-      <w:r>
-        <w:br/>
-      </w:r>
-      <w:r>
-        <w:rPr>
-          <w:rFonts w:ascii="Consolas" w:hAnsi="Consolas" w:eastAsia="宋体"/>
-          <w:sz w:val="18"/>
-        </w:rPr>
-        <w:t>df = da.数据清洗.清洗管道(df)</w:t>
-      </w:r>
-      <w:r>
-        <w:br/>
-      </w:r>
-      <w:r>
-        <w:rPr>
-          <w:rFonts w:ascii="Consolas" w:hAnsi="Consolas" w:eastAsia="宋体"/>
-          <w:sz w:val="18"/>
-        </w:rPr>
-      </w:r>
-      <w:r>
-        <w:br/>
-      </w:r>
-      <w:r>
-        <w:rPr>
-          <w:rFonts w:ascii="Consolas" w:hAnsi="Consolas" w:eastAsia="宋体"/>
-          <w:sz w:val="18"/>
-        </w:rPr>
-        <w:t># 3) 能力探测：先看这份数据能算哪些指标、差哪列</w:t>
-      </w:r>
-      <w:r>
-        <w:br/>
-      </w:r>
-      <w:r>
-        <w:rPr>
-          <w:rFonts w:ascii="Consolas" w:hAnsi="Consolas" w:eastAsia="宋体"/>
-          <w:sz w:val="18"/>
-        </w:rPr>
-        <w:t>da.能力探测(df, "技能外包")</w:t>
-      </w:r>
-      <w:r>
-        <w:br/>
-      </w:r>
-      <w:r>
-        <w:rPr>
-          <w:rFonts w:ascii="Consolas" w:hAnsi="Consolas" w:eastAsia="宋体"/>
-          <w:sz w:val="18"/>
-        </w:rPr>
-      </w:r>
-      <w:r>
-        <w:br/>
-      </w:r>
-      <w:r>
-        <w:rPr>
-          <w:rFonts w:ascii="Consolas" w:hAnsi="Consolas" w:eastAsia="宋体"/>
-          <w:sz w:val="18"/>
-        </w:rPr>
-        <w:t># 4) 计算指标（综合成本率含「可选列 税费」，缺失自动按 0 算，不会报错）</w:t>
-      </w:r>
-      <w:r>
-        <w:br/>
-      </w:r>
-      <w:r>
-        <w:rPr>
-          <w:rFonts w:ascii="Consolas" w:hAnsi="Consolas" w:eastAsia="宋体"/>
-          <w:sz w:val="18"/>
-        </w:rPr>
-        <w:t>print("净到手率      =", round(da.技能外包.净到手率(df), 4))</w:t>
-      </w:r>
-      <w:r>
-        <w:br/>
-      </w:r>
-      <w:r>
-        <w:rPr>
-          <w:rFonts w:ascii="Consolas" w:hAnsi="Consolas" w:eastAsia="宋体"/>
-          <w:sz w:val="18"/>
-        </w:rPr>
-        <w:t>print("综合成本率    =", round(da.技能外包.综合成本率(df), 4))</w:t>
-      </w:r>
-      <w:r>
-        <w:br/>
-      </w:r>
-      <w:r>
-        <w:rPr>
-          <w:rFonts w:ascii="Consolas" w:hAnsi="Consolas" w:eastAsia="宋体"/>
-          <w:sz w:val="18"/>
-        </w:rPr>
-        <w:t>print(da.技能外包.渠道净收益率(df))            # 按 渠道来源 分组</w:t>
-      </w:r>
-      <w:r>
-        <w:br/>
-      </w:r>
-      <w:r>
-        <w:rPr>
-          <w:rFonts w:ascii="Consolas" w:hAnsi="Consolas" w:eastAsia="宋体"/>
-          <w:sz w:val="18"/>
-        </w:rPr>
-      </w:r>
-      <w:r>
-        <w:br/>
-      </w:r>
-      <w:r>
-        <w:rPr>
-          <w:rFonts w:ascii="Consolas" w:hAnsi="Consolas" w:eastAsia="宋体"/>
-          <w:sz w:val="18"/>
-        </w:rPr>
-        <w:t># 5) 异常值检测（只标记不删改；返回明细=True 给逐条上下界）</w:t>
-      </w:r>
-      <w:r>
-        <w:br/>
-      </w:r>
-      <w:r>
-        <w:rPr>
-          <w:rFonts w:ascii="Consolas" w:hAnsi="Consolas" w:eastAsia="宋体"/>
-          <w:sz w:val="18"/>
-        </w:rPr>
-        <w:t>df_mark = da.数据清洗.异常值检测(</w:t>
-      </w:r>
-      <w:r>
-        <w:br/>
-      </w:r>
-      <w:r>
-        <w:rPr>
-          <w:rFonts w:ascii="Consolas" w:hAnsi="Consolas" w:eastAsia="宋体"/>
-          <w:sz w:val="18"/>
-        </w:rPr>
-        <w:t xml:space="preserve">    df, 数值列=["实收金额", "平台抽成", "成本"], 方法="iqr", 系数=1.5)</w:t>
-      </w:r>
-      <w:r>
-        <w:br/>
-      </w:r>
-      <w:r>
-        <w:rPr>
-          <w:rFonts w:ascii="Consolas" w:hAnsi="Consolas" w:eastAsia="宋体"/>
-          <w:sz w:val="18"/>
-        </w:rPr>
-        <w:t># 新增列：异常_实收金额 / 异常_平台抽成 / 异常_成本 / 异常_任一</w:t>
-      </w:r>
-      <w:r>
-        <w:br/>
-      </w:r>
-      <w:r>
-        <w:rPr>
-          <w:rFonts w:ascii="Consolas" w:hAnsi="Consolas" w:eastAsia="宋体"/>
-          <w:sz w:val="18"/>
-        </w:rPr>
-      </w:r>
-      <w:r>
-        <w:br/>
-      </w:r>
-      <w:r>
-        <w:rPr>
-          <w:rFonts w:ascii="Consolas" w:hAnsi="Consolas" w:eastAsia="宋体"/>
-          <w:sz w:val="18"/>
-        </w:rPr>
-        <w:t># 6) 一句话出图（极简入口，自动按渠道聚合实收金额）</w:t>
-      </w:r>
-      <w:r>
-        <w:br/>
-      </w:r>
-      <w:r>
-        <w:rPr>
-          <w:rFonts w:ascii="Consolas" w:hAnsi="Consolas" w:eastAsia="宋体"/>
-          <w:sz w:val="18"/>
-        </w:rPr>
-        <w:t>da.图表.画(df, 类型="柱状图", x="渠道来源", y="实收金额",</w:t>
-      </w:r>
-      <w:r>
-        <w:br/>
-      </w:r>
-      <w:r>
-        <w:rPr>
-          <w:rFonts w:ascii="Consolas" w:hAnsi="Consolas" w:eastAsia="宋体"/>
-          <w:sz w:val="18"/>
-        </w:rPr>
-        <w:t xml:space="preserve">          agg="sum", 预设="商务蓝")           # 换黑底：预设="暗夜"</w:t>
-      </w:r>
-      <w:r>
-        <w:br/>
-      </w:r>
-      <w:r>
-        <w:rPr>
-          <w:rFonts w:ascii="Consolas" w:hAnsi="Consolas" w:eastAsia="宋体"/>
-          <w:sz w:val="18"/>
-        </w:rPr>
-      </w:r>
-      <w:r>
-        <w:br/>
-      </w:r>
-      <w:r>
-        <w:rPr>
-          <w:rFonts w:ascii="Consolas" w:hAnsi="Consolas" w:eastAsia="宋体"/>
-          <w:sz w:val="18"/>
-        </w:rPr>
-        <w:t># 7) 业务看板（多图组合，缺列自动跳过不崩）</w:t>
-      </w:r>
-      <w:r>
-        <w:br/>
-      </w:r>
-      <w:r>
-        <w:rPr>
-          <w:rFonts w:ascii="Consolas" w:hAnsi="Consolas" w:eastAsia="宋体"/>
-          <w:sz w:val="18"/>
-        </w:rPr>
-        <w:t>boards = da.图表.看板(df, 名称="渠道对比")    # 返回 dict{子图标题:图}</w:t>
-      </w:r>
-      <w:r>
-        <w:br/>
-      </w:r>
-      <w:r>
-        <w:rPr>
-          <w:rFonts w:ascii="Consolas" w:hAnsi="Consolas" w:eastAsia="宋体"/>
-          <w:sz w:val="18"/>
-        </w:rPr>
-      </w:r>
-      <w:r>
-        <w:br/>
-      </w:r>
-      <w:r>
-        <w:rPr>
-          <w:rFonts w:ascii="Consolas" w:hAnsi="Consolas" w:eastAsia="宋体"/>
-          <w:sz w:val="18"/>
-        </w:rPr>
-        <w:t># 8) 看某指标的算法配方（公式+字段+可复制源码）</w:t>
-      </w:r>
-      <w:r>
-        <w:br/>
-      </w:r>
-      <w:r>
-        <w:rPr>
-          <w:rFonts w:ascii="Consolas" w:hAnsi="Consolas" w:eastAsia="宋体"/>
-          <w:sz w:val="18"/>
-        </w:rPr>
-        <w:t>da.show_recipe(da.技能外包.净到手率)</w:t>
-      </w:r>
-    </w:p>
-    <w:p/>
-    <w:p>
-      <w:r>
-        <w:rPr>
-          <w:rFonts w:ascii="微软雅黑" w:hAnsi="微软雅黑" w:eastAsia="微软雅黑"/>
-          <w:color w:val="993300"/>
-          <w:sz w:val="18"/>
-        </w:rPr>
-        <w:t>提示：接单时异常值≠必删——顶级销售月薪 9 万是真值不是错值；本库所有清洗/图表函数「先检测、后处理」，处理方式由你按业务判断。</w:t>
-      </w:r>
-    </w:p>
     <w:sectPr>
       <w:pgSz w:w="12240" w:h="15840"/>
-      <w:pgMar w:top="1440" w:right="1800" w:bottom="1440" w:left="1800" w:header="720" w:footer="720" w:gutter="0"/>
+      <w:pgMar w:top="1296" w:right="1296" w:bottom="1296" w:left="1296" w:header="720" w:footer="720" w:gutter="0"/>
       <w:cols w:space="720"/>
       <w:docGrid w:linePitch="360"/>
     </w:sectPr>
